--- a/TS-Kramam/TS-6.2/TS 6.2 Tamil Krama Paatam Corrections.docx
+++ b/TS-Kramam/TS-6.2/TS 6.2 Tamil Krama Paatam Corrections.docx
@@ -1,7 +1,1033 @@
 
 <file path=word/document.xml><?xml version="1.0" encoding="utf-8"?>
-<w:document xmlns:wpc="http://schemas.microsoft.com/office/word/2010/wordprocessingCanvas" xmlns:cx="http://schemas.microsoft.com/office/drawing/2014/chartex" xmlns:cx1="http://schemas.microsoft.com/office/drawing/2015/9/8/chartex" xmlns:cx2="http://schemas.microsoft.com/office/drawing/2015/10/21/chartex" xmlns:cx3="http://schemas.microsoft.com/office/drawing/2016/5/9/chartex" xmlns:cx4="http://schemas.microsoft.com/office/drawing/2016/5/10/chartex" xmlns:cx5="http://schemas.microsoft.com/office/drawing/2016/5/11/chartex" xmlns:cx6="http://schemas.microsoft.com/office/drawing/2016/5/12/chartex" xmlns:cx7="http://schemas.microsoft.com/office/drawing/2016/5/13/chartex" xmlns:cx8="http://schemas.microsoft.com/office/drawing/2016/5/14/chartex" xmlns:mc="http://schemas.openxmlformats.org/markup-compatibility/2006" xmlns:aink="http://schemas.microsoft.com/office/drawing/2016/ink" xmlns:am3d="http://schemas.microsoft.com/office/drawing/2017/model3d" xmlns:o="urn:schemas-microsoft-com:office:office" xmlns:oel="http://schemas.microsoft.com/office/2019/extlst" xmlns:r="http://schemas.openxmlformats.org/officeDocument/2006/relationships" xmlns:m="http://schemas.openxmlformats.org/officeDocument/2006/math" xmlns:v="urn:schemas-microsoft-com:vml" xmlns:wp14="http://schemas.microsoft.com/office/word/2010/wordprocessingDrawing" xmlns:wp="http://schemas.openxmlformats.org/drawingml/2006/wordprocessingDrawing" xmlns:w10="urn:schemas-microsoft-com:office:word" xmlns:w="http://schemas.openxmlformats.org/wordprocessingml/2006/main" xmlns:w14="http://schemas.microsoft.com/office/word/2010/wordml" xmlns:w15="http://schemas.microsoft.com/office/word/2012/wordml" xmlns:w16cex="http://schemas.microsoft.com/office/word/2018/wordml/cex" xmlns:w16cid="http://schemas.microsoft.com/office/word/2016/wordml/cid" xmlns:w16="http://schemas.microsoft.com/office/word/2018/wordml" xmlns:w16sdtdh="http://schemas.microsoft.com/office/word/2020/wordml/sdtdatahash" xmlns:w16se="http://schemas.microsoft.com/office/word/2015/wordml/symex" xmlns:wpg="http://schemas.microsoft.com/office/word/2010/wordprocessingGroup" xmlns:wpi="http://schemas.microsoft.com/office/word/2010/wordprocessingInk" xmlns:wne="http://schemas.microsoft.com/office/word/2006/wordml" xmlns:wps="http://schemas.microsoft.com/office/word/2010/wordprocessingShape" mc:Ignorable="w14 w15 w16se w16cid w16 w16cex w16sdtdh wp14">
+<w:document xmlns:wpc="http://schemas.microsoft.com/office/word/2010/wordprocessingCanvas" xmlns:cx="http://schemas.microsoft.com/office/drawing/2014/chartex" xmlns:cx1="http://schemas.microsoft.com/office/drawing/2015/9/8/chartex" xmlns:cx2="http://schemas.microsoft.com/office/drawing/2015/10/21/chartex" xmlns:cx3="http://schemas.microsoft.com/office/drawing/2016/5/9/chartex" xmlns:cx4="http://schemas.microsoft.com/office/drawing/2016/5/10/chartex" xmlns:cx5="http://schemas.microsoft.com/office/drawing/2016/5/11/chartex" xmlns:cx6="http://schemas.microsoft.com/office/drawing/2016/5/12/chartex" xmlns:cx7="http://schemas.microsoft.com/office/drawing/2016/5/13/chartex" xmlns:cx8="http://schemas.microsoft.com/office/drawing/2016/5/14/chartex" xmlns:mc="http://schemas.openxmlformats.org/markup-compatibility/2006" xmlns:aink="http://schemas.microsoft.com/office/drawing/2016/ink" xmlns:am3d="http://schemas.microsoft.com/office/drawing/2017/model3d" xmlns:o="urn:schemas-microsoft-com:office:office" xmlns:oel="http://schemas.microsoft.com/office/2019/extlst" xmlns:r="http://schemas.openxmlformats.org/officeDocument/2006/relationships" xmlns:m="http://schemas.openxmlformats.org/officeDocument/2006/math" xmlns:v="urn:schemas-microsoft-com:vml" xmlns:wp14="http://schemas.microsoft.com/office/word/2010/wordprocessingDrawing" xmlns:wp="http://schemas.openxmlformats.org/drawingml/2006/wordprocessingDrawing" xmlns:w10="urn:schemas-microsoft-com:office:word" xmlns:w="http://schemas.openxmlformats.org/wordprocessingml/2006/main" xmlns:w14="http://schemas.microsoft.com/office/word/2010/wordml" xmlns:w15="http://schemas.microsoft.com/office/word/2012/wordml" xmlns:w16cei="http://schemas.microsoft.com/office/word/2026/wordml/cei" xmlns:w16cex="http://schemas.microsoft.com/office/word/2018/wordml/cex" xmlns:w16cid="http://schemas.microsoft.com/office/word/2016/wordml/cid" xmlns:w16="http://schemas.microsoft.com/office/word/2018/wordml" xmlns:w16du="http://schemas.microsoft.com/office/word/2023/wordml/word16du" xmlns:w16sdtdh="http://schemas.microsoft.com/office/word/2020/wordml/sdtdatahash" xmlns:w16sdtfl="http://schemas.microsoft.com/office/word/2024/wordml/sdtformatlock" xmlns:w16se="http://schemas.microsoft.com/office/word/2015/wordml/symex" xmlns:wpg="http://schemas.microsoft.com/office/word/2010/wordprocessingGroup" xmlns:wpi="http://schemas.microsoft.com/office/word/2010/wordprocessingInk" xmlns:wne="http://schemas.microsoft.com/office/word/2006/wordml" xmlns:wps="http://schemas.microsoft.com/office/word/2010/wordprocessingShape" mc:Ignorable="w14 w15 w16se w16cid w16 w16cex w16sdtdh w16sdtfl w16du wp14">
   <w:body>
+    <w:p>
+      <w:pPr>
+        <w:jc w:val="center"/>
+        <w:rPr>
+          <w:b/>
+          <w:bCs/>
+          <w:sz w:val="32"/>
+          <w:szCs w:val="32"/>
+          <w:u w:val="single"/>
+        </w:rPr>
+      </w:pPr>
+      <w:r>
+        <w:rPr>
+          <w:b/>
+          <w:bCs/>
+          <w:sz w:val="32"/>
+          <w:szCs w:val="32"/>
+          <w:u w:val="single"/>
+        </w:rPr>
+        <w:t xml:space="preserve">TS </w:t>
+      </w:r>
+      <w:r>
+        <w:rPr>
+          <w:b/>
+          <w:bCs/>
+          <w:sz w:val="32"/>
+          <w:szCs w:val="32"/>
+          <w:u w:val="single"/>
+        </w:rPr>
+        <w:t>Krama</w:t>
+      </w:r>
+      <w:r>
+        <w:rPr>
+          <w:b/>
+          <w:bCs/>
+          <w:sz w:val="32"/>
+          <w:szCs w:val="32"/>
+          <w:u w:val="single"/>
+        </w:rPr>
+        <w:t xml:space="preserve"> Paatam – TS </w:t>
+      </w:r>
+      <w:r>
+        <w:rPr>
+          <w:b/>
+          <w:bCs/>
+          <w:sz w:val="32"/>
+          <w:szCs w:val="32"/>
+          <w:u w:val="single"/>
+        </w:rPr>
+        <w:t>6.2</w:t>
+      </w:r>
+      <w:r>
+        <w:rPr>
+          <w:b/>
+          <w:bCs/>
+          <w:sz w:val="32"/>
+          <w:szCs w:val="32"/>
+          <w:u w:val="single"/>
+        </w:rPr>
+        <w:t xml:space="preserve"> </w:t>
+      </w:r>
+      <w:r>
+        <w:rPr>
+          <w:b/>
+          <w:bCs/>
+          <w:sz w:val="32"/>
+          <w:szCs w:val="32"/>
+          <w:u w:val="single"/>
+        </w:rPr>
+        <w:t>Tamil</w:t>
+      </w:r>
+      <w:r>
+        <w:rPr>
+          <w:b/>
+          <w:bCs/>
+          <w:sz w:val="32"/>
+          <w:szCs w:val="32"/>
+          <w:u w:val="single"/>
+        </w:rPr>
+        <w:t xml:space="preserve"> Corrections –</w:t>
+      </w:r>
+      <w:r>
+        <w:rPr>
+          <w:b/>
+          <w:bCs/>
+          <w:sz w:val="32"/>
+          <w:szCs w:val="32"/>
+          <w:u w:val="single"/>
+        </w:rPr>
+        <w:t xml:space="preserve"> </w:t>
+      </w:r>
+      <w:r>
+        <w:rPr>
+          <w:b/>
+          <w:bCs/>
+          <w:sz w:val="32"/>
+          <w:szCs w:val="32"/>
+          <w:u w:val="single"/>
+        </w:rPr>
+        <w:t xml:space="preserve">Observed </w:t>
+      </w:r>
+      <w:proofErr w:type="gramStart"/>
+      <w:r>
+        <w:rPr>
+          <w:b/>
+          <w:bCs/>
+          <w:sz w:val="32"/>
+          <w:szCs w:val="32"/>
+          <w:u w:val="single"/>
+        </w:rPr>
+        <w:t xml:space="preserve">till </w:t>
+      </w:r>
+      <w:r>
+        <w:rPr>
+          <w:b/>
+          <w:bCs/>
+          <w:sz w:val="32"/>
+          <w:szCs w:val="32"/>
+          <w:highlight w:val="red"/>
+          <w:u w:val="single"/>
+        </w:rPr>
+        <w:t>????</w:t>
+      </w:r>
+      <w:proofErr w:type="gramEnd"/>
+    </w:p>
+    <w:p>
+      <w:pPr>
+        <w:spacing w:before="0" w:line="240" w:lineRule="auto"/>
+        <w:jc w:val="center"/>
+        <w:rPr>
+          <w:b/>
+          <w:szCs w:val="24"/>
+        </w:rPr>
+      </w:pPr>
+      <w:r>
+        <w:rPr>
+          <w:b/>
+          <w:szCs w:val="24"/>
+        </w:rPr>
+        <w:t>(ignore those which are already incorporated in your book’s version and date)</w:t>
+      </w:r>
+    </w:p>
+    <w:tbl>
+      <w:tblPr>
+        <w:tblW w:w="13750" w:type="dxa"/>
+        <w:tblInd w:w="-714" w:type="dxa"/>
+        <w:tblBorders>
+          <w:top w:val="single" w:sz="4" w:space="0" w:color="000000"/>
+          <w:left w:val="single" w:sz="4" w:space="0" w:color="000000"/>
+          <w:bottom w:val="single" w:sz="4" w:space="0" w:color="000000"/>
+          <w:right w:val="single" w:sz="4" w:space="0" w:color="000000"/>
+          <w:insideH w:val="single" w:sz="4" w:space="0" w:color="000000"/>
+          <w:insideV w:val="single" w:sz="4" w:space="0" w:color="000000"/>
+        </w:tblBorders>
+        <w:tblLook w:val="04A0" w:firstRow="1" w:lastRow="0" w:firstColumn="1" w:lastColumn="0" w:noHBand="0" w:noVBand="1"/>
+      </w:tblPr>
+      <w:tblGrid>
+        <w:gridCol w:w="3828"/>
+        <w:gridCol w:w="4678"/>
+        <w:gridCol w:w="5244"/>
+      </w:tblGrid>
+      <w:tr>
+        <w:tc>
+          <w:tcPr>
+            <w:tcW w:w="3828" w:type="dxa"/>
+          </w:tcPr>
+          <w:p>
+            <w:pPr>
+              <w:spacing w:before="0" w:line="240" w:lineRule="auto"/>
+              <w:jc w:val="center"/>
+              <w:rPr>
+                <w:b/>
+                <w:bCs/>
+                <w:sz w:val="32"/>
+                <w:szCs w:val="32"/>
+              </w:rPr>
+            </w:pPr>
+            <w:r>
+              <w:rPr>
+                <w:b/>
+                <w:bCs/>
+                <w:sz w:val="32"/>
+                <w:szCs w:val="32"/>
+              </w:rPr>
+              <w:t>Section, Paragraph</w:t>
+            </w:r>
+          </w:p>
+          <w:p>
+            <w:pPr>
+              <w:spacing w:before="0" w:line="240" w:lineRule="auto"/>
+              <w:jc w:val="center"/>
+              <w:rPr>
+                <w:b/>
+                <w:bCs/>
+                <w:sz w:val="32"/>
+                <w:szCs w:val="32"/>
+              </w:rPr>
+            </w:pPr>
+            <w:r>
+              <w:rPr>
+                <w:b/>
+                <w:bCs/>
+                <w:sz w:val="32"/>
+                <w:szCs w:val="32"/>
+              </w:rPr>
+              <w:t>Reference</w:t>
+            </w:r>
+          </w:p>
+        </w:tc>
+        <w:tc>
+          <w:tcPr>
+            <w:tcW w:w="4678" w:type="dxa"/>
+          </w:tcPr>
+          <w:p>
+            <w:pPr>
+              <w:spacing w:before="0" w:line="240" w:lineRule="auto"/>
+              <w:jc w:val="center"/>
+              <w:rPr>
+                <w:b/>
+                <w:bCs/>
+                <w:sz w:val="32"/>
+                <w:szCs w:val="32"/>
+              </w:rPr>
+            </w:pPr>
+            <w:r>
+              <w:rPr>
+                <w:b/>
+                <w:bCs/>
+                <w:sz w:val="32"/>
+                <w:szCs w:val="32"/>
+              </w:rPr>
+              <w:t>As Printed</w:t>
+            </w:r>
+          </w:p>
+        </w:tc>
+        <w:tc>
+          <w:tcPr>
+            <w:tcW w:w="5244" w:type="dxa"/>
+          </w:tcPr>
+          <w:p>
+            <w:pPr>
+              <w:spacing w:before="0" w:line="240" w:lineRule="auto"/>
+              <w:ind w:left="-183" w:right="-18"/>
+              <w:jc w:val="center"/>
+              <w:rPr>
+                <w:b/>
+                <w:bCs/>
+                <w:sz w:val="32"/>
+                <w:szCs w:val="32"/>
+              </w:rPr>
+            </w:pPr>
+            <w:r>
+              <w:rPr>
+                <w:b/>
+                <w:bCs/>
+                <w:sz w:val="32"/>
+                <w:szCs w:val="32"/>
+              </w:rPr>
+              <w:t>To be read as or corrected as</w:t>
+            </w:r>
+          </w:p>
+        </w:tc>
+      </w:tr>
+      <w:tr>
+        <w:trPr>
+          <w:trHeight w:val="1387"/>
+        </w:trPr>
+        <w:tc>
+          <w:tcPr>
+            <w:tcW w:w="3828" w:type="dxa"/>
+            <w:tcBorders>
+              <w:top w:val="single" w:sz="4" w:space="0" w:color="000000"/>
+              <w:left w:val="single" w:sz="4" w:space="0" w:color="000000"/>
+              <w:bottom w:val="single" w:sz="4" w:space="0" w:color="auto"/>
+              <w:right w:val="single" w:sz="4" w:space="0" w:color="000000"/>
+            </w:tcBorders>
+          </w:tcPr>
+          <w:p>
+            <w:pPr>
+              <w:widowControl w:val="0"/>
+              <w:tabs>
+                <w:tab w:val="left" w:pos="993"/>
+              </w:tabs>
+              <w:autoSpaceDE w:val="0"/>
+              <w:autoSpaceDN w:val="0"/>
+              <w:adjustRightInd w:val="0"/>
+              <w:spacing w:before="0" w:line="240" w:lineRule="auto"/>
+              <w:ind w:right="297"/>
+              <w:rPr>
+                <w:rFonts w:cs="Arial"/>
+                <w:b/>
+                <w:color w:val="000000"/>
+                <w:sz w:val="28"/>
+                <w:szCs w:val="32"/>
+              </w:rPr>
+            </w:pPr>
+            <w:r>
+              <w:rPr>
+                <w:rFonts w:cs="Arial"/>
+                <w:b/>
+                <w:color w:val="000000"/>
+                <w:sz w:val="28"/>
+                <w:szCs w:val="32"/>
+              </w:rPr>
+              <w:t>T.S.</w:t>
+            </w:r>
+            <w:r>
+              <w:rPr>
+                <w:rFonts w:cs="Arial"/>
+                <w:b/>
+                <w:color w:val="000000"/>
+                <w:sz w:val="28"/>
+                <w:szCs w:val="32"/>
+              </w:rPr>
+              <w:t>6.2.1.6</w:t>
+            </w:r>
+            <w:r>
+              <w:rPr>
+                <w:rFonts w:cs="Arial"/>
+                <w:b/>
+                <w:color w:val="000000"/>
+                <w:sz w:val="28"/>
+                <w:szCs w:val="32"/>
+              </w:rPr>
+              <w:t xml:space="preserve"> – Kramam</w:t>
+            </w:r>
+          </w:p>
+          <w:p>
+            <w:pPr>
+              <w:widowControl w:val="0"/>
+              <w:tabs>
+                <w:tab w:val="left" w:pos="993"/>
+              </w:tabs>
+              <w:autoSpaceDE w:val="0"/>
+              <w:autoSpaceDN w:val="0"/>
+              <w:adjustRightInd w:val="0"/>
+              <w:spacing w:before="0" w:line="240" w:lineRule="auto"/>
+              <w:ind w:right="297"/>
+              <w:rPr>
+                <w:rFonts w:cs="Arial"/>
+                <w:b/>
+                <w:color w:val="000000"/>
+                <w:sz w:val="28"/>
+                <w:szCs w:val="32"/>
+                <w:lang w:val="en-IN"/>
+              </w:rPr>
+            </w:pPr>
+            <w:r>
+              <w:rPr>
+                <w:rFonts w:cs="Arial"/>
+                <w:b/>
+                <w:color w:val="000000"/>
+                <w:sz w:val="28"/>
+                <w:szCs w:val="32"/>
+                <w:lang w:val="en-IN"/>
+              </w:rPr>
+              <w:t>Krama Vaakyam No.– 18</w:t>
+            </w:r>
+          </w:p>
+          <w:p>
+            <w:pPr>
+              <w:widowControl w:val="0"/>
+              <w:tabs>
+                <w:tab w:val="left" w:pos="993"/>
+              </w:tabs>
+              <w:autoSpaceDE w:val="0"/>
+              <w:autoSpaceDN w:val="0"/>
+              <w:adjustRightInd w:val="0"/>
+              <w:spacing w:before="0" w:line="240" w:lineRule="auto"/>
+              <w:ind w:right="297"/>
+              <w:rPr>
+                <w:rFonts w:cs="Arial"/>
+                <w:b/>
+                <w:color w:val="000000"/>
+                <w:sz w:val="28"/>
+                <w:szCs w:val="32"/>
+                <w:lang w:val="it-IT"/>
+              </w:rPr>
+            </w:pPr>
+            <w:r>
+              <w:rPr>
+                <w:rFonts w:cs="Arial"/>
+                <w:b/>
+                <w:color w:val="000000"/>
+                <w:sz w:val="28"/>
+                <w:szCs w:val="32"/>
+                <w:lang w:val="it-IT"/>
+              </w:rPr>
+              <w:t>Panchaati No</w:t>
+            </w:r>
+            <w:r>
+              <w:rPr>
+                <w:rFonts w:cs="Arial"/>
+                <w:b/>
+                <w:color w:val="000000"/>
+                <w:szCs w:val="32"/>
+                <w:lang w:val="it-IT"/>
+              </w:rPr>
+              <w:t xml:space="preserve">. - </w:t>
+            </w:r>
+            <w:r>
+              <w:rPr>
+                <w:rFonts w:cs="Arial"/>
+                <w:b/>
+                <w:color w:val="000000"/>
+                <w:sz w:val="28"/>
+                <w:szCs w:val="32"/>
+                <w:lang w:val="it-IT"/>
+              </w:rPr>
+              <w:t>6</w:t>
+            </w:r>
+          </w:p>
+        </w:tc>
+        <w:tc>
+          <w:tcPr>
+            <w:tcW w:w="4678" w:type="dxa"/>
+            <w:tcBorders>
+              <w:top w:val="single" w:sz="4" w:space="0" w:color="000000"/>
+              <w:left w:val="single" w:sz="4" w:space="0" w:color="000000"/>
+              <w:bottom w:val="single" w:sz="4" w:space="0" w:color="auto"/>
+              <w:right w:val="single" w:sz="4" w:space="0" w:color="000000"/>
+            </w:tcBorders>
+          </w:tcPr>
+          <w:p>
+            <w:pPr>
+              <w:widowControl w:val="0"/>
+              <w:autoSpaceDE w:val="0"/>
+              <w:autoSpaceDN w:val="0"/>
+              <w:adjustRightInd w:val="0"/>
+              <w:spacing w:before="0" w:line="240" w:lineRule="auto"/>
+              <w:rPr>
+                <w:rFonts w:ascii="BRH Malayalam Extra" w:eastAsia="Times New Roman" w:hAnsi="BRH Malayalam Extra" w:cs="BRH Malayalam Extra"/>
+                <w:color w:val="000000"/>
+                <w:sz w:val="40"/>
+                <w:szCs w:val="40"/>
+                <w:lang w:val="it-IT" w:eastAsia="en-IN" w:bidi="ml-IN"/>
+              </w:rPr>
+            </w:pPr>
+            <w:r>
+              <w:rPr>
+                <w:rFonts w:ascii="Latha" w:hAnsi="Latha" w:cs="Latha"/>
+                <w:sz w:val="28"/>
+                <w:szCs w:val="28"/>
+                <w:cs/>
+                <w:lang w:bidi="ta-IN"/>
+              </w:rPr>
+              <w:t>ஸ</w:t>
+            </w:r>
+            <w:r>
+              <w:rPr>
+                <w:rFonts w:ascii="BRH Devanagari Extra" w:hAnsi="BRH Devanagari Extra" w:cs="Latha"/>
+                <w:b/>
+                <w:sz w:val="36"/>
+                <w:szCs w:val="28"/>
+                <w:lang w:val="it-IT" w:bidi="ta-IN"/>
+              </w:rPr>
+              <w:t>ò</w:t>
+            </w:r>
+            <w:r>
+              <w:rPr>
+                <w:rFonts w:ascii="Latha" w:hAnsi="Latha" w:cs="Latha"/>
+                <w:sz w:val="28"/>
+                <w:szCs w:val="28"/>
+                <w:lang w:val="it-IT" w:bidi="ta-IN"/>
+              </w:rPr>
+              <w:t xml:space="preserve"> </w:t>
+            </w:r>
+            <w:r>
+              <w:rPr>
+                <w:rFonts w:ascii="Latha" w:hAnsi="Latha" w:cs="Latha"/>
+                <w:sz w:val="28"/>
+                <w:szCs w:val="28"/>
+                <w:cs/>
+                <w:lang w:bidi="ta-IN"/>
+              </w:rPr>
+              <w:t>ஸ்ப</w:t>
+            </w:r>
+            <w:r>
+              <w:rPr>
+                <w:rFonts w:ascii="BRH Tamil Tab Extra" w:hAnsi="BRH Tamil Tab Extra" w:cs="Latha"/>
+                <w:b/>
+                <w:sz w:val="36"/>
+                <w:szCs w:val="28"/>
+                <w:lang w:val="it-IT" w:bidi="ta-IN"/>
+              </w:rPr>
+              <w:t>†</w:t>
+            </w:r>
+            <w:r>
+              <w:rPr>
+                <w:rFonts w:ascii="Latha" w:hAnsi="Latha" w:cs="Latha"/>
+                <w:sz w:val="28"/>
+                <w:szCs w:val="28"/>
+                <w:cs/>
+                <w:lang w:bidi="ta-IN"/>
+              </w:rPr>
+              <w:t>ர்</w:t>
+            </w:r>
+            <w:r>
+              <w:rPr>
+                <w:rFonts w:ascii="Latha" w:hAnsi="Latha" w:cs="Latha"/>
+                <w:b/>
+                <w:bCs/>
+                <w:sz w:val="32"/>
+                <w:szCs w:val="32"/>
+                <w:lang w:val="it-IT" w:bidi="ta-IN"/>
+              </w:rPr>
+              <w:t>.</w:t>
+            </w:r>
+            <w:r>
+              <w:rPr>
+                <w:rFonts w:ascii="Latha" w:hAnsi="Latha" w:cs="Latha"/>
+                <w:sz w:val="28"/>
+                <w:szCs w:val="28"/>
+                <w:cs/>
+                <w:lang w:bidi="ta-IN"/>
+              </w:rPr>
+              <w:t>ஶயதி</w:t>
+            </w:r>
+            <w:r>
+              <w:rPr>
+                <w:rFonts w:ascii="Latha" w:hAnsi="Latha" w:cs="Latha"/>
+                <w:sz w:val="28"/>
+                <w:szCs w:val="28"/>
+                <w:lang w:val="it-IT" w:bidi="ta-IN"/>
+              </w:rPr>
+              <w:t xml:space="preserve"> | </w:t>
+            </w:r>
+            <w:r>
+              <w:rPr>
+                <w:rFonts w:ascii="Latha" w:hAnsi="Latha" w:cs="Latha"/>
+                <w:sz w:val="28"/>
+                <w:szCs w:val="28"/>
+                <w:cs/>
+                <w:lang w:bidi="ta-IN"/>
+              </w:rPr>
+              <w:t>ஸ்</w:t>
+            </w:r>
+            <w:r>
+              <w:rPr>
+                <w:rFonts w:ascii="Latha" w:hAnsi="Latha" w:cs="Latha"/>
+                <w:sz w:val="28"/>
+                <w:szCs w:val="28"/>
+                <w:highlight w:val="yellow"/>
+                <w:cs/>
+                <w:lang w:bidi="ta-IN"/>
+              </w:rPr>
+              <w:t>வ</w:t>
+            </w:r>
+            <w:r>
+              <w:rPr>
+                <w:rFonts w:ascii="BRH Tamil Tab Extra" w:hAnsi="BRH Tamil Tab Extra" w:cs="Latha"/>
+                <w:b/>
+                <w:sz w:val="32"/>
+                <w:szCs w:val="28"/>
+                <w:lang w:val="it-IT" w:bidi="ta-IN"/>
+              </w:rPr>
+              <w:t>…</w:t>
+            </w:r>
+            <w:r>
+              <w:rPr>
+                <w:rFonts w:ascii="Latha" w:hAnsi="Latha" w:cs="Latha"/>
+                <w:sz w:val="28"/>
+                <w:szCs w:val="28"/>
+                <w:cs/>
+                <w:lang w:bidi="ta-IN"/>
+              </w:rPr>
+              <w:t>ர்</w:t>
+            </w:r>
+            <w:r>
+              <w:rPr>
+                <w:rFonts w:ascii="Latha" w:hAnsi="Latha" w:cs="Latha"/>
+                <w:b/>
+                <w:bCs/>
+                <w:sz w:val="32"/>
+                <w:szCs w:val="32"/>
+                <w:lang w:val="it-IT" w:bidi="ta-IN"/>
+              </w:rPr>
+              <w:t>.</w:t>
+            </w:r>
+            <w:r>
+              <w:rPr>
+                <w:rFonts w:ascii="BRH Tamil Tab Extra" w:hAnsi="BRH Tamil Tab Extra" w:cs="Latha"/>
+                <w:b/>
+                <w:sz w:val="32"/>
+                <w:szCs w:val="28"/>
+                <w:lang w:val="it-IT" w:bidi="ta-IN"/>
+              </w:rPr>
+              <w:t>…</w:t>
+            </w:r>
+            <w:r>
+              <w:rPr>
+                <w:rFonts w:ascii="Latha" w:hAnsi="Latha" w:cs="Latha"/>
+                <w:sz w:val="28"/>
+                <w:szCs w:val="28"/>
+                <w:cs/>
+                <w:lang w:bidi="ta-IN"/>
+              </w:rPr>
+              <w:t>ஶ</w:t>
+            </w:r>
+            <w:r>
+              <w:rPr>
+                <w:rFonts w:ascii="BRH Tamil Tab Extra" w:hAnsi="BRH Tamil Tab Extra" w:cs="Latha"/>
+                <w:b/>
+                <w:sz w:val="32"/>
+                <w:szCs w:val="28"/>
+                <w:lang w:val="it-IT" w:bidi="ta-IN"/>
+              </w:rPr>
+              <w:t>…</w:t>
+            </w:r>
+            <w:r>
+              <w:rPr>
+                <w:rFonts w:ascii="Latha" w:hAnsi="Latha" w:cs="Latha"/>
+                <w:sz w:val="28"/>
+                <w:szCs w:val="28"/>
+                <w:cs/>
+                <w:lang w:bidi="ta-IN"/>
+              </w:rPr>
+              <w:t>ய</w:t>
+            </w:r>
+            <w:r>
+              <w:rPr>
+                <w:rFonts w:ascii="BRH Tamil Tab Extra" w:hAnsi="BRH Tamil Tab Extra" w:cs="Latha"/>
+                <w:b/>
+                <w:sz w:val="32"/>
+                <w:szCs w:val="28"/>
+                <w:lang w:val="it-IT" w:bidi="ta-IN"/>
+              </w:rPr>
+              <w:t>…</w:t>
+            </w:r>
+            <w:r>
+              <w:rPr>
+                <w:rFonts w:ascii="Latha" w:hAnsi="Latha" w:cs="Latha"/>
+                <w:sz w:val="28"/>
+                <w:szCs w:val="28"/>
+                <w:cs/>
+                <w:lang w:bidi="ta-IN"/>
+              </w:rPr>
+              <w:t>தி</w:t>
+            </w:r>
+            <w:r>
+              <w:rPr>
+                <w:rFonts w:ascii="BRH Tamil Tab Extra" w:hAnsi="BRH Tamil Tab Extra" w:cs="Latha"/>
+                <w:b/>
+                <w:sz w:val="32"/>
+                <w:szCs w:val="28"/>
+                <w:lang w:val="it-IT" w:bidi="ta-IN"/>
+              </w:rPr>
+              <w:t>…</w:t>
+            </w:r>
+            <w:r>
+              <w:rPr>
+                <w:rFonts w:ascii="Latha" w:hAnsi="Latha" w:cs="Latha"/>
+                <w:sz w:val="28"/>
+                <w:szCs w:val="28"/>
+                <w:lang w:val="it-IT" w:bidi="ta-IN"/>
+              </w:rPr>
+              <w:t xml:space="preserve"> </w:t>
+            </w:r>
+            <w:r>
+              <w:rPr>
+                <w:rFonts w:ascii="Latha" w:hAnsi="Latha" w:cs="Latha"/>
+                <w:sz w:val="28"/>
+                <w:szCs w:val="28"/>
+                <w:cs/>
+                <w:lang w:bidi="ta-IN"/>
+              </w:rPr>
+              <w:t>ரக்ஷ</w:t>
+            </w:r>
+            <w:r>
+              <w:rPr>
+                <w:rFonts w:ascii="BRH Tamil Tab Extra" w:hAnsi="BRH Tamil Tab Extra" w:cs="Latha"/>
+                <w:b/>
+                <w:sz w:val="36"/>
+                <w:szCs w:val="28"/>
+                <w:lang w:val="it-IT" w:bidi="ta-IN"/>
+              </w:rPr>
+              <w:t>†</w:t>
+            </w:r>
+            <w:r>
+              <w:rPr>
+                <w:rFonts w:ascii="Latha" w:hAnsi="Latha" w:cs="Latha"/>
+                <w:sz w:val="28"/>
+                <w:szCs w:val="28"/>
+                <w:cs/>
+                <w:lang w:bidi="ta-IN"/>
+              </w:rPr>
+              <w:t>ஸாம்</w:t>
+            </w:r>
+            <w:r>
+              <w:rPr>
+                <w:rFonts w:ascii="Latha" w:hAnsi="Latha" w:cs="Latha"/>
+                <w:sz w:val="28"/>
+                <w:szCs w:val="28"/>
+                <w:lang w:val="it-IT" w:bidi="ta-IN"/>
+              </w:rPr>
+              <w:t xml:space="preserve"> |</w:t>
+            </w:r>
+          </w:p>
+        </w:tc>
+        <w:tc>
+          <w:tcPr>
+            <w:tcW w:w="5244" w:type="dxa"/>
+            <w:tcBorders>
+              <w:top w:val="single" w:sz="4" w:space="0" w:color="000000"/>
+              <w:left w:val="single" w:sz="4" w:space="0" w:color="000000"/>
+              <w:bottom w:val="single" w:sz="4" w:space="0" w:color="auto"/>
+              <w:right w:val="single" w:sz="4" w:space="0" w:color="000000"/>
+            </w:tcBorders>
+          </w:tcPr>
+          <w:p>
+            <w:pPr>
+              <w:autoSpaceDE w:val="0"/>
+              <w:autoSpaceDN w:val="0"/>
+              <w:adjustRightInd w:val="0"/>
+              <w:spacing w:before="0" w:line="240" w:lineRule="auto"/>
+              <w:rPr>
+                <w:rFonts w:ascii="Latha" w:hAnsi="Latha" w:cs="Latha"/>
+                <w:sz w:val="28"/>
+                <w:szCs w:val="28"/>
+                <w:lang w:val="it-IT" w:bidi="ta-IN"/>
+              </w:rPr>
+            </w:pPr>
+            <w:r>
+              <w:rPr>
+                <w:rFonts w:ascii="Latha" w:hAnsi="Latha" w:cs="Latha"/>
+                <w:sz w:val="28"/>
+                <w:szCs w:val="28"/>
+                <w:cs/>
+                <w:lang w:bidi="ta-IN"/>
+              </w:rPr>
+              <w:t>ஸ</w:t>
+            </w:r>
+            <w:r>
+              <w:rPr>
+                <w:rFonts w:ascii="BRH Devanagari Extra" w:hAnsi="BRH Devanagari Extra" w:cs="Latha"/>
+                <w:b/>
+                <w:sz w:val="36"/>
+                <w:szCs w:val="28"/>
+                <w:lang w:val="it-IT" w:bidi="ta-IN"/>
+              </w:rPr>
+              <w:t>ò</w:t>
+            </w:r>
+            <w:r>
+              <w:rPr>
+                <w:rFonts w:ascii="Latha" w:hAnsi="Latha" w:cs="Latha"/>
+                <w:sz w:val="28"/>
+                <w:szCs w:val="28"/>
+                <w:lang w:val="it-IT" w:bidi="ta-IN"/>
+              </w:rPr>
+              <w:t xml:space="preserve"> </w:t>
+            </w:r>
+            <w:r>
+              <w:rPr>
+                <w:rFonts w:ascii="Latha" w:hAnsi="Latha" w:cs="Latha"/>
+                <w:sz w:val="28"/>
+                <w:szCs w:val="28"/>
+                <w:cs/>
+                <w:lang w:bidi="ta-IN"/>
+              </w:rPr>
+              <w:t>ஸ்ப</w:t>
+            </w:r>
+            <w:r>
+              <w:rPr>
+                <w:rFonts w:ascii="BRH Tamil Tab Extra" w:hAnsi="BRH Tamil Tab Extra" w:cs="Latha"/>
+                <w:b/>
+                <w:sz w:val="36"/>
+                <w:szCs w:val="28"/>
+                <w:lang w:val="it-IT" w:bidi="ta-IN"/>
+              </w:rPr>
+              <w:t>†</w:t>
+            </w:r>
+            <w:r>
+              <w:rPr>
+                <w:rFonts w:ascii="Latha" w:hAnsi="Latha" w:cs="Latha"/>
+                <w:sz w:val="28"/>
+                <w:szCs w:val="28"/>
+                <w:cs/>
+                <w:lang w:bidi="ta-IN"/>
+              </w:rPr>
+              <w:t>ர்</w:t>
+            </w:r>
+            <w:r>
+              <w:rPr>
+                <w:rFonts w:ascii="Latha" w:hAnsi="Latha" w:cs="Latha"/>
+                <w:b/>
+                <w:bCs/>
+                <w:sz w:val="32"/>
+                <w:szCs w:val="32"/>
+                <w:lang w:val="it-IT" w:bidi="ta-IN"/>
+              </w:rPr>
+              <w:t>.</w:t>
+            </w:r>
+            <w:r>
+              <w:rPr>
+                <w:rFonts w:ascii="Latha" w:hAnsi="Latha" w:cs="Latha"/>
+                <w:sz w:val="28"/>
+                <w:szCs w:val="28"/>
+                <w:cs/>
+                <w:lang w:bidi="ta-IN"/>
+              </w:rPr>
+              <w:t>ஶயதி</w:t>
+            </w:r>
+            <w:r>
+              <w:rPr>
+                <w:rFonts w:ascii="Latha" w:hAnsi="Latha" w:cs="Latha"/>
+                <w:sz w:val="28"/>
+                <w:szCs w:val="28"/>
+                <w:lang w:val="it-IT" w:bidi="ta-IN"/>
+              </w:rPr>
+              <w:t xml:space="preserve"> | </w:t>
+            </w:r>
+          </w:p>
+          <w:p>
+            <w:pPr>
+              <w:autoSpaceDE w:val="0"/>
+              <w:autoSpaceDN w:val="0"/>
+              <w:adjustRightInd w:val="0"/>
+              <w:spacing w:before="0" w:line="240" w:lineRule="auto"/>
+              <w:rPr>
+                <w:rFonts w:ascii="BRH Malayalam Extra" w:eastAsia="Times New Roman" w:hAnsi="BRH Malayalam Extra" w:cs="BRH Malayalam Extra"/>
+                <w:color w:val="000000"/>
+                <w:sz w:val="40"/>
+                <w:szCs w:val="40"/>
+                <w:lang w:val="it-IT" w:eastAsia="en-IN" w:bidi="ml-IN"/>
+              </w:rPr>
+            </w:pPr>
+            <w:r>
+              <w:rPr>
+                <w:rFonts w:ascii="Latha" w:hAnsi="Latha" w:cs="Latha"/>
+                <w:sz w:val="28"/>
+                <w:szCs w:val="28"/>
+                <w:cs/>
+                <w:lang w:bidi="ta-IN"/>
+              </w:rPr>
+              <w:t>ஸ்</w:t>
+            </w:r>
+            <w:r>
+              <w:rPr>
+                <w:rFonts w:ascii="Latha" w:hAnsi="Latha" w:cs="Latha"/>
+                <w:sz w:val="28"/>
+                <w:szCs w:val="28"/>
+                <w:highlight w:val="green"/>
+                <w:cs/>
+                <w:lang w:bidi="ta-IN"/>
+              </w:rPr>
+              <w:t>ப</w:t>
+            </w:r>
+            <w:r>
+              <w:rPr>
+                <w:rFonts w:ascii="BRH Tamil Tab Extra" w:hAnsi="BRH Tamil Tab Extra" w:cs="Latha"/>
+                <w:b/>
+                <w:sz w:val="32"/>
+                <w:szCs w:val="28"/>
+                <w:lang w:val="it-IT" w:bidi="ta-IN"/>
+              </w:rPr>
+              <w:t>…</w:t>
+            </w:r>
+            <w:r>
+              <w:rPr>
+                <w:rFonts w:ascii="Latha" w:hAnsi="Latha" w:cs="Latha"/>
+                <w:sz w:val="28"/>
+                <w:szCs w:val="28"/>
+                <w:cs/>
+                <w:lang w:bidi="ta-IN"/>
+              </w:rPr>
+              <w:t>ர்</w:t>
+            </w:r>
+            <w:r>
+              <w:rPr>
+                <w:rFonts w:ascii="Latha" w:hAnsi="Latha" w:cs="Latha"/>
+                <w:b/>
+                <w:bCs/>
+                <w:sz w:val="32"/>
+                <w:szCs w:val="32"/>
+                <w:lang w:val="it-IT" w:bidi="ta-IN"/>
+              </w:rPr>
+              <w:t>.</w:t>
+            </w:r>
+            <w:r>
+              <w:rPr>
+                <w:rFonts w:ascii="BRH Tamil Tab Extra" w:hAnsi="BRH Tamil Tab Extra" w:cs="Latha"/>
+                <w:b/>
+                <w:sz w:val="32"/>
+                <w:szCs w:val="28"/>
+                <w:lang w:val="it-IT" w:bidi="ta-IN"/>
+              </w:rPr>
+              <w:t>…</w:t>
+            </w:r>
+            <w:r>
+              <w:rPr>
+                <w:rFonts w:ascii="Latha" w:hAnsi="Latha" w:cs="Latha"/>
+                <w:sz w:val="28"/>
+                <w:szCs w:val="28"/>
+                <w:cs/>
+                <w:lang w:bidi="ta-IN"/>
+              </w:rPr>
+              <w:t>ஶ</w:t>
+            </w:r>
+            <w:r>
+              <w:rPr>
+                <w:rFonts w:ascii="BRH Tamil Tab Extra" w:hAnsi="BRH Tamil Tab Extra" w:cs="Latha"/>
+                <w:b/>
+                <w:sz w:val="32"/>
+                <w:szCs w:val="28"/>
+                <w:lang w:val="it-IT" w:bidi="ta-IN"/>
+              </w:rPr>
+              <w:t>…</w:t>
+            </w:r>
+            <w:r>
+              <w:rPr>
+                <w:rFonts w:ascii="Latha" w:hAnsi="Latha" w:cs="Latha"/>
+                <w:sz w:val="28"/>
+                <w:szCs w:val="28"/>
+                <w:cs/>
+                <w:lang w:bidi="ta-IN"/>
+              </w:rPr>
+              <w:t>ய</w:t>
+            </w:r>
+            <w:r>
+              <w:rPr>
+                <w:rFonts w:ascii="BRH Tamil Tab Extra" w:hAnsi="BRH Tamil Tab Extra" w:cs="Latha"/>
+                <w:b/>
+                <w:sz w:val="32"/>
+                <w:szCs w:val="28"/>
+                <w:lang w:val="it-IT" w:bidi="ta-IN"/>
+              </w:rPr>
+              <w:t>…</w:t>
+            </w:r>
+            <w:r>
+              <w:rPr>
+                <w:rFonts w:ascii="Latha" w:hAnsi="Latha" w:cs="Latha"/>
+                <w:sz w:val="28"/>
+                <w:szCs w:val="28"/>
+                <w:cs/>
+                <w:lang w:bidi="ta-IN"/>
+              </w:rPr>
+              <w:t>தி</w:t>
+            </w:r>
+            <w:r>
+              <w:rPr>
+                <w:rFonts w:ascii="BRH Tamil Tab Extra" w:hAnsi="BRH Tamil Tab Extra" w:cs="Latha"/>
+                <w:b/>
+                <w:sz w:val="32"/>
+                <w:szCs w:val="28"/>
+                <w:lang w:val="it-IT" w:bidi="ta-IN"/>
+              </w:rPr>
+              <w:t>…</w:t>
+            </w:r>
+            <w:r>
+              <w:rPr>
+                <w:rFonts w:ascii="Latha" w:hAnsi="Latha" w:cs="Latha"/>
+                <w:sz w:val="28"/>
+                <w:szCs w:val="28"/>
+                <w:lang w:val="it-IT" w:bidi="ta-IN"/>
+              </w:rPr>
+              <w:t xml:space="preserve"> </w:t>
+            </w:r>
+            <w:r>
+              <w:rPr>
+                <w:rFonts w:ascii="Latha" w:hAnsi="Latha" w:cs="Latha"/>
+                <w:sz w:val="28"/>
+                <w:szCs w:val="28"/>
+                <w:cs/>
+                <w:lang w:bidi="ta-IN"/>
+              </w:rPr>
+              <w:t>ரக்ஷ</w:t>
+            </w:r>
+            <w:r>
+              <w:rPr>
+                <w:rFonts w:ascii="BRH Tamil Tab Extra" w:hAnsi="BRH Tamil Tab Extra" w:cs="Latha"/>
+                <w:b/>
+                <w:sz w:val="36"/>
+                <w:szCs w:val="28"/>
+                <w:lang w:val="it-IT" w:bidi="ta-IN"/>
+              </w:rPr>
+              <w:t>†</w:t>
+            </w:r>
+            <w:r>
+              <w:rPr>
+                <w:rFonts w:ascii="Latha" w:hAnsi="Latha" w:cs="Latha"/>
+                <w:sz w:val="28"/>
+                <w:szCs w:val="28"/>
+                <w:cs/>
+                <w:lang w:bidi="ta-IN"/>
+              </w:rPr>
+              <w:t>ஸாம்</w:t>
+            </w:r>
+            <w:r>
+              <w:rPr>
+                <w:rFonts w:ascii="Latha" w:hAnsi="Latha" w:cs="Latha"/>
+                <w:sz w:val="28"/>
+                <w:szCs w:val="28"/>
+                <w:lang w:val="it-IT" w:bidi="ta-IN"/>
+              </w:rPr>
+              <w:t xml:space="preserve"> |</w:t>
+            </w:r>
+          </w:p>
+        </w:tc>
+      </w:tr>
+    </w:tbl>
+    <w:p>
+      <w:pPr>
+        <w:jc w:val="center"/>
+        <w:rPr>
+          <w:b/>
+          <w:bCs/>
+          <w:sz w:val="32"/>
+          <w:szCs w:val="32"/>
+          <w:u w:val="single"/>
+          <w:lang w:val="it-IT"/>
+        </w:rPr>
+      </w:pPr>
+    </w:p>
+    <w:p>
+      <w:pPr>
+        <w:jc w:val="center"/>
+        <w:rPr>
+          <w:b/>
+          <w:bCs/>
+          <w:sz w:val="32"/>
+          <w:szCs w:val="32"/>
+          <w:u w:val="single"/>
+          <w:lang w:val="it-IT"/>
+        </w:rPr>
+      </w:pPr>
+    </w:p>
     <w:p>
       <w:pPr>
         <w:jc w:val="center"/>
@@ -149,23 +1175,7 @@
           <w:b/>
           <w:szCs w:val="24"/>
         </w:rPr>
-        <w:t>(</w:t>
-      </w:r>
-      <w:proofErr w:type="gramStart"/>
-      <w:r>
-        <w:rPr>
-          <w:b/>
-          <w:szCs w:val="24"/>
-        </w:rPr>
-        <w:t>ignore</w:t>
-      </w:r>
-      <w:proofErr w:type="gramEnd"/>
-      <w:r>
-        <w:rPr>
-          <w:b/>
-          <w:szCs w:val="24"/>
-        </w:rPr>
-        <w:t xml:space="preserve"> those which are already incorporated in your book’s version and date)</w:t>
+        <w:t>(ignore those which are already incorporated in your book’s version and date)</w:t>
       </w:r>
     </w:p>
     <w:tbl>
@@ -302,7 +1312,6 @@
               <w:bottom w:val="single" w:sz="4" w:space="0" w:color="auto"/>
               <w:right w:val="single" w:sz="4" w:space="0" w:color="000000"/>
             </w:tcBorders>
-            <w:shd w:val="clear" w:color="auto" w:fill="auto"/>
           </w:tcPr>
           <w:p>
             <w:pPr>
@@ -449,7 +1458,6 @@
               <w:bottom w:val="single" w:sz="4" w:space="0" w:color="auto"/>
               <w:right w:val="single" w:sz="4" w:space="0" w:color="000000"/>
             </w:tcBorders>
-            <w:shd w:val="clear" w:color="auto" w:fill="auto"/>
           </w:tcPr>
           <w:p>
             <w:pPr>
@@ -828,7 +1836,6 @@
               <w:bottom w:val="single" w:sz="4" w:space="0" w:color="auto"/>
               <w:right w:val="single" w:sz="4" w:space="0" w:color="000000"/>
             </w:tcBorders>
-            <w:shd w:val="clear" w:color="auto" w:fill="auto"/>
           </w:tcPr>
           <w:p>
             <w:pPr>
@@ -1443,6 +2450,7 @@
                 <w:sz w:val="32"/>
                 <w:szCs w:val="32"/>
               </w:rPr>
+              <w:lastRenderedPageBreak/>
               <w:t>Reference</w:t>
             </w:r>
           </w:p>
@@ -1469,6 +2477,7 @@
                 <w:sz w:val="32"/>
                 <w:szCs w:val="32"/>
               </w:rPr>
+              <w:lastRenderedPageBreak/>
               <w:t>As Printed</w:t>
             </w:r>
           </w:p>
@@ -3058,7 +4067,6 @@
               </w:rPr>
               <w:t>“</w:t>
             </w:r>
-            <w:proofErr w:type="spellStart"/>
             <w:r>
               <w:rPr>
                 <w:b/>
@@ -3066,7 +4074,6 @@
               </w:rPr>
               <w:t>dru</w:t>
             </w:r>
-            <w:proofErr w:type="spellEnd"/>
             <w:r>
               <w:rPr>
                 <w:b/>
@@ -3121,7 +4128,6 @@
                 <w:sz w:val="28"/>
                 <w:szCs w:val="32"/>
               </w:rPr>
-              <w:lastRenderedPageBreak/>
               <w:t>T.S.</w:t>
             </w:r>
             <w:r>
@@ -4694,6 +5700,7 @@
                 <w:sz w:val="28"/>
                 <w:szCs w:val="32"/>
               </w:rPr>
+              <w:lastRenderedPageBreak/>
               <w:t>T.S.6.2.3.3 – Kramam</w:t>
             </w:r>
           </w:p>
@@ -6495,7 +7502,6 @@
                 <w:sz w:val="28"/>
                 <w:szCs w:val="32"/>
               </w:rPr>
-              <w:lastRenderedPageBreak/>
               <w:t>T.S.6.2.4.2 – Kramam</w:t>
             </w:r>
           </w:p>
@@ -8052,6 +9058,7 @@
                 <w:sz w:val="28"/>
                 <w:szCs w:val="32"/>
               </w:rPr>
+              <w:lastRenderedPageBreak/>
               <w:t>T.S.</w:t>
             </w:r>
             <w:r>
@@ -10191,7 +11198,6 @@
                 <w:sz w:val="28"/>
                 <w:szCs w:val="32"/>
               </w:rPr>
-              <w:lastRenderedPageBreak/>
               <w:t>T.S.6.2.7.5 – Kramam</w:t>
             </w:r>
           </w:p>
@@ -11467,6 +12473,7 @@
                 <w:sz w:val="28"/>
                 <w:szCs w:val="32"/>
               </w:rPr>
+              <w:lastRenderedPageBreak/>
               <w:t>T.S.</w:t>
             </w:r>
             <w:r>
@@ -13267,7 +14274,7 @@
 </file>
 
 <file path=word/endnotes.xml><?xml version="1.0" encoding="utf-8"?>
-<w:endnotes xmlns:wpc="http://schemas.microsoft.com/office/word/2010/wordprocessingCanvas" xmlns:cx="http://schemas.microsoft.com/office/drawing/2014/chartex" xmlns:cx1="http://schemas.microsoft.com/office/drawing/2015/9/8/chartex" xmlns:cx2="http://schemas.microsoft.com/office/drawing/2015/10/21/chartex" xmlns:cx3="http://schemas.microsoft.com/office/drawing/2016/5/9/chartex" xmlns:cx4="http://schemas.microsoft.com/office/drawing/2016/5/10/chartex" xmlns:cx5="http://schemas.microsoft.com/office/drawing/2016/5/11/chartex" xmlns:cx6="http://schemas.microsoft.com/office/drawing/2016/5/12/chartex" xmlns:cx7="http://schemas.microsoft.com/office/drawing/2016/5/13/chartex" xmlns:cx8="http://schemas.microsoft.com/office/drawing/2016/5/14/chartex" xmlns:mc="http://schemas.openxmlformats.org/markup-compatibility/2006" xmlns:aink="http://schemas.microsoft.com/office/drawing/2016/ink" xmlns:am3d="http://schemas.microsoft.com/office/drawing/2017/model3d" xmlns:o="urn:schemas-microsoft-com:office:office" xmlns:oel="http://schemas.microsoft.com/office/2019/extlst" xmlns:r="http://schemas.openxmlformats.org/officeDocument/2006/relationships" xmlns:m="http://schemas.openxmlformats.org/officeDocument/2006/math" xmlns:v="urn:schemas-microsoft-com:vml" xmlns:wp14="http://schemas.microsoft.com/office/word/2010/wordprocessingDrawing" xmlns:wp="http://schemas.openxmlformats.org/drawingml/2006/wordprocessingDrawing" xmlns:w10="urn:schemas-microsoft-com:office:word" xmlns:w="http://schemas.openxmlformats.org/wordprocessingml/2006/main" xmlns:w14="http://schemas.microsoft.com/office/word/2010/wordml" xmlns:w15="http://schemas.microsoft.com/office/word/2012/wordml" xmlns:w16cex="http://schemas.microsoft.com/office/word/2018/wordml/cex" xmlns:w16cid="http://schemas.microsoft.com/office/word/2016/wordml/cid" xmlns:w16="http://schemas.microsoft.com/office/word/2018/wordml" xmlns:w16sdtdh="http://schemas.microsoft.com/office/word/2020/wordml/sdtdatahash" xmlns:w16se="http://schemas.microsoft.com/office/word/2015/wordml/symex" xmlns:wpg="http://schemas.microsoft.com/office/word/2010/wordprocessingGroup" xmlns:wpi="http://schemas.microsoft.com/office/word/2010/wordprocessingInk" xmlns:wne="http://schemas.microsoft.com/office/word/2006/wordml" xmlns:wps="http://schemas.microsoft.com/office/word/2010/wordprocessingShape" mc:Ignorable="w14 w15 w16se w16cid w16 w16cex w16sdtdh wp14">
+<w:endnotes xmlns:wpc="http://schemas.microsoft.com/office/word/2010/wordprocessingCanvas" xmlns:cx="http://schemas.microsoft.com/office/drawing/2014/chartex" xmlns:cx1="http://schemas.microsoft.com/office/drawing/2015/9/8/chartex" xmlns:cx2="http://schemas.microsoft.com/office/drawing/2015/10/21/chartex" xmlns:cx3="http://schemas.microsoft.com/office/drawing/2016/5/9/chartex" xmlns:cx4="http://schemas.microsoft.com/office/drawing/2016/5/10/chartex" xmlns:cx5="http://schemas.microsoft.com/office/drawing/2016/5/11/chartex" xmlns:cx6="http://schemas.microsoft.com/office/drawing/2016/5/12/chartex" xmlns:cx7="http://schemas.microsoft.com/office/drawing/2016/5/13/chartex" xmlns:cx8="http://schemas.microsoft.com/office/drawing/2016/5/14/chartex" xmlns:mc="http://schemas.openxmlformats.org/markup-compatibility/2006" xmlns:aink="http://schemas.microsoft.com/office/drawing/2016/ink" xmlns:am3d="http://schemas.microsoft.com/office/drawing/2017/model3d" xmlns:o="urn:schemas-microsoft-com:office:office" xmlns:oel="http://schemas.microsoft.com/office/2019/extlst" xmlns:r="http://schemas.openxmlformats.org/officeDocument/2006/relationships" xmlns:m="http://schemas.openxmlformats.org/officeDocument/2006/math" xmlns:v="urn:schemas-microsoft-com:vml" xmlns:wp14="http://schemas.microsoft.com/office/word/2010/wordprocessingDrawing" xmlns:wp="http://schemas.openxmlformats.org/drawingml/2006/wordprocessingDrawing" xmlns:w10="urn:schemas-microsoft-com:office:word" xmlns:w="http://schemas.openxmlformats.org/wordprocessingml/2006/main" xmlns:w14="http://schemas.microsoft.com/office/word/2010/wordml" xmlns:w15="http://schemas.microsoft.com/office/word/2012/wordml" xmlns:w16cei="http://schemas.microsoft.com/office/word/2026/wordml/cei" xmlns:w16cex="http://schemas.microsoft.com/office/word/2018/wordml/cex" xmlns:w16cid="http://schemas.microsoft.com/office/word/2016/wordml/cid" xmlns:w16="http://schemas.microsoft.com/office/word/2018/wordml" xmlns:w16du="http://schemas.microsoft.com/office/word/2023/wordml/word16du" xmlns:w16sdtdh="http://schemas.microsoft.com/office/word/2020/wordml/sdtdatahash" xmlns:w16sdtfl="http://schemas.microsoft.com/office/word/2024/wordml/sdtformatlock" xmlns:w16se="http://schemas.microsoft.com/office/word/2015/wordml/symex" xmlns:wpg="http://schemas.microsoft.com/office/word/2010/wordprocessingGroup" xmlns:wpi="http://schemas.microsoft.com/office/word/2010/wordprocessingInk" xmlns:wne="http://schemas.microsoft.com/office/word/2006/wordml" xmlns:wps="http://schemas.microsoft.com/office/word/2010/wordprocessingShape" mc:Ignorable="w14 w15 w16se w16cid w16 w16cex w16sdtdh w16sdtfl w16du wp14">
   <w:endnote w:type="separator" w:id="-1">
     <w:p>
       <w:pPr>
@@ -13292,7 +14299,7 @@
 </file>
 
 <file path=word/footer1.xml><?xml version="1.0" encoding="utf-8"?>
-<w:ftr xmlns:wpc="http://schemas.microsoft.com/office/word/2010/wordprocessingCanvas" xmlns:cx="http://schemas.microsoft.com/office/drawing/2014/chartex" xmlns:cx1="http://schemas.microsoft.com/office/drawing/2015/9/8/chartex" xmlns:cx2="http://schemas.microsoft.com/office/drawing/2015/10/21/chartex" xmlns:cx3="http://schemas.microsoft.com/office/drawing/2016/5/9/chartex" xmlns:cx4="http://schemas.microsoft.com/office/drawing/2016/5/10/chartex" xmlns:cx5="http://schemas.microsoft.com/office/drawing/2016/5/11/chartex" xmlns:cx6="http://schemas.microsoft.com/office/drawing/2016/5/12/chartex" xmlns:cx7="http://schemas.microsoft.com/office/drawing/2016/5/13/chartex" xmlns:cx8="http://schemas.microsoft.com/office/drawing/2016/5/14/chartex" xmlns:mc="http://schemas.openxmlformats.org/markup-compatibility/2006" xmlns:aink="http://schemas.microsoft.com/office/drawing/2016/ink" xmlns:am3d="http://schemas.microsoft.com/office/drawing/2017/model3d" xmlns:o="urn:schemas-microsoft-com:office:office" xmlns:oel="http://schemas.microsoft.com/office/2019/extlst" xmlns:r="http://schemas.openxmlformats.org/officeDocument/2006/relationships" xmlns:m="http://schemas.openxmlformats.org/officeDocument/2006/math" xmlns:v="urn:schemas-microsoft-com:vml" xmlns:wp14="http://schemas.microsoft.com/office/word/2010/wordprocessingDrawing" xmlns:wp="http://schemas.openxmlformats.org/drawingml/2006/wordprocessingDrawing" xmlns:w10="urn:schemas-microsoft-com:office:word" xmlns:w="http://schemas.openxmlformats.org/wordprocessingml/2006/main" xmlns:w14="http://schemas.microsoft.com/office/word/2010/wordml" xmlns:w15="http://schemas.microsoft.com/office/word/2012/wordml" xmlns:w16cex="http://schemas.microsoft.com/office/word/2018/wordml/cex" xmlns:w16cid="http://schemas.microsoft.com/office/word/2016/wordml/cid" xmlns:w16="http://schemas.microsoft.com/office/word/2018/wordml" xmlns:w16sdtdh="http://schemas.microsoft.com/office/word/2020/wordml/sdtdatahash" xmlns:w16se="http://schemas.microsoft.com/office/word/2015/wordml/symex" xmlns:wpg="http://schemas.microsoft.com/office/word/2010/wordprocessingGroup" xmlns:wpi="http://schemas.microsoft.com/office/word/2010/wordprocessingInk" xmlns:wne="http://schemas.microsoft.com/office/word/2006/wordml" xmlns:wps="http://schemas.microsoft.com/office/word/2010/wordprocessingShape" mc:Ignorable="w14 w15 w16se w16cid w16 w16cex w16sdtdh wp14">
+<w:ftr xmlns:wpc="http://schemas.microsoft.com/office/word/2010/wordprocessingCanvas" xmlns:cx="http://schemas.microsoft.com/office/drawing/2014/chartex" xmlns:cx1="http://schemas.microsoft.com/office/drawing/2015/9/8/chartex" xmlns:cx2="http://schemas.microsoft.com/office/drawing/2015/10/21/chartex" xmlns:cx3="http://schemas.microsoft.com/office/drawing/2016/5/9/chartex" xmlns:cx4="http://schemas.microsoft.com/office/drawing/2016/5/10/chartex" xmlns:cx5="http://schemas.microsoft.com/office/drawing/2016/5/11/chartex" xmlns:cx6="http://schemas.microsoft.com/office/drawing/2016/5/12/chartex" xmlns:cx7="http://schemas.microsoft.com/office/drawing/2016/5/13/chartex" xmlns:cx8="http://schemas.microsoft.com/office/drawing/2016/5/14/chartex" xmlns:mc="http://schemas.openxmlformats.org/markup-compatibility/2006" xmlns:aink="http://schemas.microsoft.com/office/drawing/2016/ink" xmlns:am3d="http://schemas.microsoft.com/office/drawing/2017/model3d" xmlns:o="urn:schemas-microsoft-com:office:office" xmlns:oel="http://schemas.microsoft.com/office/2019/extlst" xmlns:r="http://schemas.openxmlformats.org/officeDocument/2006/relationships" xmlns:m="http://schemas.openxmlformats.org/officeDocument/2006/math" xmlns:v="urn:schemas-microsoft-com:vml" xmlns:wp14="http://schemas.microsoft.com/office/word/2010/wordprocessingDrawing" xmlns:wp="http://schemas.openxmlformats.org/drawingml/2006/wordprocessingDrawing" xmlns:w10="urn:schemas-microsoft-com:office:word" xmlns:w="http://schemas.openxmlformats.org/wordprocessingml/2006/main" xmlns:w14="http://schemas.microsoft.com/office/word/2010/wordml" xmlns:w15="http://schemas.microsoft.com/office/word/2012/wordml" xmlns:w16cei="http://schemas.microsoft.com/office/word/2026/wordml/cei" xmlns:w16cex="http://schemas.microsoft.com/office/word/2018/wordml/cex" xmlns:w16cid="http://schemas.microsoft.com/office/word/2016/wordml/cid" xmlns:w16="http://schemas.microsoft.com/office/word/2018/wordml" xmlns:w16du="http://schemas.microsoft.com/office/word/2023/wordml/word16du" xmlns:w16sdtdh="http://schemas.microsoft.com/office/word/2020/wordml/sdtdatahash" xmlns:w16sdtfl="http://schemas.microsoft.com/office/word/2024/wordml/sdtformatlock" xmlns:w16se="http://schemas.microsoft.com/office/word/2015/wordml/symex" xmlns:wpg="http://schemas.microsoft.com/office/word/2010/wordprocessingGroup" xmlns:wpi="http://schemas.microsoft.com/office/word/2010/wordprocessingInk" xmlns:wne="http://schemas.microsoft.com/office/word/2006/wordml" xmlns:wps="http://schemas.microsoft.com/office/word/2010/wordprocessingShape" mc:Ignorable="w14 w15 w16se w16cid w16 w16cex w16sdtdh w16sdtfl w16du wp14">
   <w:p>
     <w:pPr>
       <w:pBdr>
@@ -13441,7 +14448,7 @@
 </file>
 
 <file path=word/footer2.xml><?xml version="1.0" encoding="utf-8"?>
-<w:ftr xmlns:wpc="http://schemas.microsoft.com/office/word/2010/wordprocessingCanvas" xmlns:cx="http://schemas.microsoft.com/office/drawing/2014/chartex" xmlns:cx1="http://schemas.microsoft.com/office/drawing/2015/9/8/chartex" xmlns:cx2="http://schemas.microsoft.com/office/drawing/2015/10/21/chartex" xmlns:cx3="http://schemas.microsoft.com/office/drawing/2016/5/9/chartex" xmlns:cx4="http://schemas.microsoft.com/office/drawing/2016/5/10/chartex" xmlns:cx5="http://schemas.microsoft.com/office/drawing/2016/5/11/chartex" xmlns:cx6="http://schemas.microsoft.com/office/drawing/2016/5/12/chartex" xmlns:cx7="http://schemas.microsoft.com/office/drawing/2016/5/13/chartex" xmlns:cx8="http://schemas.microsoft.com/office/drawing/2016/5/14/chartex" xmlns:mc="http://schemas.openxmlformats.org/markup-compatibility/2006" xmlns:aink="http://schemas.microsoft.com/office/drawing/2016/ink" xmlns:am3d="http://schemas.microsoft.com/office/drawing/2017/model3d" xmlns:o="urn:schemas-microsoft-com:office:office" xmlns:oel="http://schemas.microsoft.com/office/2019/extlst" xmlns:r="http://schemas.openxmlformats.org/officeDocument/2006/relationships" xmlns:m="http://schemas.openxmlformats.org/officeDocument/2006/math" xmlns:v="urn:schemas-microsoft-com:vml" xmlns:wp14="http://schemas.microsoft.com/office/word/2010/wordprocessingDrawing" xmlns:wp="http://schemas.openxmlformats.org/drawingml/2006/wordprocessingDrawing" xmlns:w10="urn:schemas-microsoft-com:office:word" xmlns:w="http://schemas.openxmlformats.org/wordprocessingml/2006/main" xmlns:w14="http://schemas.microsoft.com/office/word/2010/wordml" xmlns:w15="http://schemas.microsoft.com/office/word/2012/wordml" xmlns:w16cex="http://schemas.microsoft.com/office/word/2018/wordml/cex" xmlns:w16cid="http://schemas.microsoft.com/office/word/2016/wordml/cid" xmlns:w16="http://schemas.microsoft.com/office/word/2018/wordml" xmlns:w16sdtdh="http://schemas.microsoft.com/office/word/2020/wordml/sdtdatahash" xmlns:w16se="http://schemas.microsoft.com/office/word/2015/wordml/symex" xmlns:wpg="http://schemas.microsoft.com/office/word/2010/wordprocessingGroup" xmlns:wpi="http://schemas.microsoft.com/office/word/2010/wordprocessingInk" xmlns:wne="http://schemas.microsoft.com/office/word/2006/wordml" xmlns:wps="http://schemas.microsoft.com/office/word/2010/wordprocessingShape" mc:Ignorable="w14 w15 w16se w16cid w16 w16cex w16sdtdh wp14">
+<w:ftr xmlns:wpc="http://schemas.microsoft.com/office/word/2010/wordprocessingCanvas" xmlns:cx="http://schemas.microsoft.com/office/drawing/2014/chartex" xmlns:cx1="http://schemas.microsoft.com/office/drawing/2015/9/8/chartex" xmlns:cx2="http://schemas.microsoft.com/office/drawing/2015/10/21/chartex" xmlns:cx3="http://schemas.microsoft.com/office/drawing/2016/5/9/chartex" xmlns:cx4="http://schemas.microsoft.com/office/drawing/2016/5/10/chartex" xmlns:cx5="http://schemas.microsoft.com/office/drawing/2016/5/11/chartex" xmlns:cx6="http://schemas.microsoft.com/office/drawing/2016/5/12/chartex" xmlns:cx7="http://schemas.microsoft.com/office/drawing/2016/5/13/chartex" xmlns:cx8="http://schemas.microsoft.com/office/drawing/2016/5/14/chartex" xmlns:mc="http://schemas.openxmlformats.org/markup-compatibility/2006" xmlns:aink="http://schemas.microsoft.com/office/drawing/2016/ink" xmlns:am3d="http://schemas.microsoft.com/office/drawing/2017/model3d" xmlns:o="urn:schemas-microsoft-com:office:office" xmlns:oel="http://schemas.microsoft.com/office/2019/extlst" xmlns:r="http://schemas.openxmlformats.org/officeDocument/2006/relationships" xmlns:m="http://schemas.openxmlformats.org/officeDocument/2006/math" xmlns:v="urn:schemas-microsoft-com:vml" xmlns:wp14="http://schemas.microsoft.com/office/word/2010/wordprocessingDrawing" xmlns:wp="http://schemas.openxmlformats.org/drawingml/2006/wordprocessingDrawing" xmlns:w10="urn:schemas-microsoft-com:office:word" xmlns:w="http://schemas.openxmlformats.org/wordprocessingml/2006/main" xmlns:w14="http://schemas.microsoft.com/office/word/2010/wordml" xmlns:w15="http://schemas.microsoft.com/office/word/2012/wordml" xmlns:w16cei="http://schemas.microsoft.com/office/word/2026/wordml/cei" xmlns:w16cex="http://schemas.microsoft.com/office/word/2018/wordml/cex" xmlns:w16cid="http://schemas.microsoft.com/office/word/2016/wordml/cid" xmlns:w16="http://schemas.microsoft.com/office/word/2018/wordml" xmlns:w16du="http://schemas.microsoft.com/office/word/2023/wordml/word16du" xmlns:w16sdtdh="http://schemas.microsoft.com/office/word/2020/wordml/sdtdatahash" xmlns:w16sdtfl="http://schemas.microsoft.com/office/word/2024/wordml/sdtformatlock" xmlns:w16se="http://schemas.microsoft.com/office/word/2015/wordml/symex" xmlns:wpg="http://schemas.microsoft.com/office/word/2010/wordprocessingGroup" xmlns:wpi="http://schemas.microsoft.com/office/word/2010/wordprocessingInk" xmlns:wne="http://schemas.microsoft.com/office/word/2006/wordml" xmlns:wps="http://schemas.microsoft.com/office/word/2010/wordprocessingShape" mc:Ignorable="w14 w15 w16se w16cid w16 w16cex w16sdtdh w16sdtfl w16du wp14">
   <w:p>
     <w:pPr>
       <w:pBdr>
@@ -13651,7 +14658,7 @@
 </file>
 
 <file path=word/footer3.xml><?xml version="1.0" encoding="utf-8"?>
-<w:ftr xmlns:wpc="http://schemas.microsoft.com/office/word/2010/wordprocessingCanvas" xmlns:cx="http://schemas.microsoft.com/office/drawing/2014/chartex" xmlns:cx1="http://schemas.microsoft.com/office/drawing/2015/9/8/chartex" xmlns:cx2="http://schemas.microsoft.com/office/drawing/2015/10/21/chartex" xmlns:cx3="http://schemas.microsoft.com/office/drawing/2016/5/9/chartex" xmlns:cx4="http://schemas.microsoft.com/office/drawing/2016/5/10/chartex" xmlns:cx5="http://schemas.microsoft.com/office/drawing/2016/5/11/chartex" xmlns:cx6="http://schemas.microsoft.com/office/drawing/2016/5/12/chartex" xmlns:cx7="http://schemas.microsoft.com/office/drawing/2016/5/13/chartex" xmlns:cx8="http://schemas.microsoft.com/office/drawing/2016/5/14/chartex" xmlns:mc="http://schemas.openxmlformats.org/markup-compatibility/2006" xmlns:aink="http://schemas.microsoft.com/office/drawing/2016/ink" xmlns:am3d="http://schemas.microsoft.com/office/drawing/2017/model3d" xmlns:o="urn:schemas-microsoft-com:office:office" xmlns:oel="http://schemas.microsoft.com/office/2019/extlst" xmlns:r="http://schemas.openxmlformats.org/officeDocument/2006/relationships" xmlns:m="http://schemas.openxmlformats.org/officeDocument/2006/math" xmlns:v="urn:schemas-microsoft-com:vml" xmlns:wp14="http://schemas.microsoft.com/office/word/2010/wordprocessingDrawing" xmlns:wp="http://schemas.openxmlformats.org/drawingml/2006/wordprocessingDrawing" xmlns:w10="urn:schemas-microsoft-com:office:word" xmlns:w="http://schemas.openxmlformats.org/wordprocessingml/2006/main" xmlns:w14="http://schemas.microsoft.com/office/word/2010/wordml" xmlns:w15="http://schemas.microsoft.com/office/word/2012/wordml" xmlns:w16cex="http://schemas.microsoft.com/office/word/2018/wordml/cex" xmlns:w16cid="http://schemas.microsoft.com/office/word/2016/wordml/cid" xmlns:w16="http://schemas.microsoft.com/office/word/2018/wordml" xmlns:w16sdtdh="http://schemas.microsoft.com/office/word/2020/wordml/sdtdatahash" xmlns:w16se="http://schemas.microsoft.com/office/word/2015/wordml/symex" xmlns:wpg="http://schemas.microsoft.com/office/word/2010/wordprocessingGroup" xmlns:wpi="http://schemas.microsoft.com/office/word/2010/wordprocessingInk" xmlns:wne="http://schemas.microsoft.com/office/word/2006/wordml" xmlns:wps="http://schemas.microsoft.com/office/word/2010/wordprocessingShape" mc:Ignorable="w14 w15 w16se w16cid w16 w16cex w16sdtdh wp14">
+<w:ftr xmlns:wpc="http://schemas.microsoft.com/office/word/2010/wordprocessingCanvas" xmlns:cx="http://schemas.microsoft.com/office/drawing/2014/chartex" xmlns:cx1="http://schemas.microsoft.com/office/drawing/2015/9/8/chartex" xmlns:cx2="http://schemas.microsoft.com/office/drawing/2015/10/21/chartex" xmlns:cx3="http://schemas.microsoft.com/office/drawing/2016/5/9/chartex" xmlns:cx4="http://schemas.microsoft.com/office/drawing/2016/5/10/chartex" xmlns:cx5="http://schemas.microsoft.com/office/drawing/2016/5/11/chartex" xmlns:cx6="http://schemas.microsoft.com/office/drawing/2016/5/12/chartex" xmlns:cx7="http://schemas.microsoft.com/office/drawing/2016/5/13/chartex" xmlns:cx8="http://schemas.microsoft.com/office/drawing/2016/5/14/chartex" xmlns:mc="http://schemas.openxmlformats.org/markup-compatibility/2006" xmlns:aink="http://schemas.microsoft.com/office/drawing/2016/ink" xmlns:am3d="http://schemas.microsoft.com/office/drawing/2017/model3d" xmlns:o="urn:schemas-microsoft-com:office:office" xmlns:oel="http://schemas.microsoft.com/office/2019/extlst" xmlns:r="http://schemas.openxmlformats.org/officeDocument/2006/relationships" xmlns:m="http://schemas.openxmlformats.org/officeDocument/2006/math" xmlns:v="urn:schemas-microsoft-com:vml" xmlns:wp14="http://schemas.microsoft.com/office/word/2010/wordprocessingDrawing" xmlns:wp="http://schemas.openxmlformats.org/drawingml/2006/wordprocessingDrawing" xmlns:w10="urn:schemas-microsoft-com:office:word" xmlns:w="http://schemas.openxmlformats.org/wordprocessingml/2006/main" xmlns:w14="http://schemas.microsoft.com/office/word/2010/wordml" xmlns:w15="http://schemas.microsoft.com/office/word/2012/wordml" xmlns:w16cei="http://schemas.microsoft.com/office/word/2026/wordml/cei" xmlns:w16cex="http://schemas.microsoft.com/office/word/2018/wordml/cex" xmlns:w16cid="http://schemas.microsoft.com/office/word/2016/wordml/cid" xmlns:w16="http://schemas.microsoft.com/office/word/2018/wordml" xmlns:w16du="http://schemas.microsoft.com/office/word/2023/wordml/word16du" xmlns:w16sdtdh="http://schemas.microsoft.com/office/word/2020/wordml/sdtdatahash" xmlns:w16sdtfl="http://schemas.microsoft.com/office/word/2024/wordml/sdtformatlock" xmlns:w16se="http://schemas.microsoft.com/office/word/2015/wordml/symex" xmlns:wpg="http://schemas.microsoft.com/office/word/2010/wordprocessingGroup" xmlns:wpi="http://schemas.microsoft.com/office/word/2010/wordprocessingInk" xmlns:wne="http://schemas.microsoft.com/office/word/2006/wordml" xmlns:wps="http://schemas.microsoft.com/office/word/2010/wordprocessingShape" mc:Ignorable="w14 w15 w16se w16cid w16 w16cex w16sdtdh w16sdtfl w16du wp14">
   <w:p>
     <w:pPr>
       <w:pStyle w:val="Footer"/>
@@ -13661,7 +14668,7 @@
 </file>
 
 <file path=word/footnotes.xml><?xml version="1.0" encoding="utf-8"?>
-<w:footnotes xmlns:wpc="http://schemas.microsoft.com/office/word/2010/wordprocessingCanvas" xmlns:cx="http://schemas.microsoft.com/office/drawing/2014/chartex" xmlns:cx1="http://schemas.microsoft.com/office/drawing/2015/9/8/chartex" xmlns:cx2="http://schemas.microsoft.com/office/drawing/2015/10/21/chartex" xmlns:cx3="http://schemas.microsoft.com/office/drawing/2016/5/9/chartex" xmlns:cx4="http://schemas.microsoft.com/office/drawing/2016/5/10/chartex" xmlns:cx5="http://schemas.microsoft.com/office/drawing/2016/5/11/chartex" xmlns:cx6="http://schemas.microsoft.com/office/drawing/2016/5/12/chartex" xmlns:cx7="http://schemas.microsoft.com/office/drawing/2016/5/13/chartex" xmlns:cx8="http://schemas.microsoft.com/office/drawing/2016/5/14/chartex" xmlns:mc="http://schemas.openxmlformats.org/markup-compatibility/2006" xmlns:aink="http://schemas.microsoft.com/office/drawing/2016/ink" xmlns:am3d="http://schemas.microsoft.com/office/drawing/2017/model3d" xmlns:o="urn:schemas-microsoft-com:office:office" xmlns:oel="http://schemas.microsoft.com/office/2019/extlst" xmlns:r="http://schemas.openxmlformats.org/officeDocument/2006/relationships" xmlns:m="http://schemas.openxmlformats.org/officeDocument/2006/math" xmlns:v="urn:schemas-microsoft-com:vml" xmlns:wp14="http://schemas.microsoft.com/office/word/2010/wordprocessingDrawing" xmlns:wp="http://schemas.openxmlformats.org/drawingml/2006/wordprocessingDrawing" xmlns:w10="urn:schemas-microsoft-com:office:word" xmlns:w="http://schemas.openxmlformats.org/wordprocessingml/2006/main" xmlns:w14="http://schemas.microsoft.com/office/word/2010/wordml" xmlns:w15="http://schemas.microsoft.com/office/word/2012/wordml" xmlns:w16cex="http://schemas.microsoft.com/office/word/2018/wordml/cex" xmlns:w16cid="http://schemas.microsoft.com/office/word/2016/wordml/cid" xmlns:w16="http://schemas.microsoft.com/office/word/2018/wordml" xmlns:w16sdtdh="http://schemas.microsoft.com/office/word/2020/wordml/sdtdatahash" xmlns:w16se="http://schemas.microsoft.com/office/word/2015/wordml/symex" xmlns:wpg="http://schemas.microsoft.com/office/word/2010/wordprocessingGroup" xmlns:wpi="http://schemas.microsoft.com/office/word/2010/wordprocessingInk" xmlns:wne="http://schemas.microsoft.com/office/word/2006/wordml" xmlns:wps="http://schemas.microsoft.com/office/word/2010/wordprocessingShape" mc:Ignorable="w14 w15 w16se w16cid w16 w16cex w16sdtdh wp14">
+<w:footnotes xmlns:wpc="http://schemas.microsoft.com/office/word/2010/wordprocessingCanvas" xmlns:cx="http://schemas.microsoft.com/office/drawing/2014/chartex" xmlns:cx1="http://schemas.microsoft.com/office/drawing/2015/9/8/chartex" xmlns:cx2="http://schemas.microsoft.com/office/drawing/2015/10/21/chartex" xmlns:cx3="http://schemas.microsoft.com/office/drawing/2016/5/9/chartex" xmlns:cx4="http://schemas.microsoft.com/office/drawing/2016/5/10/chartex" xmlns:cx5="http://schemas.microsoft.com/office/drawing/2016/5/11/chartex" xmlns:cx6="http://schemas.microsoft.com/office/drawing/2016/5/12/chartex" xmlns:cx7="http://schemas.microsoft.com/office/drawing/2016/5/13/chartex" xmlns:cx8="http://schemas.microsoft.com/office/drawing/2016/5/14/chartex" xmlns:mc="http://schemas.openxmlformats.org/markup-compatibility/2006" xmlns:aink="http://schemas.microsoft.com/office/drawing/2016/ink" xmlns:am3d="http://schemas.microsoft.com/office/drawing/2017/model3d" xmlns:o="urn:schemas-microsoft-com:office:office" xmlns:oel="http://schemas.microsoft.com/office/2019/extlst" xmlns:r="http://schemas.openxmlformats.org/officeDocument/2006/relationships" xmlns:m="http://schemas.openxmlformats.org/officeDocument/2006/math" xmlns:v="urn:schemas-microsoft-com:vml" xmlns:wp14="http://schemas.microsoft.com/office/word/2010/wordprocessingDrawing" xmlns:wp="http://schemas.openxmlformats.org/drawingml/2006/wordprocessingDrawing" xmlns:w10="urn:schemas-microsoft-com:office:word" xmlns:w="http://schemas.openxmlformats.org/wordprocessingml/2006/main" xmlns:w14="http://schemas.microsoft.com/office/word/2010/wordml" xmlns:w15="http://schemas.microsoft.com/office/word/2012/wordml" xmlns:w16cei="http://schemas.microsoft.com/office/word/2026/wordml/cei" xmlns:w16cex="http://schemas.microsoft.com/office/word/2018/wordml/cex" xmlns:w16cid="http://schemas.microsoft.com/office/word/2016/wordml/cid" xmlns:w16="http://schemas.microsoft.com/office/word/2018/wordml" xmlns:w16du="http://schemas.microsoft.com/office/word/2023/wordml/word16du" xmlns:w16sdtdh="http://schemas.microsoft.com/office/word/2020/wordml/sdtdatahash" xmlns:w16sdtfl="http://schemas.microsoft.com/office/word/2024/wordml/sdtformatlock" xmlns:w16se="http://schemas.microsoft.com/office/word/2015/wordml/symex" xmlns:wpg="http://schemas.microsoft.com/office/word/2010/wordprocessingGroup" xmlns:wpi="http://schemas.microsoft.com/office/word/2010/wordprocessingInk" xmlns:wne="http://schemas.microsoft.com/office/word/2006/wordml" xmlns:wps="http://schemas.microsoft.com/office/word/2010/wordprocessingShape" mc:Ignorable="w14 w15 w16se w16cid w16 w16cex w16sdtdh w16sdtfl w16du wp14">
   <w:footnote w:type="separator" w:id="-1">
     <w:p>
       <w:pPr>
@@ -13686,7 +14693,7 @@
 </file>
 
 <file path=word/header1.xml><?xml version="1.0" encoding="utf-8"?>
-<w:hdr xmlns:wpc="http://schemas.microsoft.com/office/word/2010/wordprocessingCanvas" xmlns:cx="http://schemas.microsoft.com/office/drawing/2014/chartex" xmlns:cx1="http://schemas.microsoft.com/office/drawing/2015/9/8/chartex" xmlns:cx2="http://schemas.microsoft.com/office/drawing/2015/10/21/chartex" xmlns:cx3="http://schemas.microsoft.com/office/drawing/2016/5/9/chartex" xmlns:cx4="http://schemas.microsoft.com/office/drawing/2016/5/10/chartex" xmlns:cx5="http://schemas.microsoft.com/office/drawing/2016/5/11/chartex" xmlns:cx6="http://schemas.microsoft.com/office/drawing/2016/5/12/chartex" xmlns:cx7="http://schemas.microsoft.com/office/drawing/2016/5/13/chartex" xmlns:cx8="http://schemas.microsoft.com/office/drawing/2016/5/14/chartex" xmlns:mc="http://schemas.openxmlformats.org/markup-compatibility/2006" xmlns:aink="http://schemas.microsoft.com/office/drawing/2016/ink" xmlns:am3d="http://schemas.microsoft.com/office/drawing/2017/model3d" xmlns:o="urn:schemas-microsoft-com:office:office" xmlns:oel="http://schemas.microsoft.com/office/2019/extlst" xmlns:r="http://schemas.openxmlformats.org/officeDocument/2006/relationships" xmlns:m="http://schemas.openxmlformats.org/officeDocument/2006/math" xmlns:v="urn:schemas-microsoft-com:vml" xmlns:wp14="http://schemas.microsoft.com/office/word/2010/wordprocessingDrawing" xmlns:wp="http://schemas.openxmlformats.org/drawingml/2006/wordprocessingDrawing" xmlns:w10="urn:schemas-microsoft-com:office:word" xmlns:w="http://schemas.openxmlformats.org/wordprocessingml/2006/main" xmlns:w14="http://schemas.microsoft.com/office/word/2010/wordml" xmlns:w15="http://schemas.microsoft.com/office/word/2012/wordml" xmlns:w16cex="http://schemas.microsoft.com/office/word/2018/wordml/cex" xmlns:w16cid="http://schemas.microsoft.com/office/word/2016/wordml/cid" xmlns:w16="http://schemas.microsoft.com/office/word/2018/wordml" xmlns:w16sdtdh="http://schemas.microsoft.com/office/word/2020/wordml/sdtdatahash" xmlns:w16se="http://schemas.microsoft.com/office/word/2015/wordml/symex" xmlns:wpg="http://schemas.microsoft.com/office/word/2010/wordprocessingGroup" xmlns:wpi="http://schemas.microsoft.com/office/word/2010/wordprocessingInk" xmlns:wne="http://schemas.microsoft.com/office/word/2006/wordml" xmlns:wps="http://schemas.microsoft.com/office/word/2010/wordprocessingShape" mc:Ignorable="w14 w15 w16se w16cid w16 w16cex w16sdtdh wp14">
+<w:hdr xmlns:wpc="http://schemas.microsoft.com/office/word/2010/wordprocessingCanvas" xmlns:cx="http://schemas.microsoft.com/office/drawing/2014/chartex" xmlns:cx1="http://schemas.microsoft.com/office/drawing/2015/9/8/chartex" xmlns:cx2="http://schemas.microsoft.com/office/drawing/2015/10/21/chartex" xmlns:cx3="http://schemas.microsoft.com/office/drawing/2016/5/9/chartex" xmlns:cx4="http://schemas.microsoft.com/office/drawing/2016/5/10/chartex" xmlns:cx5="http://schemas.microsoft.com/office/drawing/2016/5/11/chartex" xmlns:cx6="http://schemas.microsoft.com/office/drawing/2016/5/12/chartex" xmlns:cx7="http://schemas.microsoft.com/office/drawing/2016/5/13/chartex" xmlns:cx8="http://schemas.microsoft.com/office/drawing/2016/5/14/chartex" xmlns:mc="http://schemas.openxmlformats.org/markup-compatibility/2006" xmlns:aink="http://schemas.microsoft.com/office/drawing/2016/ink" xmlns:am3d="http://schemas.microsoft.com/office/drawing/2017/model3d" xmlns:o="urn:schemas-microsoft-com:office:office" xmlns:oel="http://schemas.microsoft.com/office/2019/extlst" xmlns:r="http://schemas.openxmlformats.org/officeDocument/2006/relationships" xmlns:m="http://schemas.openxmlformats.org/officeDocument/2006/math" xmlns:v="urn:schemas-microsoft-com:vml" xmlns:wp14="http://schemas.microsoft.com/office/word/2010/wordprocessingDrawing" xmlns:wp="http://schemas.openxmlformats.org/drawingml/2006/wordprocessingDrawing" xmlns:w10="urn:schemas-microsoft-com:office:word" xmlns:w="http://schemas.openxmlformats.org/wordprocessingml/2006/main" xmlns:w14="http://schemas.microsoft.com/office/word/2010/wordml" xmlns:w15="http://schemas.microsoft.com/office/word/2012/wordml" xmlns:w16cei="http://schemas.microsoft.com/office/word/2026/wordml/cei" xmlns:w16cex="http://schemas.microsoft.com/office/word/2018/wordml/cex" xmlns:w16cid="http://schemas.microsoft.com/office/word/2016/wordml/cid" xmlns:w16="http://schemas.microsoft.com/office/word/2018/wordml" xmlns:w16du="http://schemas.microsoft.com/office/word/2023/wordml/word16du" xmlns:w16sdtdh="http://schemas.microsoft.com/office/word/2020/wordml/sdtdatahash" xmlns:w16sdtfl="http://schemas.microsoft.com/office/word/2024/wordml/sdtformatlock" xmlns:w16se="http://schemas.microsoft.com/office/word/2015/wordml/symex" xmlns:wpg="http://schemas.microsoft.com/office/word/2010/wordprocessingGroup" xmlns:wpi="http://schemas.microsoft.com/office/word/2010/wordprocessingInk" xmlns:wne="http://schemas.microsoft.com/office/word/2006/wordml" xmlns:wps="http://schemas.microsoft.com/office/word/2010/wordprocessingShape" mc:Ignorable="w14 w15 w16se w16cid w16 w16cex w16sdtdh w16sdtfl w16du wp14">
   <w:p>
     <w:pPr>
       <w:pStyle w:val="Header"/>
@@ -13699,7 +14706,7 @@
 </file>
 
 <file path=word/header2.xml><?xml version="1.0" encoding="utf-8"?>
-<w:hdr xmlns:wpc="http://schemas.microsoft.com/office/word/2010/wordprocessingCanvas" xmlns:cx="http://schemas.microsoft.com/office/drawing/2014/chartex" xmlns:cx1="http://schemas.microsoft.com/office/drawing/2015/9/8/chartex" xmlns:cx2="http://schemas.microsoft.com/office/drawing/2015/10/21/chartex" xmlns:cx3="http://schemas.microsoft.com/office/drawing/2016/5/9/chartex" xmlns:cx4="http://schemas.microsoft.com/office/drawing/2016/5/10/chartex" xmlns:cx5="http://schemas.microsoft.com/office/drawing/2016/5/11/chartex" xmlns:cx6="http://schemas.microsoft.com/office/drawing/2016/5/12/chartex" xmlns:cx7="http://schemas.microsoft.com/office/drawing/2016/5/13/chartex" xmlns:cx8="http://schemas.microsoft.com/office/drawing/2016/5/14/chartex" xmlns:mc="http://schemas.openxmlformats.org/markup-compatibility/2006" xmlns:aink="http://schemas.microsoft.com/office/drawing/2016/ink" xmlns:am3d="http://schemas.microsoft.com/office/drawing/2017/model3d" xmlns:o="urn:schemas-microsoft-com:office:office" xmlns:oel="http://schemas.microsoft.com/office/2019/extlst" xmlns:r="http://schemas.openxmlformats.org/officeDocument/2006/relationships" xmlns:m="http://schemas.openxmlformats.org/officeDocument/2006/math" xmlns:v="urn:schemas-microsoft-com:vml" xmlns:wp14="http://schemas.microsoft.com/office/word/2010/wordprocessingDrawing" xmlns:wp="http://schemas.openxmlformats.org/drawingml/2006/wordprocessingDrawing" xmlns:w10="urn:schemas-microsoft-com:office:word" xmlns:w="http://schemas.openxmlformats.org/wordprocessingml/2006/main" xmlns:w14="http://schemas.microsoft.com/office/word/2010/wordml" xmlns:w15="http://schemas.microsoft.com/office/word/2012/wordml" xmlns:w16cex="http://schemas.microsoft.com/office/word/2018/wordml/cex" xmlns:w16cid="http://schemas.microsoft.com/office/word/2016/wordml/cid" xmlns:w16="http://schemas.microsoft.com/office/word/2018/wordml" xmlns:w16sdtdh="http://schemas.microsoft.com/office/word/2020/wordml/sdtdatahash" xmlns:w16se="http://schemas.microsoft.com/office/word/2015/wordml/symex" xmlns:wpg="http://schemas.microsoft.com/office/word/2010/wordprocessingGroup" xmlns:wpi="http://schemas.microsoft.com/office/word/2010/wordprocessingInk" xmlns:wne="http://schemas.microsoft.com/office/word/2006/wordml" xmlns:wps="http://schemas.microsoft.com/office/word/2010/wordprocessingShape" mc:Ignorable="w14 w15 w16se w16cid w16 w16cex w16sdtdh wp14">
+<w:hdr xmlns:wpc="http://schemas.microsoft.com/office/word/2010/wordprocessingCanvas" xmlns:cx="http://schemas.microsoft.com/office/drawing/2014/chartex" xmlns:cx1="http://schemas.microsoft.com/office/drawing/2015/9/8/chartex" xmlns:cx2="http://schemas.microsoft.com/office/drawing/2015/10/21/chartex" xmlns:cx3="http://schemas.microsoft.com/office/drawing/2016/5/9/chartex" xmlns:cx4="http://schemas.microsoft.com/office/drawing/2016/5/10/chartex" xmlns:cx5="http://schemas.microsoft.com/office/drawing/2016/5/11/chartex" xmlns:cx6="http://schemas.microsoft.com/office/drawing/2016/5/12/chartex" xmlns:cx7="http://schemas.microsoft.com/office/drawing/2016/5/13/chartex" xmlns:cx8="http://schemas.microsoft.com/office/drawing/2016/5/14/chartex" xmlns:mc="http://schemas.openxmlformats.org/markup-compatibility/2006" xmlns:aink="http://schemas.microsoft.com/office/drawing/2016/ink" xmlns:am3d="http://schemas.microsoft.com/office/drawing/2017/model3d" xmlns:o="urn:schemas-microsoft-com:office:office" xmlns:oel="http://schemas.microsoft.com/office/2019/extlst" xmlns:r="http://schemas.openxmlformats.org/officeDocument/2006/relationships" xmlns:m="http://schemas.openxmlformats.org/officeDocument/2006/math" xmlns:v="urn:schemas-microsoft-com:vml" xmlns:wp14="http://schemas.microsoft.com/office/word/2010/wordprocessingDrawing" xmlns:wp="http://schemas.openxmlformats.org/drawingml/2006/wordprocessingDrawing" xmlns:w10="urn:schemas-microsoft-com:office:word" xmlns:w="http://schemas.openxmlformats.org/wordprocessingml/2006/main" xmlns:w14="http://schemas.microsoft.com/office/word/2010/wordml" xmlns:w15="http://schemas.microsoft.com/office/word/2012/wordml" xmlns:w16cei="http://schemas.microsoft.com/office/word/2026/wordml/cei" xmlns:w16cex="http://schemas.microsoft.com/office/word/2018/wordml/cex" xmlns:w16cid="http://schemas.microsoft.com/office/word/2016/wordml/cid" xmlns:w16="http://schemas.microsoft.com/office/word/2018/wordml" xmlns:w16du="http://schemas.microsoft.com/office/word/2023/wordml/word16du" xmlns:w16sdtdh="http://schemas.microsoft.com/office/word/2020/wordml/sdtdatahash" xmlns:w16sdtfl="http://schemas.microsoft.com/office/word/2024/wordml/sdtformatlock" xmlns:w16se="http://schemas.microsoft.com/office/word/2015/wordml/symex" xmlns:wpg="http://schemas.microsoft.com/office/word/2010/wordprocessingGroup" xmlns:wpi="http://schemas.microsoft.com/office/word/2010/wordprocessingInk" xmlns:wne="http://schemas.microsoft.com/office/word/2006/wordml" xmlns:wps="http://schemas.microsoft.com/office/word/2010/wordprocessingShape" mc:Ignorable="w14 w15 w16se w16cid w16 w16cex w16sdtdh w16sdtfl w16du wp14">
   <w:p>
     <w:pPr>
       <w:pStyle w:val="Header"/>
@@ -13712,7 +14719,7 @@
 </file>
 
 <file path=word/header3.xml><?xml version="1.0" encoding="utf-8"?>
-<w:hdr xmlns:wpc="http://schemas.microsoft.com/office/word/2010/wordprocessingCanvas" xmlns:cx="http://schemas.microsoft.com/office/drawing/2014/chartex" xmlns:cx1="http://schemas.microsoft.com/office/drawing/2015/9/8/chartex" xmlns:cx2="http://schemas.microsoft.com/office/drawing/2015/10/21/chartex" xmlns:cx3="http://schemas.microsoft.com/office/drawing/2016/5/9/chartex" xmlns:cx4="http://schemas.microsoft.com/office/drawing/2016/5/10/chartex" xmlns:cx5="http://schemas.microsoft.com/office/drawing/2016/5/11/chartex" xmlns:cx6="http://schemas.microsoft.com/office/drawing/2016/5/12/chartex" xmlns:cx7="http://schemas.microsoft.com/office/drawing/2016/5/13/chartex" xmlns:cx8="http://schemas.microsoft.com/office/drawing/2016/5/14/chartex" xmlns:mc="http://schemas.openxmlformats.org/markup-compatibility/2006" xmlns:aink="http://schemas.microsoft.com/office/drawing/2016/ink" xmlns:am3d="http://schemas.microsoft.com/office/drawing/2017/model3d" xmlns:o="urn:schemas-microsoft-com:office:office" xmlns:oel="http://schemas.microsoft.com/office/2019/extlst" xmlns:r="http://schemas.openxmlformats.org/officeDocument/2006/relationships" xmlns:m="http://schemas.openxmlformats.org/officeDocument/2006/math" xmlns:v="urn:schemas-microsoft-com:vml" xmlns:wp14="http://schemas.microsoft.com/office/word/2010/wordprocessingDrawing" xmlns:wp="http://schemas.openxmlformats.org/drawingml/2006/wordprocessingDrawing" xmlns:w10="urn:schemas-microsoft-com:office:word" xmlns:w="http://schemas.openxmlformats.org/wordprocessingml/2006/main" xmlns:w14="http://schemas.microsoft.com/office/word/2010/wordml" xmlns:w15="http://schemas.microsoft.com/office/word/2012/wordml" xmlns:w16cex="http://schemas.microsoft.com/office/word/2018/wordml/cex" xmlns:w16cid="http://schemas.microsoft.com/office/word/2016/wordml/cid" xmlns:w16="http://schemas.microsoft.com/office/word/2018/wordml" xmlns:w16sdtdh="http://schemas.microsoft.com/office/word/2020/wordml/sdtdatahash" xmlns:w16se="http://schemas.microsoft.com/office/word/2015/wordml/symex" xmlns:wpg="http://schemas.microsoft.com/office/word/2010/wordprocessingGroup" xmlns:wpi="http://schemas.microsoft.com/office/word/2010/wordprocessingInk" xmlns:wne="http://schemas.microsoft.com/office/word/2006/wordml" xmlns:wps="http://schemas.microsoft.com/office/word/2010/wordprocessingShape" mc:Ignorable="w14 w15 w16se w16cid w16 w16cex w16sdtdh wp14">
+<w:hdr xmlns:wpc="http://schemas.microsoft.com/office/word/2010/wordprocessingCanvas" xmlns:cx="http://schemas.microsoft.com/office/drawing/2014/chartex" xmlns:cx1="http://schemas.microsoft.com/office/drawing/2015/9/8/chartex" xmlns:cx2="http://schemas.microsoft.com/office/drawing/2015/10/21/chartex" xmlns:cx3="http://schemas.microsoft.com/office/drawing/2016/5/9/chartex" xmlns:cx4="http://schemas.microsoft.com/office/drawing/2016/5/10/chartex" xmlns:cx5="http://schemas.microsoft.com/office/drawing/2016/5/11/chartex" xmlns:cx6="http://schemas.microsoft.com/office/drawing/2016/5/12/chartex" xmlns:cx7="http://schemas.microsoft.com/office/drawing/2016/5/13/chartex" xmlns:cx8="http://schemas.microsoft.com/office/drawing/2016/5/14/chartex" xmlns:mc="http://schemas.openxmlformats.org/markup-compatibility/2006" xmlns:aink="http://schemas.microsoft.com/office/drawing/2016/ink" xmlns:am3d="http://schemas.microsoft.com/office/drawing/2017/model3d" xmlns:o="urn:schemas-microsoft-com:office:office" xmlns:oel="http://schemas.microsoft.com/office/2019/extlst" xmlns:r="http://schemas.openxmlformats.org/officeDocument/2006/relationships" xmlns:m="http://schemas.openxmlformats.org/officeDocument/2006/math" xmlns:v="urn:schemas-microsoft-com:vml" xmlns:wp14="http://schemas.microsoft.com/office/word/2010/wordprocessingDrawing" xmlns:wp="http://schemas.openxmlformats.org/drawingml/2006/wordprocessingDrawing" xmlns:w10="urn:schemas-microsoft-com:office:word" xmlns:w="http://schemas.openxmlformats.org/wordprocessingml/2006/main" xmlns:w14="http://schemas.microsoft.com/office/word/2010/wordml" xmlns:w15="http://schemas.microsoft.com/office/word/2012/wordml" xmlns:w16cei="http://schemas.microsoft.com/office/word/2026/wordml/cei" xmlns:w16cex="http://schemas.microsoft.com/office/word/2018/wordml/cex" xmlns:w16cid="http://schemas.microsoft.com/office/word/2016/wordml/cid" xmlns:w16="http://schemas.microsoft.com/office/word/2018/wordml" xmlns:w16du="http://schemas.microsoft.com/office/word/2023/wordml/word16du" xmlns:w16sdtdh="http://schemas.microsoft.com/office/word/2020/wordml/sdtdatahash" xmlns:w16sdtfl="http://schemas.microsoft.com/office/word/2024/wordml/sdtformatlock" xmlns:w16se="http://schemas.microsoft.com/office/word/2015/wordml/symex" xmlns:wpg="http://schemas.microsoft.com/office/word/2010/wordprocessingGroup" xmlns:wpi="http://schemas.microsoft.com/office/word/2010/wordprocessingInk" xmlns:wne="http://schemas.microsoft.com/office/word/2006/wordml" xmlns:wps="http://schemas.microsoft.com/office/word/2010/wordprocessingShape" mc:Ignorable="w14 w15 w16se w16cid w16 w16cex w16sdtdh w16sdtfl w16du wp14">
   <w:p>
     <w:pPr>
       <w:pStyle w:val="Header"/>
@@ -13722,7 +14729,7 @@
 </file>
 
 <file path=word/styles.xml><?xml version="1.0" encoding="utf-8"?>
-<w:styles xmlns:mc="http://schemas.openxmlformats.org/markup-compatibility/2006" xmlns:r="http://schemas.openxmlformats.org/officeDocument/2006/relationships" xmlns:w="http://schemas.openxmlformats.org/wordprocessingml/2006/main" xmlns:w14="http://schemas.microsoft.com/office/word/2010/wordml" xmlns:w15="http://schemas.microsoft.com/office/word/2012/wordml" xmlns:w16cex="http://schemas.microsoft.com/office/word/2018/wordml/cex" xmlns:w16cid="http://schemas.microsoft.com/office/word/2016/wordml/cid" xmlns:w16="http://schemas.microsoft.com/office/word/2018/wordml" xmlns:w16sdtdh="http://schemas.microsoft.com/office/word/2020/wordml/sdtdatahash" xmlns:w16se="http://schemas.microsoft.com/office/word/2015/wordml/symex" mc:Ignorable="w14 w15 w16se w16cid w16 w16cex w16sdtdh">
+<w:styles xmlns:mc="http://schemas.openxmlformats.org/markup-compatibility/2006" xmlns:r="http://schemas.openxmlformats.org/officeDocument/2006/relationships" xmlns:w="http://schemas.openxmlformats.org/wordprocessingml/2006/main" xmlns:w14="http://schemas.microsoft.com/office/word/2010/wordml" xmlns:w15="http://schemas.microsoft.com/office/word/2012/wordml" xmlns:w16cex="http://schemas.microsoft.com/office/word/2018/wordml/cex" xmlns:w16cid="http://schemas.microsoft.com/office/word/2016/wordml/cid" xmlns:w16="http://schemas.microsoft.com/office/word/2018/wordml" xmlns:w16du="http://schemas.microsoft.com/office/word/2023/wordml/word16du" xmlns:w16sdtdh="http://schemas.microsoft.com/office/word/2020/wordml/sdtdatahash" xmlns:w16sdtfl="http://schemas.microsoft.com/office/word/2024/wordml/sdtformatlock" xmlns:w16se="http://schemas.microsoft.com/office/word/2015/wordml/symex" mc:Ignorable="w14 w15 w16se w16cid w16 w16cex w16sdtdh w16sdtfl w16du">
   <w:docDefaults>
     <w:rPrDefault>
       <w:rPr>

--- a/TS-Kramam/TS-6.2/TS 6.2 Tamil Krama Paatam Corrections.docx
+++ b/TS-Kramam/TS-6.2/TS 6.2 Tamil Krama Paatam Corrections.docx
@@ -275,6 +275,742 @@
             <w:tcBorders>
               <w:top w:val="single" w:sz="4" w:space="0" w:color="000000"/>
               <w:left w:val="single" w:sz="4" w:space="0" w:color="000000"/>
+              <w:bottom w:val="single" w:sz="4" w:space="0" w:color="000000"/>
+              <w:right w:val="single" w:sz="4" w:space="0" w:color="000000"/>
+            </w:tcBorders>
+          </w:tcPr>
+          <w:p>
+            <w:pPr>
+              <w:widowControl w:val="0"/>
+              <w:tabs>
+                <w:tab w:val="left" w:pos="993"/>
+              </w:tabs>
+              <w:autoSpaceDE w:val="0"/>
+              <w:autoSpaceDN w:val="0"/>
+              <w:adjustRightInd w:val="0"/>
+              <w:spacing w:before="0" w:line="240" w:lineRule="auto"/>
+              <w:ind w:right="297"/>
+              <w:rPr>
+                <w:rFonts w:cs="Arial"/>
+                <w:b/>
+                <w:color w:val="000000"/>
+                <w:sz w:val="28"/>
+                <w:szCs w:val="32"/>
+              </w:rPr>
+            </w:pPr>
+            <w:r>
+              <w:rPr>
+                <w:rFonts w:cs="Arial"/>
+                <w:b/>
+                <w:color w:val="000000"/>
+                <w:sz w:val="28"/>
+                <w:szCs w:val="32"/>
+              </w:rPr>
+              <w:t>T.S.</w:t>
+            </w:r>
+            <w:r>
+              <w:rPr>
+                <w:rFonts w:cs="Arial"/>
+                <w:b/>
+                <w:color w:val="000000"/>
+                <w:sz w:val="28"/>
+                <w:szCs w:val="32"/>
+              </w:rPr>
+              <w:t>6.2.1.6</w:t>
+            </w:r>
+            <w:r>
+              <w:rPr>
+                <w:rFonts w:cs="Arial"/>
+                <w:b/>
+                <w:color w:val="000000"/>
+                <w:sz w:val="28"/>
+                <w:szCs w:val="32"/>
+              </w:rPr>
+              <w:t xml:space="preserve"> – Kramam</w:t>
+            </w:r>
+          </w:p>
+          <w:p>
+            <w:pPr>
+              <w:widowControl w:val="0"/>
+              <w:tabs>
+                <w:tab w:val="left" w:pos="993"/>
+              </w:tabs>
+              <w:autoSpaceDE w:val="0"/>
+              <w:autoSpaceDN w:val="0"/>
+              <w:adjustRightInd w:val="0"/>
+              <w:spacing w:before="0" w:line="240" w:lineRule="auto"/>
+              <w:ind w:right="297"/>
+              <w:rPr>
+                <w:rFonts w:cs="Arial"/>
+                <w:b/>
+                <w:color w:val="000000"/>
+                <w:sz w:val="28"/>
+                <w:szCs w:val="32"/>
+                <w:lang w:val="en-IN"/>
+              </w:rPr>
+            </w:pPr>
+            <w:r>
+              <w:rPr>
+                <w:rFonts w:cs="Arial"/>
+                <w:b/>
+                <w:color w:val="000000"/>
+                <w:sz w:val="28"/>
+                <w:szCs w:val="32"/>
+                <w:lang w:val="en-IN"/>
+              </w:rPr>
+              <w:t>Krama Vaakyam No.– 18</w:t>
+            </w:r>
+          </w:p>
+          <w:p>
+            <w:pPr>
+              <w:widowControl w:val="0"/>
+              <w:tabs>
+                <w:tab w:val="left" w:pos="993"/>
+              </w:tabs>
+              <w:autoSpaceDE w:val="0"/>
+              <w:autoSpaceDN w:val="0"/>
+              <w:adjustRightInd w:val="0"/>
+              <w:spacing w:before="0" w:line="240" w:lineRule="auto"/>
+              <w:ind w:right="297"/>
+              <w:rPr>
+                <w:rFonts w:cs="Arial"/>
+                <w:b/>
+                <w:color w:val="000000"/>
+                <w:sz w:val="28"/>
+                <w:szCs w:val="32"/>
+                <w:lang w:val="it-IT"/>
+              </w:rPr>
+            </w:pPr>
+            <w:r>
+              <w:rPr>
+                <w:rFonts w:cs="Arial"/>
+                <w:b/>
+                <w:color w:val="000000"/>
+                <w:sz w:val="28"/>
+                <w:szCs w:val="32"/>
+                <w:lang w:val="it-IT"/>
+              </w:rPr>
+              <w:t>Panchaati No</w:t>
+            </w:r>
+            <w:r>
+              <w:rPr>
+                <w:rFonts w:cs="Arial"/>
+                <w:b/>
+                <w:color w:val="000000"/>
+                <w:szCs w:val="32"/>
+                <w:lang w:val="it-IT"/>
+              </w:rPr>
+              <w:t xml:space="preserve">. - </w:t>
+            </w:r>
+            <w:r>
+              <w:rPr>
+                <w:rFonts w:cs="Arial"/>
+                <w:b/>
+                <w:color w:val="000000"/>
+                <w:sz w:val="28"/>
+                <w:szCs w:val="32"/>
+                <w:lang w:val="it-IT"/>
+              </w:rPr>
+              <w:t>6</w:t>
+            </w:r>
+          </w:p>
+        </w:tc>
+        <w:tc>
+          <w:tcPr>
+            <w:tcW w:w="4678" w:type="dxa"/>
+            <w:tcBorders>
+              <w:top w:val="single" w:sz="4" w:space="0" w:color="000000"/>
+              <w:left w:val="single" w:sz="4" w:space="0" w:color="000000"/>
+              <w:bottom w:val="single" w:sz="4" w:space="0" w:color="000000"/>
+              <w:right w:val="single" w:sz="4" w:space="0" w:color="000000"/>
+            </w:tcBorders>
+          </w:tcPr>
+          <w:p>
+            <w:pPr>
+              <w:widowControl w:val="0"/>
+              <w:autoSpaceDE w:val="0"/>
+              <w:autoSpaceDN w:val="0"/>
+              <w:adjustRightInd w:val="0"/>
+              <w:spacing w:before="0" w:line="240" w:lineRule="auto"/>
+              <w:rPr>
+                <w:rFonts w:ascii="BRH Malayalam Extra" w:eastAsia="Times New Roman" w:hAnsi="BRH Malayalam Extra" w:cs="BRH Malayalam Extra"/>
+                <w:color w:val="000000"/>
+                <w:sz w:val="40"/>
+                <w:szCs w:val="40"/>
+                <w:lang w:val="it-IT" w:eastAsia="en-IN" w:bidi="ml-IN"/>
+              </w:rPr>
+            </w:pPr>
+            <w:r>
+              <w:rPr>
+                <w:rFonts w:ascii="Latha" w:hAnsi="Latha" w:cs="Latha"/>
+                <w:sz w:val="28"/>
+                <w:szCs w:val="28"/>
+                <w:cs/>
+                <w:lang w:bidi="ta-IN"/>
+              </w:rPr>
+              <w:t>ஸ</w:t>
+            </w:r>
+            <w:r>
+              <w:rPr>
+                <w:rFonts w:ascii="BRH Devanagari Extra" w:hAnsi="BRH Devanagari Extra" w:cs="Latha"/>
+                <w:b/>
+                <w:sz w:val="36"/>
+                <w:szCs w:val="28"/>
+                <w:lang w:val="it-IT" w:bidi="ta-IN"/>
+              </w:rPr>
+              <w:t>ò</w:t>
+            </w:r>
+            <w:r>
+              <w:rPr>
+                <w:rFonts w:ascii="Latha" w:hAnsi="Latha" w:cs="Latha"/>
+                <w:sz w:val="28"/>
+                <w:szCs w:val="28"/>
+                <w:lang w:val="it-IT" w:bidi="ta-IN"/>
+              </w:rPr>
+              <w:t xml:space="preserve"> </w:t>
+            </w:r>
+            <w:r>
+              <w:rPr>
+                <w:rFonts w:ascii="Latha" w:hAnsi="Latha" w:cs="Latha"/>
+                <w:sz w:val="28"/>
+                <w:szCs w:val="28"/>
+                <w:cs/>
+                <w:lang w:bidi="ta-IN"/>
+              </w:rPr>
+              <w:t>ஸ்ப</w:t>
+            </w:r>
+            <w:r>
+              <w:rPr>
+                <w:rFonts w:ascii="BRH Tamil Tab Extra" w:hAnsi="BRH Tamil Tab Extra" w:cs="Latha"/>
+                <w:b/>
+                <w:sz w:val="36"/>
+                <w:szCs w:val="28"/>
+                <w:lang w:val="it-IT" w:bidi="ta-IN"/>
+              </w:rPr>
+              <w:t>†</w:t>
+            </w:r>
+            <w:r>
+              <w:rPr>
+                <w:rFonts w:ascii="Latha" w:hAnsi="Latha" w:cs="Latha"/>
+                <w:sz w:val="28"/>
+                <w:szCs w:val="28"/>
+                <w:cs/>
+                <w:lang w:bidi="ta-IN"/>
+              </w:rPr>
+              <w:t>ர்</w:t>
+            </w:r>
+            <w:r>
+              <w:rPr>
+                <w:rFonts w:ascii="Latha" w:hAnsi="Latha" w:cs="Latha"/>
+                <w:b/>
+                <w:bCs/>
+                <w:sz w:val="32"/>
+                <w:szCs w:val="32"/>
+                <w:lang w:val="it-IT" w:bidi="ta-IN"/>
+              </w:rPr>
+              <w:t>.</w:t>
+            </w:r>
+            <w:r>
+              <w:rPr>
+                <w:rFonts w:ascii="Latha" w:hAnsi="Latha" w:cs="Latha"/>
+                <w:sz w:val="28"/>
+                <w:szCs w:val="28"/>
+                <w:cs/>
+                <w:lang w:bidi="ta-IN"/>
+              </w:rPr>
+              <w:t>ஶயதி</w:t>
+            </w:r>
+            <w:r>
+              <w:rPr>
+                <w:rFonts w:ascii="Latha" w:hAnsi="Latha" w:cs="Latha"/>
+                <w:sz w:val="28"/>
+                <w:szCs w:val="28"/>
+                <w:lang w:val="it-IT" w:bidi="ta-IN"/>
+              </w:rPr>
+              <w:t xml:space="preserve"> | </w:t>
+            </w:r>
+            <w:r>
+              <w:rPr>
+                <w:rFonts w:ascii="Latha" w:hAnsi="Latha" w:cs="Latha"/>
+                <w:sz w:val="28"/>
+                <w:szCs w:val="28"/>
+                <w:cs/>
+                <w:lang w:bidi="ta-IN"/>
+              </w:rPr>
+              <w:t>ஸ்</w:t>
+            </w:r>
+            <w:r>
+              <w:rPr>
+                <w:rFonts w:ascii="Latha" w:hAnsi="Latha" w:cs="Latha"/>
+                <w:sz w:val="28"/>
+                <w:szCs w:val="28"/>
+                <w:highlight w:val="yellow"/>
+                <w:cs/>
+                <w:lang w:bidi="ta-IN"/>
+              </w:rPr>
+              <w:t>வ</w:t>
+            </w:r>
+            <w:r>
+              <w:rPr>
+                <w:rFonts w:ascii="BRH Tamil Tab Extra" w:hAnsi="BRH Tamil Tab Extra" w:cs="Latha"/>
+                <w:b/>
+                <w:sz w:val="32"/>
+                <w:szCs w:val="28"/>
+                <w:lang w:val="it-IT" w:bidi="ta-IN"/>
+              </w:rPr>
+              <w:t>…</w:t>
+            </w:r>
+            <w:r>
+              <w:rPr>
+                <w:rFonts w:ascii="Latha" w:hAnsi="Latha" w:cs="Latha"/>
+                <w:sz w:val="28"/>
+                <w:szCs w:val="28"/>
+                <w:cs/>
+                <w:lang w:bidi="ta-IN"/>
+              </w:rPr>
+              <w:t>ர்</w:t>
+            </w:r>
+            <w:r>
+              <w:rPr>
+                <w:rFonts w:ascii="Latha" w:hAnsi="Latha" w:cs="Latha"/>
+                <w:b/>
+                <w:bCs/>
+                <w:sz w:val="32"/>
+                <w:szCs w:val="32"/>
+                <w:lang w:val="it-IT" w:bidi="ta-IN"/>
+              </w:rPr>
+              <w:t>.</w:t>
+            </w:r>
+            <w:r>
+              <w:rPr>
+                <w:rFonts w:ascii="BRH Tamil Tab Extra" w:hAnsi="BRH Tamil Tab Extra" w:cs="Latha"/>
+                <w:b/>
+                <w:sz w:val="32"/>
+                <w:szCs w:val="28"/>
+                <w:lang w:val="it-IT" w:bidi="ta-IN"/>
+              </w:rPr>
+              <w:t>…</w:t>
+            </w:r>
+            <w:r>
+              <w:rPr>
+                <w:rFonts w:ascii="Latha" w:hAnsi="Latha" w:cs="Latha"/>
+                <w:sz w:val="28"/>
+                <w:szCs w:val="28"/>
+                <w:cs/>
+                <w:lang w:bidi="ta-IN"/>
+              </w:rPr>
+              <w:t>ஶ</w:t>
+            </w:r>
+            <w:r>
+              <w:rPr>
+                <w:rFonts w:ascii="BRH Tamil Tab Extra" w:hAnsi="BRH Tamil Tab Extra" w:cs="Latha"/>
+                <w:b/>
+                <w:sz w:val="32"/>
+                <w:szCs w:val="28"/>
+                <w:lang w:val="it-IT" w:bidi="ta-IN"/>
+              </w:rPr>
+              <w:t>…</w:t>
+            </w:r>
+            <w:r>
+              <w:rPr>
+                <w:rFonts w:ascii="Latha" w:hAnsi="Latha" w:cs="Latha"/>
+                <w:sz w:val="28"/>
+                <w:szCs w:val="28"/>
+                <w:cs/>
+                <w:lang w:bidi="ta-IN"/>
+              </w:rPr>
+              <w:t>ய</w:t>
+            </w:r>
+            <w:r>
+              <w:rPr>
+                <w:rFonts w:ascii="BRH Tamil Tab Extra" w:hAnsi="BRH Tamil Tab Extra" w:cs="Latha"/>
+                <w:b/>
+                <w:sz w:val="32"/>
+                <w:szCs w:val="28"/>
+                <w:lang w:val="it-IT" w:bidi="ta-IN"/>
+              </w:rPr>
+              <w:t>…</w:t>
+            </w:r>
+            <w:r>
+              <w:rPr>
+                <w:rFonts w:ascii="Latha" w:hAnsi="Latha" w:cs="Latha"/>
+                <w:sz w:val="28"/>
+                <w:szCs w:val="28"/>
+                <w:cs/>
+                <w:lang w:bidi="ta-IN"/>
+              </w:rPr>
+              <w:t>தி</w:t>
+            </w:r>
+            <w:r>
+              <w:rPr>
+                <w:rFonts w:ascii="BRH Tamil Tab Extra" w:hAnsi="BRH Tamil Tab Extra" w:cs="Latha"/>
+                <w:b/>
+                <w:sz w:val="32"/>
+                <w:szCs w:val="28"/>
+                <w:lang w:val="it-IT" w:bidi="ta-IN"/>
+              </w:rPr>
+              <w:t>…</w:t>
+            </w:r>
+            <w:r>
+              <w:rPr>
+                <w:rFonts w:ascii="Latha" w:hAnsi="Latha" w:cs="Latha"/>
+                <w:sz w:val="28"/>
+                <w:szCs w:val="28"/>
+                <w:lang w:val="it-IT" w:bidi="ta-IN"/>
+              </w:rPr>
+              <w:t xml:space="preserve"> </w:t>
+            </w:r>
+            <w:r>
+              <w:rPr>
+                <w:rFonts w:ascii="Latha" w:hAnsi="Latha" w:cs="Latha"/>
+                <w:sz w:val="28"/>
+                <w:szCs w:val="28"/>
+                <w:cs/>
+                <w:lang w:bidi="ta-IN"/>
+              </w:rPr>
+              <w:t>ரக்ஷ</w:t>
+            </w:r>
+            <w:r>
+              <w:rPr>
+                <w:rFonts w:ascii="BRH Tamil Tab Extra" w:hAnsi="BRH Tamil Tab Extra" w:cs="Latha"/>
+                <w:b/>
+                <w:sz w:val="36"/>
+                <w:szCs w:val="28"/>
+                <w:lang w:val="it-IT" w:bidi="ta-IN"/>
+              </w:rPr>
+              <w:t>†</w:t>
+            </w:r>
+            <w:r>
+              <w:rPr>
+                <w:rFonts w:ascii="Latha" w:hAnsi="Latha" w:cs="Latha"/>
+                <w:sz w:val="28"/>
+                <w:szCs w:val="28"/>
+                <w:cs/>
+                <w:lang w:bidi="ta-IN"/>
+              </w:rPr>
+              <w:t>ஸாம்</w:t>
+            </w:r>
+            <w:r>
+              <w:rPr>
+                <w:rFonts w:ascii="Latha" w:hAnsi="Latha" w:cs="Latha"/>
+                <w:sz w:val="28"/>
+                <w:szCs w:val="28"/>
+                <w:lang w:val="it-IT" w:bidi="ta-IN"/>
+              </w:rPr>
+              <w:t xml:space="preserve"> |</w:t>
+            </w:r>
+          </w:p>
+        </w:tc>
+        <w:tc>
+          <w:tcPr>
+            <w:tcW w:w="5244" w:type="dxa"/>
+            <w:tcBorders>
+              <w:top w:val="single" w:sz="4" w:space="0" w:color="000000"/>
+              <w:left w:val="single" w:sz="4" w:space="0" w:color="000000"/>
+              <w:bottom w:val="single" w:sz="4" w:space="0" w:color="000000"/>
+              <w:right w:val="single" w:sz="4" w:space="0" w:color="000000"/>
+            </w:tcBorders>
+          </w:tcPr>
+          <w:p>
+            <w:pPr>
+              <w:autoSpaceDE w:val="0"/>
+              <w:autoSpaceDN w:val="0"/>
+              <w:adjustRightInd w:val="0"/>
+              <w:spacing w:before="0" w:line="240" w:lineRule="auto"/>
+              <w:rPr>
+                <w:rFonts w:ascii="Latha" w:hAnsi="Latha" w:cs="Latha"/>
+                <w:sz w:val="28"/>
+                <w:szCs w:val="28"/>
+                <w:lang w:val="it-IT" w:bidi="ta-IN"/>
+              </w:rPr>
+            </w:pPr>
+            <w:r>
+              <w:rPr>
+                <w:rFonts w:ascii="Latha" w:hAnsi="Latha" w:cs="Latha"/>
+                <w:sz w:val="28"/>
+                <w:szCs w:val="28"/>
+                <w:cs/>
+                <w:lang w:bidi="ta-IN"/>
+              </w:rPr>
+              <w:t>ஸ</w:t>
+            </w:r>
+            <w:r>
+              <w:rPr>
+                <w:rFonts w:ascii="BRH Devanagari Extra" w:hAnsi="BRH Devanagari Extra" w:cs="Latha"/>
+                <w:b/>
+                <w:sz w:val="36"/>
+                <w:szCs w:val="28"/>
+                <w:lang w:val="it-IT" w:bidi="ta-IN"/>
+              </w:rPr>
+              <w:t>ò</w:t>
+            </w:r>
+            <w:r>
+              <w:rPr>
+                <w:rFonts w:ascii="Latha" w:hAnsi="Latha" w:cs="Latha"/>
+                <w:sz w:val="28"/>
+                <w:szCs w:val="28"/>
+                <w:lang w:val="it-IT" w:bidi="ta-IN"/>
+              </w:rPr>
+              <w:t xml:space="preserve"> </w:t>
+            </w:r>
+            <w:r>
+              <w:rPr>
+                <w:rFonts w:ascii="Latha" w:hAnsi="Latha" w:cs="Latha"/>
+                <w:sz w:val="28"/>
+                <w:szCs w:val="28"/>
+                <w:cs/>
+                <w:lang w:bidi="ta-IN"/>
+              </w:rPr>
+              <w:t>ஸ்ப</w:t>
+            </w:r>
+            <w:r>
+              <w:rPr>
+                <w:rFonts w:ascii="BRH Tamil Tab Extra" w:hAnsi="BRH Tamil Tab Extra" w:cs="Latha"/>
+                <w:b/>
+                <w:sz w:val="36"/>
+                <w:szCs w:val="28"/>
+                <w:lang w:val="it-IT" w:bidi="ta-IN"/>
+              </w:rPr>
+              <w:t>†</w:t>
+            </w:r>
+            <w:r>
+              <w:rPr>
+                <w:rFonts w:ascii="Latha" w:hAnsi="Latha" w:cs="Latha"/>
+                <w:sz w:val="28"/>
+                <w:szCs w:val="28"/>
+                <w:cs/>
+                <w:lang w:bidi="ta-IN"/>
+              </w:rPr>
+              <w:t>ர்</w:t>
+            </w:r>
+            <w:r>
+              <w:rPr>
+                <w:rFonts w:ascii="Latha" w:hAnsi="Latha" w:cs="Latha"/>
+                <w:b/>
+                <w:bCs/>
+                <w:sz w:val="32"/>
+                <w:szCs w:val="32"/>
+                <w:lang w:val="it-IT" w:bidi="ta-IN"/>
+              </w:rPr>
+              <w:t>.</w:t>
+            </w:r>
+            <w:r>
+              <w:rPr>
+                <w:rFonts w:ascii="Latha" w:hAnsi="Latha" w:cs="Latha"/>
+                <w:sz w:val="28"/>
+                <w:szCs w:val="28"/>
+                <w:cs/>
+                <w:lang w:bidi="ta-IN"/>
+              </w:rPr>
+              <w:t>ஶயதி</w:t>
+            </w:r>
+            <w:r>
+              <w:rPr>
+                <w:rFonts w:ascii="Latha" w:hAnsi="Latha" w:cs="Latha"/>
+                <w:sz w:val="28"/>
+                <w:szCs w:val="28"/>
+                <w:lang w:val="it-IT" w:bidi="ta-IN"/>
+              </w:rPr>
+              <w:t xml:space="preserve"> | </w:t>
+            </w:r>
+          </w:p>
+          <w:p>
+            <w:pPr>
+              <w:autoSpaceDE w:val="0"/>
+              <w:autoSpaceDN w:val="0"/>
+              <w:adjustRightInd w:val="0"/>
+              <w:spacing w:before="0" w:line="240" w:lineRule="auto"/>
+              <w:rPr>
+                <w:rFonts w:ascii="BRH Malayalam Extra" w:eastAsia="Times New Roman" w:hAnsi="BRH Malayalam Extra" w:cs="BRH Malayalam Extra"/>
+                <w:color w:val="000000"/>
+                <w:sz w:val="40"/>
+                <w:szCs w:val="40"/>
+                <w:lang w:val="it-IT" w:eastAsia="en-IN" w:bidi="ml-IN"/>
+              </w:rPr>
+            </w:pPr>
+            <w:r>
+              <w:rPr>
+                <w:rFonts w:ascii="Latha" w:hAnsi="Latha" w:cs="Latha"/>
+                <w:sz w:val="28"/>
+                <w:szCs w:val="28"/>
+                <w:cs/>
+                <w:lang w:bidi="ta-IN"/>
+              </w:rPr>
+              <w:t>ஸ்</w:t>
+            </w:r>
+            <w:r>
+              <w:rPr>
+                <w:rFonts w:ascii="Latha" w:hAnsi="Latha" w:cs="Latha"/>
+                <w:sz w:val="28"/>
+                <w:szCs w:val="28"/>
+                <w:highlight w:val="green"/>
+                <w:cs/>
+                <w:lang w:bidi="ta-IN"/>
+              </w:rPr>
+              <w:t>ப</w:t>
+            </w:r>
+            <w:r>
+              <w:rPr>
+                <w:rFonts w:ascii="BRH Tamil Tab Extra" w:hAnsi="BRH Tamil Tab Extra" w:cs="Latha"/>
+                <w:b/>
+                <w:sz w:val="32"/>
+                <w:szCs w:val="28"/>
+                <w:lang w:val="it-IT" w:bidi="ta-IN"/>
+              </w:rPr>
+              <w:t>…</w:t>
+            </w:r>
+            <w:r>
+              <w:rPr>
+                <w:rFonts w:ascii="Latha" w:hAnsi="Latha" w:cs="Latha"/>
+                <w:sz w:val="28"/>
+                <w:szCs w:val="28"/>
+                <w:cs/>
+                <w:lang w:bidi="ta-IN"/>
+              </w:rPr>
+              <w:t>ர்</w:t>
+            </w:r>
+            <w:r>
+              <w:rPr>
+                <w:rFonts w:ascii="Latha" w:hAnsi="Latha" w:cs="Latha"/>
+                <w:b/>
+                <w:bCs/>
+                <w:sz w:val="32"/>
+                <w:szCs w:val="32"/>
+                <w:lang w:val="it-IT" w:bidi="ta-IN"/>
+              </w:rPr>
+              <w:t>.</w:t>
+            </w:r>
+            <w:r>
+              <w:rPr>
+                <w:rFonts w:ascii="BRH Tamil Tab Extra" w:hAnsi="BRH Tamil Tab Extra" w:cs="Latha"/>
+                <w:b/>
+                <w:sz w:val="32"/>
+                <w:szCs w:val="28"/>
+                <w:lang w:val="it-IT" w:bidi="ta-IN"/>
+              </w:rPr>
+              <w:t>…</w:t>
+            </w:r>
+            <w:r>
+              <w:rPr>
+                <w:rFonts w:ascii="Latha" w:hAnsi="Latha" w:cs="Latha"/>
+                <w:sz w:val="28"/>
+                <w:szCs w:val="28"/>
+                <w:cs/>
+                <w:lang w:bidi="ta-IN"/>
+              </w:rPr>
+              <w:t>ஶ</w:t>
+            </w:r>
+            <w:r>
+              <w:rPr>
+                <w:rFonts w:ascii="BRH Tamil Tab Extra" w:hAnsi="BRH Tamil Tab Extra" w:cs="Latha"/>
+                <w:b/>
+                <w:sz w:val="32"/>
+                <w:szCs w:val="28"/>
+                <w:lang w:val="it-IT" w:bidi="ta-IN"/>
+              </w:rPr>
+              <w:t>…</w:t>
+            </w:r>
+            <w:r>
+              <w:rPr>
+                <w:rFonts w:ascii="Latha" w:hAnsi="Latha" w:cs="Latha"/>
+                <w:sz w:val="28"/>
+                <w:szCs w:val="28"/>
+                <w:cs/>
+                <w:lang w:bidi="ta-IN"/>
+              </w:rPr>
+              <w:t>ய</w:t>
+            </w:r>
+            <w:r>
+              <w:rPr>
+                <w:rFonts w:ascii="BRH Tamil Tab Extra" w:hAnsi="BRH Tamil Tab Extra" w:cs="Latha"/>
+                <w:b/>
+                <w:sz w:val="32"/>
+                <w:szCs w:val="28"/>
+                <w:lang w:val="it-IT" w:bidi="ta-IN"/>
+              </w:rPr>
+              <w:t>…</w:t>
+            </w:r>
+            <w:r>
+              <w:rPr>
+                <w:rFonts w:ascii="Latha" w:hAnsi="Latha" w:cs="Latha"/>
+                <w:sz w:val="28"/>
+                <w:szCs w:val="28"/>
+                <w:cs/>
+                <w:lang w:bidi="ta-IN"/>
+              </w:rPr>
+              <w:t>தி</w:t>
+            </w:r>
+            <w:r>
+              <w:rPr>
+                <w:rFonts w:ascii="BRH Tamil Tab Extra" w:hAnsi="BRH Tamil Tab Extra" w:cs="Latha"/>
+                <w:b/>
+                <w:sz w:val="32"/>
+                <w:szCs w:val="28"/>
+                <w:lang w:val="it-IT" w:bidi="ta-IN"/>
+              </w:rPr>
+              <w:t>…</w:t>
+            </w:r>
+            <w:r>
+              <w:rPr>
+                <w:rFonts w:ascii="Latha" w:hAnsi="Latha" w:cs="Latha"/>
+                <w:sz w:val="28"/>
+                <w:szCs w:val="28"/>
+                <w:lang w:val="it-IT" w:bidi="ta-IN"/>
+              </w:rPr>
+              <w:t xml:space="preserve"> </w:t>
+            </w:r>
+            <w:r>
+              <w:rPr>
+                <w:rFonts w:ascii="Latha" w:hAnsi="Latha" w:cs="Latha"/>
+                <w:sz w:val="28"/>
+                <w:szCs w:val="28"/>
+                <w:cs/>
+                <w:lang w:bidi="ta-IN"/>
+              </w:rPr>
+              <w:t>ரக்ஷ</w:t>
+            </w:r>
+            <w:r>
+              <w:rPr>
+                <w:rFonts w:ascii="BRH Tamil Tab Extra" w:hAnsi="BRH Tamil Tab Extra" w:cs="Latha"/>
+                <w:b/>
+                <w:sz w:val="36"/>
+                <w:szCs w:val="28"/>
+                <w:lang w:val="it-IT" w:bidi="ta-IN"/>
+              </w:rPr>
+              <w:t>†</w:t>
+            </w:r>
+            <w:r>
+              <w:rPr>
+                <w:rFonts w:ascii="Latha" w:hAnsi="Latha" w:cs="Latha"/>
+                <w:sz w:val="28"/>
+                <w:szCs w:val="28"/>
+                <w:cs/>
+                <w:lang w:bidi="ta-IN"/>
+              </w:rPr>
+              <w:t>ஸாம்</w:t>
+            </w:r>
+            <w:r>
+              <w:rPr>
+                <w:rFonts w:ascii="Latha" w:hAnsi="Latha" w:cs="Latha"/>
+                <w:sz w:val="28"/>
+                <w:szCs w:val="28"/>
+                <w:lang w:val="it-IT" w:bidi="ta-IN"/>
+              </w:rPr>
+              <w:t xml:space="preserve"> |</w:t>
+            </w:r>
+          </w:p>
+        </w:tc>
+      </w:tr>
+      <w:tr>
+        <w:trPr>
+          <w:trHeight w:val="1111"/>
+        </w:trPr>
+        <w:tc>
+          <w:tcPr>
+            <w:tcW w:w="3828" w:type="dxa"/>
+            <w:tcBorders>
+              <w:top w:val="single" w:sz="4" w:space="0" w:color="000000"/>
+              <w:left w:val="single" w:sz="4" w:space="0" w:color="000000"/>
               <w:bottom w:val="single" w:sz="4" w:space="0" w:color="auto"/>
               <w:right w:val="single" w:sz="4" w:space="0" w:color="000000"/>
             </w:tcBorders>
@@ -316,7 +1052,7 @@
                 <w:sz w:val="28"/>
                 <w:szCs w:val="32"/>
               </w:rPr>
-              <w:t>6.2.1.6</w:t>
+              <w:t>6.2.10.4</w:t>
             </w:r>
             <w:r>
               <w:rPr>
@@ -358,7 +1094,7 @@
                 <w:szCs w:val="32"/>
                 <w:lang w:val="en-IN"/>
               </w:rPr>
-              <w:t>Krama Vaakyam No.– 18</w:t>
+              <w:t>Krama Vaakyam No.– 32</w:t>
             </w:r>
           </w:p>
           <w:p>
@@ -411,7 +1147,7 @@
                 <w:szCs w:val="32"/>
                 <w:lang w:val="it-IT"/>
               </w:rPr>
-              <w:t>6</w:t>
+              <w:t>52</w:t>
             </w:r>
           </w:p>
         </w:tc>
@@ -448,7 +1184,30 @@
                 <w:cs/>
                 <w:lang w:bidi="ta-IN"/>
               </w:rPr>
-              <w:t>ஸ</w:t>
+              <w:t>தி</w:t>
+            </w:r>
+            <w:r>
+              <w:rPr>
+                <w:rFonts w:ascii="Latha" w:hAnsi="Latha" w:cs="Latha"/>
+                <w:b/>
+                <w:bCs/>
+                <w:position w:val="-12"/>
+                <w:sz w:val="28"/>
+                <w:szCs w:val="28"/>
+                <w:cs/>
+                <w:lang w:bidi="ta-IN"/>
+              </w:rPr>
+              <w:t>3</w:t>
+            </w:r>
+            <w:r>
+              <w:rPr>
+                <w:rFonts w:ascii="Latha" w:hAnsi="Latha" w:cs="Latha"/>
+                <w:sz w:val="28"/>
+                <w:szCs w:val="28"/>
+                <w:cs/>
+                <w:lang w:bidi="ta-IN"/>
+              </w:rPr>
+              <w:t>வ</w:t>
             </w:r>
             <w:r>
               <w:rPr>
@@ -462,11 +1221,21 @@
             </w:r>
             <w:r>
               <w:rPr>
-                <w:rFonts w:ascii="Latha" w:hAnsi="Latha" w:cs="Latha"/>
-                <w:sz w:val="28"/>
+                <w:rFonts w:ascii="BRH Tamil Tab Extra" w:hAnsi="BRH Tamil Tab Extra" w:cs="Latha"/>
+                <w:b/>
+                <w:sz w:val="36"/>
                 <w:szCs w:val="28"/>
                 <w:lang w:val="it-IT" w:bidi="ta-IN"/>
               </w:rPr>
+              <w:t>†</w:t>
+            </w:r>
+            <w:r>
+              <w:rPr>
+                <w:rFonts w:ascii="Latha" w:hAnsi="Latha" w:cs="Latha"/>
+                <w:sz w:val="28"/>
+                <w:szCs w:val="28"/>
+                <w:lang w:val="it-IT" w:bidi="ta-IN"/>
+              </w:rPr>
               <w:t xml:space="preserve"> </w:t>
             </w:r>
             <w:r>
@@ -477,16 +1246,210 @@
                 <w:cs/>
                 <w:lang w:bidi="ta-IN"/>
               </w:rPr>
-              <w:t>ஸ்ப</w:t>
-            </w:r>
-            <w:r>
-              <w:rPr>
-                <w:rFonts w:ascii="BRH Tamil Tab Extra" w:hAnsi="BRH Tamil Tab Extra" w:cs="Latha"/>
+              <w:t>ஸ்த</w:t>
+            </w:r>
+            <w:r>
+              <w:rPr>
+                <w:rFonts w:ascii="Latha" w:hAnsi="Latha" w:cs="Latha"/>
+                <w:sz w:val="28"/>
+                <w:szCs w:val="28"/>
+                <w:highlight w:val="yellow"/>
+                <w:cs/>
+                <w:lang w:bidi="ta-IN"/>
+              </w:rPr>
+              <w:t>பா</w:t>
+            </w:r>
+            <w:r>
+              <w:rPr>
+                <w:rFonts w:ascii="BRH Tamil Tab Extra" w:hAnsi="BRH Tamil Tab Extra" w:cs="Latha"/>
+                <w:b/>
+                <w:sz w:val="32"/>
+                <w:szCs w:val="28"/>
+                <w:lang w:val="it-IT" w:bidi="ta-IN"/>
+              </w:rPr>
+              <w:t>…</w:t>
+            </w:r>
+            <w:r>
+              <w:rPr>
+                <w:rFonts w:ascii="Latha" w:hAnsi="Latha" w:cs="Latha"/>
+                <w:b/>
+                <w:bCs/>
+                <w:position w:val="-12"/>
+                <w:sz w:val="28"/>
+                <w:szCs w:val="28"/>
+                <w:cs/>
+                <w:lang w:bidi="ta-IN"/>
+              </w:rPr>
+              <w:t>4</w:t>
+            </w:r>
+            <w:r>
+              <w:rPr>
+                <w:rFonts w:ascii="Latha" w:hAnsi="Latha" w:cs="Latha"/>
+                <w:sz w:val="28"/>
+                <w:szCs w:val="28"/>
+                <w:cs/>
+                <w:lang w:bidi="ta-IN"/>
+              </w:rPr>
+              <w:t>ன</w:t>
+            </w:r>
+            <w:r>
+              <w:rPr>
+                <w:rFonts w:ascii="Latha" w:hAnsi="Latha" w:cs="Latha"/>
+                <w:sz w:val="28"/>
+                <w:szCs w:val="28"/>
+                <w:lang w:val="it-IT" w:bidi="ta-IN"/>
+              </w:rPr>
+              <w:t xml:space="preserve"> | </w:t>
+            </w:r>
+            <w:r>
+              <w:rPr>
+                <w:rFonts w:ascii="Latha" w:hAnsi="Latha" w:cs="Latha"/>
+                <w:sz w:val="28"/>
+                <w:szCs w:val="28"/>
+                <w:cs/>
+                <w:lang w:bidi="ta-IN"/>
+              </w:rPr>
+              <w:t>ஸ்த</w:t>
+            </w:r>
+            <w:r>
+              <w:rPr>
+                <w:rFonts w:ascii="BRH Tamil Tab Extra" w:hAnsi="BRH Tamil Tab Extra" w:cs="Latha"/>
+                <w:b/>
+                <w:sz w:val="32"/>
+                <w:szCs w:val="28"/>
+                <w:lang w:val="it-IT" w:bidi="ta-IN"/>
+              </w:rPr>
+              <w:t>…</w:t>
+            </w:r>
+            <w:r>
+              <w:rPr>
+                <w:rFonts w:ascii="Latha" w:hAnsi="Latha" w:cs="Latha"/>
+                <w:sz w:val="28"/>
+                <w:szCs w:val="28"/>
+                <w:cs/>
+                <w:lang w:bidi="ta-IN"/>
+              </w:rPr>
+              <w:t>பா</w:t>
+            </w:r>
+            <w:r>
+              <w:rPr>
+                <w:rFonts w:ascii="BRH Tamil Tab Extra" w:hAnsi="BRH Tamil Tab Extra" w:cs="Latha"/>
+                <w:b/>
+                <w:sz w:val="32"/>
+                <w:szCs w:val="28"/>
+                <w:lang w:val="it-IT" w:bidi="ta-IN"/>
+              </w:rPr>
+              <w:t>…</w:t>
+            </w:r>
+            <w:r>
+              <w:rPr>
+                <w:rFonts w:ascii="Latha" w:hAnsi="Latha" w:cs="Latha"/>
+                <w:b/>
+                <w:bCs/>
+                <w:position w:val="-12"/>
+                <w:sz w:val="28"/>
+                <w:szCs w:val="28"/>
+                <w:cs/>
+                <w:lang w:bidi="ta-IN"/>
+              </w:rPr>
+              <w:t>4</w:t>
+            </w:r>
+            <w:r>
+              <w:rPr>
+                <w:rFonts w:ascii="Latha" w:hAnsi="Latha" w:cs="Latha"/>
+                <w:sz w:val="28"/>
+                <w:szCs w:val="28"/>
+                <w:cs/>
+                <w:lang w:bidi="ta-IN"/>
+              </w:rPr>
+              <w:t>னா</w:t>
+            </w:r>
+            <w:r>
+              <w:rPr>
+                <w:rFonts w:ascii="Latha" w:hAnsi="Latha" w:cs="Latha"/>
+                <w:sz w:val="28"/>
+                <w:szCs w:val="28"/>
+                <w:lang w:val="it-IT" w:bidi="ta-IN"/>
+              </w:rPr>
+              <w:t xml:space="preserve"> |</w:t>
+            </w:r>
+          </w:p>
+        </w:tc>
+        <w:tc>
+          <w:tcPr>
+            <w:tcW w:w="5244" w:type="dxa"/>
+            <w:tcBorders>
+              <w:top w:val="single" w:sz="4" w:space="0" w:color="000000"/>
+              <w:left w:val="single" w:sz="4" w:space="0" w:color="000000"/>
+              <w:bottom w:val="single" w:sz="4" w:space="0" w:color="auto"/>
+              <w:right w:val="single" w:sz="4" w:space="0" w:color="000000"/>
+            </w:tcBorders>
+          </w:tcPr>
+          <w:p>
+            <w:pPr>
+              <w:widowControl w:val="0"/>
+              <w:autoSpaceDE w:val="0"/>
+              <w:autoSpaceDN w:val="0"/>
+              <w:adjustRightInd w:val="0"/>
+              <w:spacing w:before="0" w:line="240" w:lineRule="auto"/>
+              <w:rPr>
+                <w:rFonts w:ascii="Latha" w:hAnsi="Latha" w:cs="Latha"/>
+                <w:sz w:val="28"/>
+                <w:szCs w:val="28"/>
+                <w:lang w:val="it-IT" w:bidi="ta-IN"/>
+              </w:rPr>
+            </w:pPr>
+            <w:r>
+              <w:rPr>
+                <w:rFonts w:ascii="Latha" w:hAnsi="Latha" w:cs="Latha"/>
+                <w:sz w:val="28"/>
+                <w:szCs w:val="28"/>
+                <w:cs/>
+                <w:lang w:bidi="ta-IN"/>
+              </w:rPr>
+              <w:t>தி</w:t>
+            </w:r>
+            <w:r>
+              <w:rPr>
+                <w:rFonts w:ascii="Latha" w:hAnsi="Latha" w:cs="Latha"/>
+                <w:b/>
+                <w:bCs/>
+                <w:position w:val="-12"/>
+                <w:sz w:val="28"/>
+                <w:szCs w:val="28"/>
+                <w:cs/>
+                <w:lang w:bidi="ta-IN"/>
+              </w:rPr>
+              <w:t>3</w:t>
+            </w:r>
+            <w:r>
+              <w:rPr>
+                <w:rFonts w:ascii="Latha" w:hAnsi="Latha" w:cs="Latha"/>
+                <w:sz w:val="28"/>
+                <w:szCs w:val="28"/>
+                <w:cs/>
+                <w:lang w:bidi="ta-IN"/>
+              </w:rPr>
+              <w:t>வ</w:t>
+            </w:r>
+            <w:r>
+              <w:rPr>
+                <w:rFonts w:ascii="BRH Devanagari Extra" w:hAnsi="BRH Devanagari Extra" w:cs="Latha"/>
                 <w:b/>
                 <w:sz w:val="36"/>
                 <w:szCs w:val="28"/>
                 <w:lang w:val="it-IT" w:bidi="ta-IN"/>
               </w:rPr>
+              <w:t>ò</w:t>
+            </w:r>
+            <w:r>
+              <w:rPr>
+                <w:rFonts w:ascii="BRH Tamil Tab Extra" w:hAnsi="BRH Tamil Tab Extra" w:cs="Latha"/>
+                <w:b/>
+                <w:sz w:val="36"/>
+                <w:szCs w:val="28"/>
+                <w:lang w:val="it-IT" w:bidi="ta-IN"/>
+              </w:rPr>
               <w:t>†</w:t>
             </w:r>
             <w:r>
@@ -494,31 +1457,53 @@
                 <w:rFonts w:ascii="Latha" w:hAnsi="Latha" w:cs="Latha"/>
                 <w:sz w:val="28"/>
                 <w:szCs w:val="28"/>
-                <w:cs/>
-                <w:lang w:bidi="ta-IN"/>
-              </w:rPr>
-              <w:t>ர்</w:t>
-            </w:r>
-            <w:r>
-              <w:rPr>
-                <w:rFonts w:ascii="Latha" w:hAnsi="Latha" w:cs="Latha"/>
-                <w:b/>
-                <w:bCs/>
-                <w:sz w:val="32"/>
-                <w:szCs w:val="32"/>
                 <w:lang w:val="it-IT" w:bidi="ta-IN"/>
               </w:rPr>
-              <w:t>.</w:t>
-            </w:r>
-            <w:r>
-              <w:rPr>
-                <w:rFonts w:ascii="Latha" w:hAnsi="Latha" w:cs="Latha"/>
-                <w:sz w:val="28"/>
-                <w:szCs w:val="28"/>
-                <w:cs/>
-                <w:lang w:bidi="ta-IN"/>
-              </w:rPr>
-              <w:t>ஶயதி</w:t>
+              <w:t xml:space="preserve"> </w:t>
+            </w:r>
+            <w:r>
+              <w:rPr>
+                <w:rFonts w:ascii="Latha" w:hAnsi="Latha" w:cs="Latha"/>
+                <w:sz w:val="28"/>
+                <w:szCs w:val="28"/>
+                <w:cs/>
+                <w:lang w:bidi="ta-IN"/>
+              </w:rPr>
+              <w:t>ஸ்த</w:t>
+            </w:r>
+            <w:r>
+              <w:rPr>
+                <w:rFonts w:ascii="Latha" w:hAnsi="Latha" w:cs="Latha"/>
+                <w:sz w:val="28"/>
+                <w:szCs w:val="28"/>
+                <w:highlight w:val="green"/>
+                <w:cs/>
+                <w:lang w:bidi="ta-IN"/>
+              </w:rPr>
+              <w:t>பா</w:t>
+            </w:r>
+            <w:r>
+              <w:rPr>
+                <w:rFonts w:ascii="Latha" w:hAnsi="Latha" w:cs="Latha"/>
+                <w:b/>
+                <w:bCs/>
+                <w:position w:val="-12"/>
+                <w:sz w:val="28"/>
+                <w:szCs w:val="28"/>
+                <w:cs/>
+                <w:lang w:bidi="ta-IN"/>
+              </w:rPr>
+              <w:t>4</w:t>
+            </w:r>
+            <w:r>
+              <w:rPr>
+                <w:rFonts w:ascii="Latha" w:hAnsi="Latha" w:cs="Latha"/>
+                <w:sz w:val="28"/>
+                <w:szCs w:val="28"/>
+                <w:cs/>
+                <w:lang w:bidi="ta-IN"/>
+              </w:rPr>
+              <w:t>ன</w:t>
             </w:r>
             <w:r>
               <w:rPr>
@@ -529,15 +1514,389 @@
               </w:rPr>
               <w:t xml:space="preserve"> | </w:t>
             </w:r>
-            <w:r>
-              <w:rPr>
-                <w:rFonts w:ascii="Latha" w:hAnsi="Latha" w:cs="Latha"/>
-                <w:sz w:val="28"/>
-                <w:szCs w:val="28"/>
-                <w:cs/>
-                <w:lang w:bidi="ta-IN"/>
-              </w:rPr>
-              <w:t>ஸ்</w:t>
+          </w:p>
+          <w:p>
+            <w:pPr>
+              <w:widowControl w:val="0"/>
+              <w:autoSpaceDE w:val="0"/>
+              <w:autoSpaceDN w:val="0"/>
+              <w:adjustRightInd w:val="0"/>
+              <w:spacing w:before="0" w:line="240" w:lineRule="auto"/>
+              <w:rPr>
+                <w:rFonts w:ascii="BRH Malayalam Extra" w:eastAsia="Times New Roman" w:hAnsi="BRH Malayalam Extra" w:cs="BRH Malayalam Extra"/>
+                <w:color w:val="000000"/>
+                <w:sz w:val="40"/>
+                <w:szCs w:val="40"/>
+                <w:lang w:val="it-IT" w:eastAsia="en-IN" w:bidi="ml-IN"/>
+              </w:rPr>
+            </w:pPr>
+            <w:r>
+              <w:rPr>
+                <w:rFonts w:ascii="Latha" w:hAnsi="Latha" w:cs="Latha"/>
+                <w:sz w:val="28"/>
+                <w:szCs w:val="28"/>
+                <w:cs/>
+                <w:lang w:bidi="ta-IN"/>
+              </w:rPr>
+              <w:t>ஸ்த</w:t>
+            </w:r>
+            <w:r>
+              <w:rPr>
+                <w:rFonts w:ascii="BRH Tamil Tab Extra" w:hAnsi="BRH Tamil Tab Extra" w:cs="Latha"/>
+                <w:b/>
+                <w:sz w:val="32"/>
+                <w:szCs w:val="28"/>
+                <w:lang w:val="it-IT" w:bidi="ta-IN"/>
+              </w:rPr>
+              <w:t>…</w:t>
+            </w:r>
+            <w:r>
+              <w:rPr>
+                <w:rFonts w:ascii="Latha" w:hAnsi="Latha" w:cs="Latha"/>
+                <w:sz w:val="28"/>
+                <w:szCs w:val="28"/>
+                <w:cs/>
+                <w:lang w:bidi="ta-IN"/>
+              </w:rPr>
+              <w:t>பா</w:t>
+            </w:r>
+            <w:r>
+              <w:rPr>
+                <w:rFonts w:ascii="BRH Tamil Tab Extra" w:hAnsi="BRH Tamil Tab Extra" w:cs="Latha"/>
+                <w:b/>
+                <w:sz w:val="32"/>
+                <w:szCs w:val="28"/>
+                <w:lang w:val="it-IT" w:bidi="ta-IN"/>
+              </w:rPr>
+              <w:t>…</w:t>
+            </w:r>
+            <w:r>
+              <w:rPr>
+                <w:rFonts w:ascii="Latha" w:hAnsi="Latha" w:cs="Latha"/>
+                <w:b/>
+                <w:bCs/>
+                <w:position w:val="-12"/>
+                <w:sz w:val="28"/>
+                <w:szCs w:val="28"/>
+                <w:cs/>
+                <w:lang w:bidi="ta-IN"/>
+              </w:rPr>
+              <w:t>4</w:t>
+            </w:r>
+            <w:r>
+              <w:rPr>
+                <w:rFonts w:ascii="Latha" w:hAnsi="Latha" w:cs="Latha"/>
+                <w:sz w:val="28"/>
+                <w:szCs w:val="28"/>
+                <w:cs/>
+                <w:lang w:bidi="ta-IN"/>
+              </w:rPr>
+              <w:t>னா</w:t>
+            </w:r>
+            <w:r>
+              <w:rPr>
+                <w:rFonts w:ascii="Latha" w:hAnsi="Latha" w:cs="Latha"/>
+                <w:sz w:val="28"/>
+                <w:szCs w:val="28"/>
+                <w:lang w:val="it-IT" w:bidi="ta-IN"/>
+              </w:rPr>
+              <w:t xml:space="preserve"> |</w:t>
+            </w:r>
+          </w:p>
+        </w:tc>
+      </w:tr>
+      <w:tr>
+        <w:trPr>
+          <w:trHeight w:val="1016"/>
+        </w:trPr>
+        <w:tc>
+          <w:tcPr>
+            <w:tcW w:w="3828" w:type="dxa"/>
+            <w:tcBorders>
+              <w:top w:val="single" w:sz="4" w:space="0" w:color="000000"/>
+              <w:left w:val="single" w:sz="4" w:space="0" w:color="000000"/>
+              <w:bottom w:val="single" w:sz="4" w:space="0" w:color="auto"/>
+              <w:right w:val="single" w:sz="4" w:space="0" w:color="000000"/>
+            </w:tcBorders>
+          </w:tcPr>
+          <w:p>
+            <w:pPr>
+              <w:widowControl w:val="0"/>
+              <w:tabs>
+                <w:tab w:val="left" w:pos="993"/>
+              </w:tabs>
+              <w:autoSpaceDE w:val="0"/>
+              <w:autoSpaceDN w:val="0"/>
+              <w:adjustRightInd w:val="0"/>
+              <w:spacing w:before="0" w:line="240" w:lineRule="auto"/>
+              <w:ind w:right="297"/>
+              <w:rPr>
+                <w:rFonts w:cs="Arial"/>
+                <w:b/>
+                <w:color w:val="000000"/>
+                <w:sz w:val="28"/>
+                <w:szCs w:val="32"/>
+              </w:rPr>
+            </w:pPr>
+            <w:r>
+              <w:rPr>
+                <w:rFonts w:cs="Arial"/>
+                <w:b/>
+                <w:color w:val="000000"/>
+                <w:sz w:val="28"/>
+                <w:szCs w:val="32"/>
+              </w:rPr>
+              <w:t>T.S.</w:t>
+            </w:r>
+            <w:r>
+              <w:rPr>
+                <w:rFonts w:cs="Arial"/>
+                <w:b/>
+                <w:color w:val="000000"/>
+                <w:sz w:val="28"/>
+                <w:szCs w:val="32"/>
+              </w:rPr>
+              <w:t>6.2.11.2</w:t>
+            </w:r>
+            <w:r>
+              <w:rPr>
+                <w:rFonts w:cs="Arial"/>
+                <w:b/>
+                <w:color w:val="000000"/>
+                <w:sz w:val="28"/>
+                <w:szCs w:val="32"/>
+              </w:rPr>
+              <w:t>– Kramam</w:t>
+            </w:r>
+          </w:p>
+          <w:p>
+            <w:pPr>
+              <w:widowControl w:val="0"/>
+              <w:tabs>
+                <w:tab w:val="left" w:pos="993"/>
+              </w:tabs>
+              <w:autoSpaceDE w:val="0"/>
+              <w:autoSpaceDN w:val="0"/>
+              <w:adjustRightInd w:val="0"/>
+              <w:spacing w:before="0" w:line="240" w:lineRule="auto"/>
+              <w:ind w:right="297"/>
+              <w:rPr>
+                <w:rFonts w:cs="Arial"/>
+                <w:b/>
+                <w:color w:val="000000"/>
+                <w:sz w:val="28"/>
+                <w:szCs w:val="32"/>
+                <w:lang w:val="en-IN"/>
+              </w:rPr>
+            </w:pPr>
+            <w:r>
+              <w:rPr>
+                <w:rFonts w:cs="Arial"/>
+                <w:b/>
+                <w:color w:val="000000"/>
+                <w:sz w:val="28"/>
+                <w:szCs w:val="32"/>
+                <w:lang w:val="en-IN"/>
+              </w:rPr>
+              <w:t>Krama Vaakyam No.– 51</w:t>
+            </w:r>
+          </w:p>
+          <w:p>
+            <w:pPr>
+              <w:widowControl w:val="0"/>
+              <w:tabs>
+                <w:tab w:val="left" w:pos="993"/>
+              </w:tabs>
+              <w:autoSpaceDE w:val="0"/>
+              <w:autoSpaceDN w:val="0"/>
+              <w:adjustRightInd w:val="0"/>
+              <w:spacing w:before="0" w:line="240" w:lineRule="auto"/>
+              <w:ind w:right="297"/>
+              <w:rPr>
+                <w:rFonts w:cs="Arial"/>
+                <w:b/>
+                <w:color w:val="000000"/>
+                <w:sz w:val="28"/>
+                <w:szCs w:val="32"/>
+                <w:lang w:val="it-IT"/>
+              </w:rPr>
+            </w:pPr>
+            <w:r>
+              <w:rPr>
+                <w:rFonts w:cs="Arial"/>
+                <w:b/>
+                <w:color w:val="000000"/>
+                <w:sz w:val="28"/>
+                <w:szCs w:val="32"/>
+                <w:lang w:val="it-IT"/>
+              </w:rPr>
+              <w:t>Panchaati No</w:t>
+            </w:r>
+            <w:r>
+              <w:rPr>
+                <w:rFonts w:cs="Arial"/>
+                <w:b/>
+                <w:color w:val="000000"/>
+                <w:szCs w:val="32"/>
+                <w:lang w:val="it-IT"/>
+              </w:rPr>
+              <w:t xml:space="preserve">. - </w:t>
+            </w:r>
+            <w:r>
+              <w:rPr>
+                <w:rFonts w:cs="Arial"/>
+                <w:b/>
+                <w:color w:val="000000"/>
+                <w:sz w:val="28"/>
+                <w:szCs w:val="32"/>
+                <w:lang w:val="it-IT"/>
+              </w:rPr>
+              <w:t>57</w:t>
+            </w:r>
+          </w:p>
+        </w:tc>
+        <w:tc>
+          <w:tcPr>
+            <w:tcW w:w="4678" w:type="dxa"/>
+            <w:tcBorders>
+              <w:top w:val="single" w:sz="4" w:space="0" w:color="000000"/>
+              <w:left w:val="single" w:sz="4" w:space="0" w:color="000000"/>
+              <w:bottom w:val="single" w:sz="4" w:space="0" w:color="auto"/>
+              <w:right w:val="single" w:sz="4" w:space="0" w:color="000000"/>
+            </w:tcBorders>
+          </w:tcPr>
+          <w:p>
+            <w:pPr>
+              <w:widowControl w:val="0"/>
+              <w:autoSpaceDE w:val="0"/>
+              <w:autoSpaceDN w:val="0"/>
+              <w:adjustRightInd w:val="0"/>
+              <w:spacing w:before="0" w:line="240" w:lineRule="auto"/>
+              <w:rPr>
+                <w:rFonts w:ascii="BRH Malayalam Extra" w:eastAsia="Times New Roman" w:hAnsi="BRH Malayalam Extra" w:cs="BRH Malayalam Extra"/>
+                <w:color w:val="000000"/>
+                <w:sz w:val="40"/>
+                <w:szCs w:val="40"/>
+                <w:lang w:val="it-IT" w:eastAsia="en-IN" w:bidi="ml-IN"/>
+              </w:rPr>
+            </w:pPr>
+            <w:r>
+              <w:rPr>
+                <w:rFonts w:ascii="Latha" w:hAnsi="Latha" w:cs="Latha"/>
+                <w:sz w:val="28"/>
+                <w:szCs w:val="28"/>
+                <w:cs/>
+                <w:lang w:bidi="ta-IN"/>
+              </w:rPr>
+              <w:t>ந</w:t>
+            </w:r>
+            <w:r>
+              <w:rPr>
+                <w:rFonts w:ascii="BRH Tamil Tab Extra" w:hAnsi="BRH Tamil Tab Extra" w:cs="Latha"/>
+                <w:b/>
+                <w:sz w:val="32"/>
+                <w:szCs w:val="28"/>
+                <w:lang w:val="it-IT" w:bidi="ta-IN"/>
+              </w:rPr>
+              <w:t>…</w:t>
+            </w:r>
+            <w:r>
+              <w:rPr>
+                <w:rFonts w:ascii="Latha" w:hAnsi="Latha" w:cs="Latha"/>
+                <w:sz w:val="28"/>
+                <w:szCs w:val="28"/>
+                <w:cs/>
+                <w:lang w:bidi="ta-IN"/>
+              </w:rPr>
+              <w:t>ய</w:t>
+            </w:r>
+            <w:r>
+              <w:rPr>
+                <w:rFonts w:ascii="BRH Tamil Tab Extra" w:hAnsi="BRH Tamil Tab Extra" w:cs="Latha"/>
+                <w:b/>
+                <w:sz w:val="32"/>
+                <w:szCs w:val="28"/>
+                <w:lang w:val="it-IT" w:bidi="ta-IN"/>
+              </w:rPr>
+              <w:t>…</w:t>
+            </w:r>
+            <w:r>
+              <w:rPr>
+                <w:rFonts w:ascii="Latha" w:hAnsi="Latha" w:cs="Latha"/>
+                <w:sz w:val="28"/>
+                <w:szCs w:val="28"/>
+                <w:cs/>
+                <w:lang w:bidi="ta-IN"/>
+              </w:rPr>
+              <w:t>தி</w:t>
+            </w:r>
+            <w:r>
+              <w:rPr>
+                <w:rFonts w:ascii="BRH Tamil Tab Extra" w:hAnsi="BRH Tamil Tab Extra" w:cs="Latha"/>
+                <w:b/>
+                <w:sz w:val="32"/>
+                <w:szCs w:val="28"/>
+                <w:lang w:val="it-IT" w:bidi="ta-IN"/>
+              </w:rPr>
+              <w:t>…</w:t>
+            </w:r>
+            <w:r>
+              <w:rPr>
+                <w:rFonts w:ascii="Latha" w:hAnsi="Latha" w:cs="Latha"/>
+                <w:sz w:val="28"/>
+                <w:szCs w:val="28"/>
+                <w:lang w:val="it-IT" w:bidi="ta-IN"/>
+              </w:rPr>
+              <w:t xml:space="preserve"> </w:t>
+            </w:r>
+            <w:r>
+              <w:rPr>
+                <w:rFonts w:ascii="Latha" w:hAnsi="Latha" w:cs="Latha"/>
+                <w:sz w:val="28"/>
+                <w:szCs w:val="28"/>
+                <w:cs/>
+                <w:lang w:bidi="ta-IN"/>
+              </w:rPr>
+              <w:t>தஸ்மா</w:t>
+            </w:r>
+            <w:r>
+              <w:rPr>
+                <w:rFonts w:ascii="BRH Tamil Tab Extra" w:hAnsi="BRH Tamil Tab Extra" w:cs="Latha"/>
+                <w:b/>
+                <w:sz w:val="36"/>
+                <w:szCs w:val="28"/>
+                <w:lang w:val="it-IT" w:bidi="ta-IN"/>
+              </w:rPr>
+              <w:t>‡</w:t>
+            </w:r>
+            <w:r>
+              <w:rPr>
+                <w:rFonts w:ascii="Latha" w:hAnsi="Latha" w:cs="Latha"/>
+                <w:sz w:val="28"/>
+                <w:szCs w:val="28"/>
+                <w:cs/>
+                <w:lang w:bidi="ta-IN"/>
+              </w:rPr>
+              <w:t>த்</w:t>
+            </w:r>
+            <w:r>
+              <w:rPr>
+                <w:rFonts w:ascii="Latha" w:hAnsi="Latha" w:cs="Latha"/>
+                <w:sz w:val="28"/>
+                <w:szCs w:val="28"/>
+                <w:lang w:val="it-IT" w:bidi="ta-IN"/>
+              </w:rPr>
+              <w:t xml:space="preserve"> | </w:t>
+            </w:r>
+            <w:r>
+              <w:rPr>
+                <w:rFonts w:ascii="Latha" w:hAnsi="Latha" w:cs="Latha"/>
+                <w:sz w:val="28"/>
+                <w:szCs w:val="28"/>
+                <w:cs/>
+                <w:lang w:bidi="ta-IN"/>
+              </w:rPr>
+              <w:t>தஸ்</w:t>
             </w:r>
             <w:r>
               <w:rPr>
@@ -548,38 +1907,141 @@
                 <w:cs/>
                 <w:lang w:bidi="ta-IN"/>
               </w:rPr>
-              <w:t>வ</w:t>
-            </w:r>
-            <w:r>
-              <w:rPr>
-                <w:rFonts w:ascii="BRH Tamil Tab Extra" w:hAnsi="BRH Tamil Tab Extra" w:cs="Latha"/>
-                <w:b/>
-                <w:sz w:val="32"/>
+              <w:t>மா</w:t>
+            </w:r>
+            <w:r>
+              <w:rPr>
+                <w:rFonts w:ascii="BRH Tamil Tab Extra" w:hAnsi="BRH Tamil Tab Extra" w:cs="Latha"/>
+                <w:b/>
+                <w:sz w:val="36"/>
                 <w:szCs w:val="28"/>
                 <w:lang w:val="it-IT" w:bidi="ta-IN"/>
               </w:rPr>
+              <w:t>‡</w:t>
+            </w:r>
+            <w:r>
+              <w:rPr>
+                <w:rFonts w:ascii="Latha" w:hAnsi="Latha" w:cs="Latha"/>
+                <w:sz w:val="28"/>
+                <w:szCs w:val="28"/>
+                <w:cs/>
+                <w:lang w:bidi="ta-IN"/>
+              </w:rPr>
+              <w:t>தா</w:t>
+            </w:r>
+            <w:r>
+              <w:rPr>
+                <w:rFonts w:ascii="BRH Tamil Tab Extra" w:hAnsi="BRH Tamil Tab Extra" w:cs="Latha"/>
+                <w:b/>
+                <w:sz w:val="32"/>
+                <w:szCs w:val="28"/>
+                <w:lang w:val="it-IT" w:bidi="ta-IN"/>
+              </w:rPr>
               <w:t>…</w:t>
             </w:r>
             <w:r>
               <w:rPr>
                 <w:rFonts w:ascii="Latha" w:hAnsi="Latha" w:cs="Latha"/>
-                <w:sz w:val="28"/>
-                <w:szCs w:val="28"/>
-                <w:cs/>
-                <w:lang w:bidi="ta-IN"/>
-              </w:rPr>
-              <w:t>ர்</w:t>
-            </w:r>
-            <w:r>
-              <w:rPr>
-                <w:rFonts w:ascii="Latha" w:hAnsi="Latha" w:cs="Latha"/>
-                <w:b/>
-                <w:bCs/>
-                <w:sz w:val="32"/>
-                <w:szCs w:val="32"/>
+                <w:b/>
+                <w:bCs/>
+                <w:position w:val="-12"/>
+                <w:sz w:val="28"/>
+                <w:szCs w:val="28"/>
+                <w:cs/>
+                <w:lang w:bidi="ta-IN"/>
+              </w:rPr>
+              <w:t>3</w:t>
+            </w:r>
+            <w:r>
+              <w:rPr>
+                <w:rFonts w:ascii="Latha" w:hAnsi="Latha" w:cs="Latha"/>
+                <w:sz w:val="28"/>
+                <w:szCs w:val="28"/>
+                <w:cs/>
+                <w:lang w:bidi="ta-IN"/>
+              </w:rPr>
+              <w:t>ர்த்</w:t>
+            </w:r>
+            <w:r>
+              <w:rPr>
+                <w:rFonts w:ascii="Latha" w:hAnsi="Latha" w:cs="Latha"/>
+                <w:b/>
+                <w:bCs/>
+                <w:position w:val="-12"/>
+                <w:sz w:val="28"/>
+                <w:szCs w:val="28"/>
+                <w:cs/>
+                <w:lang w:bidi="ta-IN"/>
+              </w:rPr>
+              <w:t>3</w:t>
+            </w:r>
+            <w:r>
+              <w:rPr>
+                <w:rFonts w:ascii="Latha" w:hAnsi="Latha" w:cs="Latha"/>
+                <w:sz w:val="28"/>
+                <w:szCs w:val="28"/>
+                <w:cs/>
+                <w:lang w:bidi="ta-IN"/>
+              </w:rPr>
+              <w:t>ரா</w:t>
+            </w:r>
+            <w:r>
+              <w:rPr>
+                <w:rFonts w:ascii="Latha" w:hAnsi="Latha" w:cs="Latha"/>
+                <w:b/>
+                <w:bCs/>
+                <w:sz w:val="32"/>
+                <w:szCs w:val="32"/>
+                <w:cs/>
+                <w:lang w:bidi="ta-IN"/>
+              </w:rPr>
+              <w:t>:</w:t>
+            </w:r>
+            <w:r>
+              <w:rPr>
+                <w:rFonts w:ascii="Latha" w:hAnsi="Latha" w:cs="Latha"/>
+                <w:sz w:val="28"/>
+                <w:szCs w:val="28"/>
                 <w:lang w:val="it-IT" w:bidi="ta-IN"/>
               </w:rPr>
-              <w:t>.</w:t>
+              <w:t xml:space="preserve"> |</w:t>
+            </w:r>
+          </w:p>
+        </w:tc>
+        <w:tc>
+          <w:tcPr>
+            <w:tcW w:w="5244" w:type="dxa"/>
+            <w:tcBorders>
+              <w:top w:val="single" w:sz="4" w:space="0" w:color="000000"/>
+              <w:left w:val="single" w:sz="4" w:space="0" w:color="000000"/>
+              <w:bottom w:val="single" w:sz="4" w:space="0" w:color="auto"/>
+              <w:right w:val="single" w:sz="4" w:space="0" w:color="000000"/>
+            </w:tcBorders>
+          </w:tcPr>
+          <w:p>
+            <w:pPr>
+              <w:widowControl w:val="0"/>
+              <w:autoSpaceDE w:val="0"/>
+              <w:autoSpaceDN w:val="0"/>
+              <w:adjustRightInd w:val="0"/>
+              <w:spacing w:line="252" w:lineRule="auto"/>
+              <w:rPr>
+                <w:rFonts w:ascii="BRH Malayalam Extra" w:eastAsia="Times New Roman" w:hAnsi="BRH Malayalam Extra" w:cs="BRH Malayalam Extra"/>
+                <w:color w:val="000000"/>
+                <w:sz w:val="40"/>
+                <w:szCs w:val="40"/>
+                <w:lang w:val="it-IT" w:eastAsia="en-IN" w:bidi="ml-IN"/>
+              </w:rPr>
+            </w:pPr>
+            <w:r>
+              <w:rPr>
+                <w:rFonts w:ascii="Latha" w:hAnsi="Latha" w:cs="Latha"/>
+                <w:sz w:val="28"/>
+                <w:szCs w:val="28"/>
+                <w:cs/>
+                <w:lang w:bidi="ta-IN"/>
+              </w:rPr>
+              <w:t>ந</w:t>
             </w:r>
             <w:r>
               <w:rPr>
@@ -599,7 +2061,7 @@
                 <w:cs/>
                 <w:lang w:bidi="ta-IN"/>
               </w:rPr>
-              <w:t>ஶ</w:t>
+              <w:t>ய</w:t>
             </w:r>
             <w:r>
               <w:rPr>
@@ -619,7 +2081,7 @@
                 <w:cs/>
                 <w:lang w:bidi="ta-IN"/>
               </w:rPr>
-              <w:t>ய</w:t>
+              <w:t>தி</w:t>
             </w:r>
             <w:r>
               <w:rPr>
@@ -636,69 +2098,231 @@
                 <w:rFonts w:ascii="Latha" w:hAnsi="Latha" w:cs="Latha"/>
                 <w:sz w:val="28"/>
                 <w:szCs w:val="28"/>
-                <w:cs/>
-                <w:lang w:bidi="ta-IN"/>
-              </w:rPr>
-              <w:t>தி</w:t>
-            </w:r>
-            <w:r>
-              <w:rPr>
-                <w:rFonts w:ascii="BRH Tamil Tab Extra" w:hAnsi="BRH Tamil Tab Extra" w:cs="Latha"/>
-                <w:b/>
-                <w:sz w:val="32"/>
-                <w:szCs w:val="28"/>
                 <w:lang w:val="it-IT" w:bidi="ta-IN"/>
               </w:rPr>
+              <w:t xml:space="preserve"> </w:t>
+            </w:r>
+            <w:r>
+              <w:rPr>
+                <w:rFonts w:ascii="Latha" w:hAnsi="Latha" w:cs="Latha"/>
+                <w:sz w:val="28"/>
+                <w:szCs w:val="28"/>
+                <w:cs/>
+                <w:lang w:bidi="ta-IN"/>
+              </w:rPr>
+              <w:t>தஸ்மா</w:t>
+            </w:r>
+            <w:r>
+              <w:rPr>
+                <w:rFonts w:ascii="BRH Tamil Tab Extra" w:hAnsi="BRH Tamil Tab Extra" w:cs="Latha"/>
+                <w:b/>
+                <w:sz w:val="36"/>
+                <w:szCs w:val="28"/>
+                <w:lang w:val="it-IT" w:bidi="ta-IN"/>
+              </w:rPr>
+              <w:t>‡</w:t>
+            </w:r>
+            <w:r>
+              <w:rPr>
+                <w:rFonts w:ascii="Latha" w:hAnsi="Latha" w:cs="Latha"/>
+                <w:sz w:val="28"/>
+                <w:szCs w:val="28"/>
+                <w:cs/>
+                <w:lang w:bidi="ta-IN"/>
+              </w:rPr>
+              <w:t>த்</w:t>
+            </w:r>
+            <w:r>
+              <w:rPr>
+                <w:rFonts w:ascii="Latha" w:hAnsi="Latha" w:cs="Latha"/>
+                <w:sz w:val="28"/>
+                <w:szCs w:val="28"/>
+                <w:lang w:val="it-IT" w:bidi="ta-IN"/>
+              </w:rPr>
+              <w:t xml:space="preserve"> | </w:t>
+            </w:r>
+            <w:r>
+              <w:rPr>
+                <w:rFonts w:ascii="Latha" w:hAnsi="Latha" w:cs="Latha"/>
+                <w:sz w:val="28"/>
+                <w:szCs w:val="28"/>
+                <w:cs/>
+                <w:lang w:bidi="ta-IN"/>
+              </w:rPr>
+              <w:t>தஸ்</w:t>
+            </w:r>
+            <w:r>
+              <w:rPr>
+                <w:rFonts w:ascii="Latha" w:hAnsi="Latha" w:cs="Latha"/>
+                <w:sz w:val="28"/>
+                <w:szCs w:val="28"/>
+                <w:highlight w:val="green"/>
+                <w:cs/>
+                <w:lang w:bidi="ta-IN"/>
+              </w:rPr>
+              <w:t>மா</w:t>
+            </w:r>
+            <w:r>
+              <w:rPr>
+                <w:rFonts w:ascii="BRH Tamil Tab Extra" w:hAnsi="BRH Tamil Tab Extra" w:cs="Latha"/>
+                <w:b/>
+                <w:sz w:val="36"/>
+                <w:szCs w:val="28"/>
+                <w:lang w:val="it-IT" w:bidi="ta-IN"/>
+              </w:rPr>
+              <w:t>†</w:t>
+            </w:r>
+            <w:r>
+              <w:rPr>
+                <w:rFonts w:ascii="Latha" w:hAnsi="Latha" w:cs="Latha"/>
+                <w:sz w:val="28"/>
+                <w:szCs w:val="28"/>
+                <w:cs/>
+                <w:lang w:bidi="ta-IN"/>
+              </w:rPr>
+              <w:t>தா</w:t>
+            </w:r>
+            <w:r>
+              <w:rPr>
+                <w:rFonts w:ascii="BRH Tamil Tab Extra" w:hAnsi="BRH Tamil Tab Extra" w:cs="Latha"/>
+                <w:b/>
+                <w:sz w:val="32"/>
+                <w:szCs w:val="28"/>
+                <w:lang w:val="it-IT" w:bidi="ta-IN"/>
+              </w:rPr>
               <w:t>…</w:t>
             </w:r>
             <w:r>
               <w:rPr>
                 <w:rFonts w:ascii="Latha" w:hAnsi="Latha" w:cs="Latha"/>
+                <w:b/>
+                <w:bCs/>
+                <w:position w:val="-12"/>
+                <w:sz w:val="28"/>
+                <w:szCs w:val="28"/>
+                <w:cs/>
+                <w:lang w:bidi="ta-IN"/>
+              </w:rPr>
+              <w:t>3</w:t>
+            </w:r>
+            <w:r>
+              <w:rPr>
+                <w:rFonts w:ascii="Latha" w:hAnsi="Latha" w:cs="Latha"/>
+                <w:sz w:val="28"/>
+                <w:szCs w:val="28"/>
+                <w:cs/>
+                <w:lang w:bidi="ta-IN"/>
+              </w:rPr>
+              <w:t>ர்த்</w:t>
+            </w:r>
+            <w:r>
+              <w:rPr>
+                <w:rFonts w:ascii="Latha" w:hAnsi="Latha" w:cs="Latha"/>
+                <w:b/>
+                <w:bCs/>
+                <w:position w:val="-12"/>
+                <w:sz w:val="28"/>
+                <w:szCs w:val="28"/>
+                <w:cs/>
+                <w:lang w:bidi="ta-IN"/>
+              </w:rPr>
+              <w:t>3</w:t>
+            </w:r>
+            <w:r>
+              <w:rPr>
+                <w:rFonts w:ascii="Latha" w:hAnsi="Latha" w:cs="Latha"/>
+                <w:sz w:val="28"/>
+                <w:szCs w:val="28"/>
+                <w:cs/>
+                <w:lang w:bidi="ta-IN"/>
+              </w:rPr>
+              <w:t>ரா</w:t>
+            </w:r>
+            <w:r>
+              <w:rPr>
+                <w:rFonts w:ascii="Latha" w:hAnsi="Latha" w:cs="Latha"/>
+                <w:b/>
+                <w:bCs/>
+                <w:sz w:val="32"/>
+                <w:szCs w:val="32"/>
+                <w:cs/>
+                <w:lang w:bidi="ta-IN"/>
+              </w:rPr>
+              <w:t>:</w:t>
+            </w:r>
+            <w:r>
+              <w:rPr>
+                <w:rFonts w:ascii="Latha" w:hAnsi="Latha" w:cs="Latha"/>
                 <w:sz w:val="28"/>
                 <w:szCs w:val="28"/>
                 <w:lang w:val="it-IT" w:bidi="ta-IN"/>
               </w:rPr>
-              <w:t xml:space="preserve"> </w:t>
-            </w:r>
-            <w:r>
-              <w:rPr>
-                <w:rFonts w:ascii="Latha" w:hAnsi="Latha" w:cs="Latha"/>
-                <w:sz w:val="28"/>
-                <w:szCs w:val="28"/>
-                <w:cs/>
-                <w:lang w:bidi="ta-IN"/>
-              </w:rPr>
-              <w:t>ரக்ஷ</w:t>
-            </w:r>
-            <w:r>
-              <w:rPr>
-                <w:rFonts w:ascii="BRH Tamil Tab Extra" w:hAnsi="BRH Tamil Tab Extra" w:cs="Latha"/>
-                <w:b/>
-                <w:sz w:val="36"/>
-                <w:szCs w:val="28"/>
-                <w:lang w:val="it-IT" w:bidi="ta-IN"/>
-              </w:rPr>
-              <w:t>†</w:t>
-            </w:r>
-            <w:r>
-              <w:rPr>
-                <w:rFonts w:ascii="Latha" w:hAnsi="Latha" w:cs="Latha"/>
-                <w:sz w:val="28"/>
-                <w:szCs w:val="28"/>
-                <w:cs/>
-                <w:lang w:bidi="ta-IN"/>
-              </w:rPr>
-              <w:t>ஸாம்</w:t>
-            </w:r>
-            <w:r>
-              <w:rPr>
-                <w:rFonts w:ascii="Latha" w:hAnsi="Latha" w:cs="Latha"/>
-                <w:sz w:val="28"/>
-                <w:szCs w:val="28"/>
-                <w:lang w:val="it-IT" w:bidi="ta-IN"/>
-              </w:rPr>
-              <w:t xml:space="preserve"> |</w:t>
-            </w:r>
+              <w:t xml:space="preserve"> | </w:t>
+            </w:r>
+          </w:p>
+        </w:tc>
+      </w:tr>
+      <w:tr>
+        <w:trPr>
+          <w:trHeight w:val="1387"/>
+        </w:trPr>
+        <w:tc>
+          <w:tcPr>
+            <w:tcW w:w="3828" w:type="dxa"/>
+            <w:tcBorders>
+              <w:top w:val="single" w:sz="4" w:space="0" w:color="000000"/>
+              <w:left w:val="single" w:sz="4" w:space="0" w:color="000000"/>
+              <w:bottom w:val="single" w:sz="4" w:space="0" w:color="auto"/>
+              <w:right w:val="single" w:sz="4" w:space="0" w:color="000000"/>
+            </w:tcBorders>
+          </w:tcPr>
+          <w:p>
+            <w:pPr>
+              <w:widowControl w:val="0"/>
+              <w:tabs>
+                <w:tab w:val="left" w:pos="993"/>
+              </w:tabs>
+              <w:autoSpaceDE w:val="0"/>
+              <w:autoSpaceDN w:val="0"/>
+              <w:adjustRightInd w:val="0"/>
+              <w:spacing w:before="0" w:line="240" w:lineRule="auto"/>
+              <w:ind w:right="297"/>
+              <w:rPr>
+                <w:rFonts w:cs="Arial"/>
+                <w:b/>
+                <w:color w:val="000000"/>
+                <w:sz w:val="28"/>
+                <w:szCs w:val="32"/>
+                <w:lang w:val="it-IT"/>
+              </w:rPr>
+            </w:pPr>
+          </w:p>
+        </w:tc>
+        <w:tc>
+          <w:tcPr>
+            <w:tcW w:w="4678" w:type="dxa"/>
+            <w:tcBorders>
+              <w:top w:val="single" w:sz="4" w:space="0" w:color="000000"/>
+              <w:left w:val="single" w:sz="4" w:space="0" w:color="000000"/>
+              <w:bottom w:val="single" w:sz="4" w:space="0" w:color="auto"/>
+              <w:right w:val="single" w:sz="4" w:space="0" w:color="000000"/>
+            </w:tcBorders>
+          </w:tcPr>
+          <w:p>
+            <w:pPr>
+              <w:widowControl w:val="0"/>
+              <w:autoSpaceDE w:val="0"/>
+              <w:autoSpaceDN w:val="0"/>
+              <w:adjustRightInd w:val="0"/>
+              <w:spacing w:before="0" w:line="240" w:lineRule="auto"/>
+              <w:rPr>
+                <w:rFonts w:ascii="Latha" w:hAnsi="Latha" w:cs="Latha"/>
+                <w:sz w:val="28"/>
+                <w:szCs w:val="28"/>
+                <w:cs/>
+                <w:lang w:bidi="ta-IN"/>
+              </w:rPr>
+            </w:pPr>
           </w:p>
         </w:tc>
         <w:tc>
@@ -721,283 +2345,10 @@
                 <w:rFonts w:ascii="Latha" w:hAnsi="Latha" w:cs="Latha"/>
                 <w:sz w:val="28"/>
                 <w:szCs w:val="28"/>
-                <w:lang w:val="it-IT" w:bidi="ta-IN"/>
+                <w:cs/>
+                <w:lang w:bidi="ta-IN"/>
               </w:rPr>
             </w:pPr>
-            <w:r>
-              <w:rPr>
-                <w:rFonts w:ascii="Latha" w:hAnsi="Latha" w:cs="Latha"/>
-                <w:sz w:val="28"/>
-                <w:szCs w:val="28"/>
-                <w:cs/>
-                <w:lang w:bidi="ta-IN"/>
-              </w:rPr>
-              <w:t>ஸ</w:t>
-            </w:r>
-            <w:r>
-              <w:rPr>
-                <w:rFonts w:ascii="BRH Devanagari Extra" w:hAnsi="BRH Devanagari Extra" w:cs="Latha"/>
-                <w:b/>
-                <w:sz w:val="36"/>
-                <w:szCs w:val="28"/>
-                <w:lang w:val="it-IT" w:bidi="ta-IN"/>
-              </w:rPr>
-              <w:t>ò</w:t>
-            </w:r>
-            <w:r>
-              <w:rPr>
-                <w:rFonts w:ascii="Latha" w:hAnsi="Latha" w:cs="Latha"/>
-                <w:sz w:val="28"/>
-                <w:szCs w:val="28"/>
-                <w:lang w:val="it-IT" w:bidi="ta-IN"/>
-              </w:rPr>
-              <w:t xml:space="preserve"> </w:t>
-            </w:r>
-            <w:r>
-              <w:rPr>
-                <w:rFonts w:ascii="Latha" w:hAnsi="Latha" w:cs="Latha"/>
-                <w:sz w:val="28"/>
-                <w:szCs w:val="28"/>
-                <w:cs/>
-                <w:lang w:bidi="ta-IN"/>
-              </w:rPr>
-              <w:t>ஸ்ப</w:t>
-            </w:r>
-            <w:r>
-              <w:rPr>
-                <w:rFonts w:ascii="BRH Tamil Tab Extra" w:hAnsi="BRH Tamil Tab Extra" w:cs="Latha"/>
-                <w:b/>
-                <w:sz w:val="36"/>
-                <w:szCs w:val="28"/>
-                <w:lang w:val="it-IT" w:bidi="ta-IN"/>
-              </w:rPr>
-              <w:t>†</w:t>
-            </w:r>
-            <w:r>
-              <w:rPr>
-                <w:rFonts w:ascii="Latha" w:hAnsi="Latha" w:cs="Latha"/>
-                <w:sz w:val="28"/>
-                <w:szCs w:val="28"/>
-                <w:cs/>
-                <w:lang w:bidi="ta-IN"/>
-              </w:rPr>
-              <w:t>ர்</w:t>
-            </w:r>
-            <w:r>
-              <w:rPr>
-                <w:rFonts w:ascii="Latha" w:hAnsi="Latha" w:cs="Latha"/>
-                <w:b/>
-                <w:bCs/>
-                <w:sz w:val="32"/>
-                <w:szCs w:val="32"/>
-                <w:lang w:val="it-IT" w:bidi="ta-IN"/>
-              </w:rPr>
-              <w:t>.</w:t>
-            </w:r>
-            <w:r>
-              <w:rPr>
-                <w:rFonts w:ascii="Latha" w:hAnsi="Latha" w:cs="Latha"/>
-                <w:sz w:val="28"/>
-                <w:szCs w:val="28"/>
-                <w:cs/>
-                <w:lang w:bidi="ta-IN"/>
-              </w:rPr>
-              <w:t>ஶயதி</w:t>
-            </w:r>
-            <w:r>
-              <w:rPr>
-                <w:rFonts w:ascii="Latha" w:hAnsi="Latha" w:cs="Latha"/>
-                <w:sz w:val="28"/>
-                <w:szCs w:val="28"/>
-                <w:lang w:val="it-IT" w:bidi="ta-IN"/>
-              </w:rPr>
-              <w:t xml:space="preserve"> | </w:t>
-            </w:r>
-          </w:p>
-          <w:p>
-            <w:pPr>
-              <w:autoSpaceDE w:val="0"/>
-              <w:autoSpaceDN w:val="0"/>
-              <w:adjustRightInd w:val="0"/>
-              <w:spacing w:before="0" w:line="240" w:lineRule="auto"/>
-              <w:rPr>
-                <w:rFonts w:ascii="BRH Malayalam Extra" w:eastAsia="Times New Roman" w:hAnsi="BRH Malayalam Extra" w:cs="BRH Malayalam Extra"/>
-                <w:color w:val="000000"/>
-                <w:sz w:val="40"/>
-                <w:szCs w:val="40"/>
-                <w:lang w:val="it-IT" w:eastAsia="en-IN" w:bidi="ml-IN"/>
-              </w:rPr>
-            </w:pPr>
-            <w:r>
-              <w:rPr>
-                <w:rFonts w:ascii="Latha" w:hAnsi="Latha" w:cs="Latha"/>
-                <w:sz w:val="28"/>
-                <w:szCs w:val="28"/>
-                <w:cs/>
-                <w:lang w:bidi="ta-IN"/>
-              </w:rPr>
-              <w:t>ஸ்</w:t>
-            </w:r>
-            <w:r>
-              <w:rPr>
-                <w:rFonts w:ascii="Latha" w:hAnsi="Latha" w:cs="Latha"/>
-                <w:sz w:val="28"/>
-                <w:szCs w:val="28"/>
-                <w:highlight w:val="green"/>
-                <w:cs/>
-                <w:lang w:bidi="ta-IN"/>
-              </w:rPr>
-              <w:t>ப</w:t>
-            </w:r>
-            <w:r>
-              <w:rPr>
-                <w:rFonts w:ascii="BRH Tamil Tab Extra" w:hAnsi="BRH Tamil Tab Extra" w:cs="Latha"/>
-                <w:b/>
-                <w:sz w:val="32"/>
-                <w:szCs w:val="28"/>
-                <w:lang w:val="it-IT" w:bidi="ta-IN"/>
-              </w:rPr>
-              <w:t>…</w:t>
-            </w:r>
-            <w:r>
-              <w:rPr>
-                <w:rFonts w:ascii="Latha" w:hAnsi="Latha" w:cs="Latha"/>
-                <w:sz w:val="28"/>
-                <w:szCs w:val="28"/>
-                <w:cs/>
-                <w:lang w:bidi="ta-IN"/>
-              </w:rPr>
-              <w:t>ர்</w:t>
-            </w:r>
-            <w:r>
-              <w:rPr>
-                <w:rFonts w:ascii="Latha" w:hAnsi="Latha" w:cs="Latha"/>
-                <w:b/>
-                <w:bCs/>
-                <w:sz w:val="32"/>
-                <w:szCs w:val="32"/>
-                <w:lang w:val="it-IT" w:bidi="ta-IN"/>
-              </w:rPr>
-              <w:t>.</w:t>
-            </w:r>
-            <w:r>
-              <w:rPr>
-                <w:rFonts w:ascii="BRH Tamil Tab Extra" w:hAnsi="BRH Tamil Tab Extra" w:cs="Latha"/>
-                <w:b/>
-                <w:sz w:val="32"/>
-                <w:szCs w:val="28"/>
-                <w:lang w:val="it-IT" w:bidi="ta-IN"/>
-              </w:rPr>
-              <w:t>…</w:t>
-            </w:r>
-            <w:r>
-              <w:rPr>
-                <w:rFonts w:ascii="Latha" w:hAnsi="Latha" w:cs="Latha"/>
-                <w:sz w:val="28"/>
-                <w:szCs w:val="28"/>
-                <w:cs/>
-                <w:lang w:bidi="ta-IN"/>
-              </w:rPr>
-              <w:t>ஶ</w:t>
-            </w:r>
-            <w:r>
-              <w:rPr>
-                <w:rFonts w:ascii="BRH Tamil Tab Extra" w:hAnsi="BRH Tamil Tab Extra" w:cs="Latha"/>
-                <w:b/>
-                <w:sz w:val="32"/>
-                <w:szCs w:val="28"/>
-                <w:lang w:val="it-IT" w:bidi="ta-IN"/>
-              </w:rPr>
-              <w:t>…</w:t>
-            </w:r>
-            <w:r>
-              <w:rPr>
-                <w:rFonts w:ascii="Latha" w:hAnsi="Latha" w:cs="Latha"/>
-                <w:sz w:val="28"/>
-                <w:szCs w:val="28"/>
-                <w:cs/>
-                <w:lang w:bidi="ta-IN"/>
-              </w:rPr>
-              <w:t>ய</w:t>
-            </w:r>
-            <w:r>
-              <w:rPr>
-                <w:rFonts w:ascii="BRH Tamil Tab Extra" w:hAnsi="BRH Tamil Tab Extra" w:cs="Latha"/>
-                <w:b/>
-                <w:sz w:val="32"/>
-                <w:szCs w:val="28"/>
-                <w:lang w:val="it-IT" w:bidi="ta-IN"/>
-              </w:rPr>
-              <w:t>…</w:t>
-            </w:r>
-            <w:r>
-              <w:rPr>
-                <w:rFonts w:ascii="Latha" w:hAnsi="Latha" w:cs="Latha"/>
-                <w:sz w:val="28"/>
-                <w:szCs w:val="28"/>
-                <w:cs/>
-                <w:lang w:bidi="ta-IN"/>
-              </w:rPr>
-              <w:t>தி</w:t>
-            </w:r>
-            <w:r>
-              <w:rPr>
-                <w:rFonts w:ascii="BRH Tamil Tab Extra" w:hAnsi="BRH Tamil Tab Extra" w:cs="Latha"/>
-                <w:b/>
-                <w:sz w:val="32"/>
-                <w:szCs w:val="28"/>
-                <w:lang w:val="it-IT" w:bidi="ta-IN"/>
-              </w:rPr>
-              <w:t>…</w:t>
-            </w:r>
-            <w:r>
-              <w:rPr>
-                <w:rFonts w:ascii="Latha" w:hAnsi="Latha" w:cs="Latha"/>
-                <w:sz w:val="28"/>
-                <w:szCs w:val="28"/>
-                <w:lang w:val="it-IT" w:bidi="ta-IN"/>
-              </w:rPr>
-              <w:t xml:space="preserve"> </w:t>
-            </w:r>
-            <w:r>
-              <w:rPr>
-                <w:rFonts w:ascii="Latha" w:hAnsi="Latha" w:cs="Latha"/>
-                <w:sz w:val="28"/>
-                <w:szCs w:val="28"/>
-                <w:cs/>
-                <w:lang w:bidi="ta-IN"/>
-              </w:rPr>
-              <w:t>ரக்ஷ</w:t>
-            </w:r>
-            <w:r>
-              <w:rPr>
-                <w:rFonts w:ascii="BRH Tamil Tab Extra" w:hAnsi="BRH Tamil Tab Extra" w:cs="Latha"/>
-                <w:b/>
-                <w:sz w:val="36"/>
-                <w:szCs w:val="28"/>
-                <w:lang w:val="it-IT" w:bidi="ta-IN"/>
-              </w:rPr>
-              <w:t>†</w:t>
-            </w:r>
-            <w:r>
-              <w:rPr>
-                <w:rFonts w:ascii="Latha" w:hAnsi="Latha" w:cs="Latha"/>
-                <w:sz w:val="28"/>
-                <w:szCs w:val="28"/>
-                <w:cs/>
-                <w:lang w:bidi="ta-IN"/>
-              </w:rPr>
-              <w:t>ஸாம்</w:t>
-            </w:r>
-            <w:r>
-              <w:rPr>
-                <w:rFonts w:ascii="Latha" w:hAnsi="Latha" w:cs="Latha"/>
-                <w:sz w:val="28"/>
-                <w:szCs w:val="28"/>
-                <w:lang w:val="it-IT" w:bidi="ta-IN"/>
-              </w:rPr>
-              <w:t xml:space="preserve"> |</w:t>
-            </w:r>
           </w:p>
         </w:tc>
       </w:tr>
@@ -1220,6 +2571,7 @@
                 <w:sz w:val="32"/>
                 <w:szCs w:val="32"/>
               </w:rPr>
+              <w:lastRenderedPageBreak/>
               <w:t>Section, Paragraph</w:t>
             </w:r>
           </w:p>
@@ -2450,7 +3802,6 @@
                 <w:sz w:val="32"/>
                 <w:szCs w:val="32"/>
               </w:rPr>
-              <w:lastRenderedPageBreak/>
               <w:t>Reference</w:t>
             </w:r>
           </w:p>
@@ -2477,7 +3828,6 @@
                 <w:sz w:val="32"/>
                 <w:szCs w:val="32"/>
               </w:rPr>
-              <w:lastRenderedPageBreak/>
               <w:t>As Printed</w:t>
             </w:r>
           </w:p>
@@ -4128,6 +5478,7 @@
                 <w:sz w:val="28"/>
                 <w:szCs w:val="32"/>
               </w:rPr>
+              <w:lastRenderedPageBreak/>
               <w:t>T.S.</w:t>
             </w:r>
             <w:r>
@@ -5700,7 +7051,6 @@
                 <w:sz w:val="28"/>
                 <w:szCs w:val="32"/>
               </w:rPr>
-              <w:lastRenderedPageBreak/>
               <w:t>T.S.6.2.3.3 – Kramam</w:t>
             </w:r>
           </w:p>
@@ -7502,6 +8852,7 @@
                 <w:sz w:val="28"/>
                 <w:szCs w:val="32"/>
               </w:rPr>
+              <w:lastRenderedPageBreak/>
               <w:t>T.S.6.2.4.2 – Kramam</w:t>
             </w:r>
           </w:p>
@@ -9058,7 +10409,6 @@
                 <w:sz w:val="28"/>
                 <w:szCs w:val="32"/>
               </w:rPr>
-              <w:lastRenderedPageBreak/>
               <w:t>T.S.</w:t>
             </w:r>
             <w:r>
@@ -11198,6 +12548,7 @@
                 <w:sz w:val="28"/>
                 <w:szCs w:val="32"/>
               </w:rPr>
+              <w:lastRenderedPageBreak/>
               <w:t>T.S.6.2.7.5 – Kramam</w:t>
             </w:r>
           </w:p>
@@ -12473,7 +13824,6 @@
                 <w:sz w:val="28"/>
                 <w:szCs w:val="32"/>
               </w:rPr>
-              <w:lastRenderedPageBreak/>
               <w:t>T.S.</w:t>
             </w:r>
             <w:r>
@@ -13815,7 +15165,16 @@
           <w:bCs/>
           <w:sz w:val="32"/>
         </w:rPr>
-        <w:t>replaced with</w:t>
+        <w:t xml:space="preserve">replaced </w:t>
+      </w:r>
+      <w:proofErr w:type="gramStart"/>
+      <w:r>
+        <w:rPr>
+          <w:b/>
+          <w:bCs/>
+          <w:sz w:val="32"/>
+        </w:rPr>
+        <w:t>with</w:t>
       </w:r>
       <w:r>
         <w:rPr>
@@ -13837,6 +15196,7 @@
         </w:rPr>
         <w:t>"</w:t>
       </w:r>
+      <w:proofErr w:type="gramEnd"/>
       <w:r>
         <w:rPr>
           <w:rFonts w:ascii="Latha" w:hAnsi="Latha" w:cs="Latha"/>

--- a/TS-Kramam/TS-6.2/TS 6.2 Tamil Krama Paatam Corrections.docx
+++ b/TS-Kramam/TS-6.2/TS 6.2 Tamil Krama Paatam Corrections.docx
@@ -1,6 +1,6 @@
 
 <file path=word/document.xml><?xml version="1.0" encoding="utf-8"?>
-<w:document xmlns:wpc="http://schemas.microsoft.com/office/word/2010/wordprocessingCanvas" xmlns:cx="http://schemas.microsoft.com/office/drawing/2014/chartex" xmlns:cx1="http://schemas.microsoft.com/office/drawing/2015/9/8/chartex" xmlns:cx2="http://schemas.microsoft.com/office/drawing/2015/10/21/chartex" xmlns:cx3="http://schemas.microsoft.com/office/drawing/2016/5/9/chartex" xmlns:cx4="http://schemas.microsoft.com/office/drawing/2016/5/10/chartex" xmlns:cx5="http://schemas.microsoft.com/office/drawing/2016/5/11/chartex" xmlns:cx6="http://schemas.microsoft.com/office/drawing/2016/5/12/chartex" xmlns:cx7="http://schemas.microsoft.com/office/drawing/2016/5/13/chartex" xmlns:cx8="http://schemas.microsoft.com/office/drawing/2016/5/14/chartex" xmlns:mc="http://schemas.openxmlformats.org/markup-compatibility/2006" xmlns:aink="http://schemas.microsoft.com/office/drawing/2016/ink" xmlns:am3d="http://schemas.microsoft.com/office/drawing/2017/model3d" xmlns:o="urn:schemas-microsoft-com:office:office" xmlns:oel="http://schemas.microsoft.com/office/2019/extlst" xmlns:r="http://schemas.openxmlformats.org/officeDocument/2006/relationships" xmlns:m="http://schemas.openxmlformats.org/officeDocument/2006/math" xmlns:v="urn:schemas-microsoft-com:vml" xmlns:wp14="http://schemas.microsoft.com/office/word/2010/wordprocessingDrawing" xmlns:wp="http://schemas.openxmlformats.org/drawingml/2006/wordprocessingDrawing" xmlns:w10="urn:schemas-microsoft-com:office:word" xmlns:w="http://schemas.openxmlformats.org/wordprocessingml/2006/main" xmlns:w14="http://schemas.microsoft.com/office/word/2010/wordml" xmlns:w15="http://schemas.microsoft.com/office/word/2012/wordml" xmlns:w16cei="http://schemas.microsoft.com/office/word/2026/wordml/cei" xmlns:w16cex="http://schemas.microsoft.com/office/word/2018/wordml/cex" xmlns:w16cid="http://schemas.microsoft.com/office/word/2016/wordml/cid" xmlns:w16="http://schemas.microsoft.com/office/word/2018/wordml" xmlns:w16du="http://schemas.microsoft.com/office/word/2023/wordml/word16du" xmlns:w16sdtdh="http://schemas.microsoft.com/office/word/2020/wordml/sdtdatahash" xmlns:w16sdtfl="http://schemas.microsoft.com/office/word/2024/wordml/sdtformatlock" xmlns:w16se="http://schemas.microsoft.com/office/word/2015/wordml/symex" xmlns:wpg="http://schemas.microsoft.com/office/word/2010/wordprocessingGroup" xmlns:wpi="http://schemas.microsoft.com/office/word/2010/wordprocessingInk" xmlns:wne="http://schemas.microsoft.com/office/word/2006/wordml" xmlns:wps="http://schemas.microsoft.com/office/word/2010/wordprocessingShape" mc:Ignorable="w14 w15 w16se w16cid w16 w16cex w16sdtdh w16sdtfl w16du wp14">
+<w:document xmlns:wpc="http://schemas.microsoft.com/office/word/2010/wordprocessingCanvas" xmlns:cx="http://schemas.microsoft.com/office/drawing/2014/chartex" xmlns:cx1="http://schemas.microsoft.com/office/drawing/2015/9/8/chartex" xmlns:cx2="http://schemas.microsoft.com/office/drawing/2015/10/21/chartex" xmlns:cx3="http://schemas.microsoft.com/office/drawing/2016/5/9/chartex" xmlns:cx4="http://schemas.microsoft.com/office/drawing/2016/5/10/chartex" xmlns:cx5="http://schemas.microsoft.com/office/drawing/2016/5/11/chartex" xmlns:cx6="http://schemas.microsoft.com/office/drawing/2016/5/12/chartex" xmlns:cx7="http://schemas.microsoft.com/office/drawing/2016/5/13/chartex" xmlns:cx8="http://schemas.microsoft.com/office/drawing/2016/5/14/chartex" xmlns:mc="http://schemas.openxmlformats.org/markup-compatibility/2006" xmlns:aink="http://schemas.microsoft.com/office/drawing/2016/ink" xmlns:am3d="http://schemas.microsoft.com/office/drawing/2017/model3d" xmlns:o="urn:schemas-microsoft-com:office:office" xmlns:oel="http://schemas.microsoft.com/office/2019/extlst" xmlns:r="http://schemas.openxmlformats.org/officeDocument/2006/relationships" xmlns:m="http://schemas.openxmlformats.org/officeDocument/2006/math" xmlns:v="urn:schemas-microsoft-com:vml" xmlns:wp14="http://schemas.microsoft.com/office/word/2010/wordprocessingDrawing" xmlns:wp="http://schemas.openxmlformats.org/drawingml/2006/wordprocessingDrawing" xmlns:w10="urn:schemas-microsoft-com:office:word" xmlns:w="http://schemas.openxmlformats.org/wordprocessingml/2006/main" xmlns:w14="http://schemas.microsoft.com/office/word/2010/wordml" xmlns:w15="http://schemas.microsoft.com/office/word/2012/wordml" xmlns:w16cex="http://schemas.microsoft.com/office/word/2018/wordml/cex" xmlns:w16cid="http://schemas.microsoft.com/office/word/2016/wordml/cid" xmlns:w16="http://schemas.microsoft.com/office/word/2018/wordml" xmlns:w16du="http://schemas.microsoft.com/office/word/2023/wordml/word16du" xmlns:w16sdtdh="http://schemas.microsoft.com/office/word/2020/wordml/sdtdatahash" xmlns:w16sdtfl="http://schemas.microsoft.com/office/word/2024/wordml/sdtformatlock" xmlns:w16se="http://schemas.microsoft.com/office/word/2015/wordml/symex" xmlns:wpg="http://schemas.microsoft.com/office/word/2010/wordprocessingGroup" xmlns:wpi="http://schemas.microsoft.com/office/word/2010/wordprocessingInk" xmlns:wne="http://schemas.microsoft.com/office/word/2006/wordml" xmlns:wps="http://schemas.microsoft.com/office/word/2010/wordprocessingShape" mc:Ignorable="w14 w15 w16se w16cid w16 w16cex w16sdtdh w16sdtfl w16du wp14">
   <w:body>
     <w:p>
       <w:pPr>
@@ -1003,6 +1003,2319 @@
       </w:tr>
       <w:tr>
         <w:trPr>
+          <w:trHeight w:val="1387"/>
+        </w:trPr>
+        <w:tc>
+          <w:tcPr>
+            <w:tcW w:w="3828" w:type="dxa"/>
+            <w:tcBorders>
+              <w:top w:val="single" w:sz="4" w:space="0" w:color="000000"/>
+              <w:left w:val="single" w:sz="4" w:space="0" w:color="000000"/>
+              <w:bottom w:val="single" w:sz="4" w:space="0" w:color="000000"/>
+              <w:right w:val="single" w:sz="4" w:space="0" w:color="000000"/>
+            </w:tcBorders>
+          </w:tcPr>
+          <w:p>
+            <w:pPr>
+              <w:widowControl w:val="0"/>
+              <w:tabs>
+                <w:tab w:val="left" w:pos="993"/>
+              </w:tabs>
+              <w:autoSpaceDE w:val="0"/>
+              <w:autoSpaceDN w:val="0"/>
+              <w:adjustRightInd w:val="0"/>
+              <w:spacing w:before="0" w:line="240" w:lineRule="auto"/>
+              <w:ind w:right="297"/>
+              <w:rPr>
+                <w:rFonts w:cs="Arial"/>
+                <w:b/>
+                <w:color w:val="000000"/>
+                <w:sz w:val="28"/>
+                <w:szCs w:val="32"/>
+              </w:rPr>
+            </w:pPr>
+            <w:r>
+              <w:rPr>
+                <w:rFonts w:cs="Arial"/>
+                <w:b/>
+                <w:color w:val="000000"/>
+                <w:sz w:val="28"/>
+                <w:szCs w:val="32"/>
+              </w:rPr>
+              <w:t>T.S.</w:t>
+            </w:r>
+            <w:r>
+              <w:rPr>
+                <w:rFonts w:cs="Arial"/>
+                <w:b/>
+                <w:color w:val="000000"/>
+                <w:sz w:val="28"/>
+                <w:szCs w:val="32"/>
+              </w:rPr>
+              <w:t>6.2.</w:t>
+            </w:r>
+            <w:r>
+              <w:rPr>
+                <w:rFonts w:cs="Arial"/>
+                <w:b/>
+                <w:color w:val="000000"/>
+                <w:sz w:val="28"/>
+                <w:szCs w:val="32"/>
+              </w:rPr>
+              <w:t>8.</w:t>
+            </w:r>
+            <w:r>
+              <w:rPr>
+                <w:rFonts w:cs="Arial"/>
+                <w:b/>
+                <w:color w:val="000000"/>
+                <w:sz w:val="28"/>
+                <w:szCs w:val="32"/>
+              </w:rPr>
+              <w:t>1</w:t>
+            </w:r>
+            <w:r>
+              <w:rPr>
+                <w:rFonts w:cs="Arial"/>
+                <w:b/>
+                <w:color w:val="000000"/>
+                <w:sz w:val="28"/>
+                <w:szCs w:val="32"/>
+              </w:rPr>
+              <w:t>– Kramam</w:t>
+            </w:r>
+          </w:p>
+          <w:p>
+            <w:pPr>
+              <w:widowControl w:val="0"/>
+              <w:tabs>
+                <w:tab w:val="left" w:pos="993"/>
+              </w:tabs>
+              <w:autoSpaceDE w:val="0"/>
+              <w:autoSpaceDN w:val="0"/>
+              <w:adjustRightInd w:val="0"/>
+              <w:spacing w:before="0" w:line="240" w:lineRule="auto"/>
+              <w:ind w:right="297"/>
+              <w:rPr>
+                <w:rFonts w:cs="Arial"/>
+                <w:b/>
+                <w:color w:val="000000"/>
+                <w:sz w:val="28"/>
+                <w:szCs w:val="32"/>
+                <w:lang w:val="en-IN"/>
+              </w:rPr>
+            </w:pPr>
+            <w:r>
+              <w:rPr>
+                <w:rFonts w:cs="Arial"/>
+                <w:b/>
+                <w:color w:val="000000"/>
+                <w:sz w:val="28"/>
+                <w:szCs w:val="32"/>
+                <w:lang w:val="en-IN"/>
+              </w:rPr>
+              <w:t xml:space="preserve">Krama Vaakyam No.– </w:t>
+            </w:r>
+            <w:r>
+              <w:rPr>
+                <w:rFonts w:cs="Arial"/>
+                <w:b/>
+                <w:color w:val="000000"/>
+                <w:sz w:val="28"/>
+                <w:szCs w:val="32"/>
+                <w:lang w:val="en-IN"/>
+              </w:rPr>
+              <w:t>55,57</w:t>
+            </w:r>
+          </w:p>
+          <w:p>
+            <w:pPr>
+              <w:widowControl w:val="0"/>
+              <w:tabs>
+                <w:tab w:val="left" w:pos="993"/>
+              </w:tabs>
+              <w:autoSpaceDE w:val="0"/>
+              <w:autoSpaceDN w:val="0"/>
+              <w:adjustRightInd w:val="0"/>
+              <w:spacing w:before="0" w:line="240" w:lineRule="auto"/>
+              <w:ind w:right="297"/>
+              <w:rPr>
+                <w:rFonts w:cs="Arial"/>
+                <w:b/>
+                <w:color w:val="000000"/>
+                <w:sz w:val="28"/>
+                <w:szCs w:val="32"/>
+              </w:rPr>
+            </w:pPr>
+            <w:r>
+              <w:rPr>
+                <w:rFonts w:cs="Arial"/>
+                <w:b/>
+                <w:color w:val="000000"/>
+                <w:sz w:val="28"/>
+                <w:szCs w:val="32"/>
+                <w:lang w:val="it-IT"/>
+              </w:rPr>
+              <w:t>Panchaati No</w:t>
+            </w:r>
+            <w:r>
+              <w:rPr>
+                <w:rFonts w:cs="Arial"/>
+                <w:b/>
+                <w:color w:val="000000"/>
+                <w:szCs w:val="32"/>
+                <w:lang w:val="it-IT"/>
+              </w:rPr>
+              <w:t xml:space="preserve">. - </w:t>
+            </w:r>
+            <w:r>
+              <w:rPr>
+                <w:rFonts w:cs="Arial"/>
+                <w:b/>
+                <w:color w:val="000000"/>
+                <w:sz w:val="28"/>
+                <w:szCs w:val="28"/>
+                <w:lang w:val="it-IT"/>
+              </w:rPr>
+              <w:t>39</w:t>
+            </w:r>
+          </w:p>
+        </w:tc>
+        <w:tc>
+          <w:tcPr>
+            <w:tcW w:w="4678" w:type="dxa"/>
+            <w:tcBorders>
+              <w:top w:val="single" w:sz="4" w:space="0" w:color="000000"/>
+              <w:left w:val="single" w:sz="4" w:space="0" w:color="000000"/>
+              <w:bottom w:val="single" w:sz="4" w:space="0" w:color="000000"/>
+              <w:right w:val="single" w:sz="4" w:space="0" w:color="000000"/>
+            </w:tcBorders>
+          </w:tcPr>
+          <w:p>
+            <w:pPr>
+              <w:widowControl w:val="0"/>
+              <w:autoSpaceDE w:val="0"/>
+              <w:autoSpaceDN w:val="0"/>
+              <w:adjustRightInd w:val="0"/>
+              <w:spacing w:before="0" w:line="240" w:lineRule="auto"/>
+              <w:rPr>
+                <w:rFonts w:ascii="Latha" w:hAnsi="Latha" w:cs="Latha"/>
+                <w:sz w:val="28"/>
+                <w:szCs w:val="28"/>
+                <w:cs/>
+                <w:lang w:bidi="ta-IN"/>
+              </w:rPr>
+            </w:pPr>
+            <w:r>
+              <w:rPr>
+                <w:rFonts w:ascii="Latha" w:hAnsi="Latha" w:cs="Latha"/>
+                <w:sz w:val="28"/>
+                <w:szCs w:val="28"/>
+                <w:cs/>
+                <w:lang w:bidi="ta-IN"/>
+              </w:rPr>
+              <w:t>ப்ர</w:t>
+            </w:r>
+            <w:r>
+              <w:rPr>
+                <w:rFonts w:ascii="BRH Tamil Tab Extra" w:hAnsi="BRH Tamil Tab Extra" w:cs="Latha"/>
+                <w:b/>
+                <w:sz w:val="32"/>
+                <w:szCs w:val="28"/>
+                <w:lang w:bidi="ta-IN"/>
+              </w:rPr>
+              <w:t>…</w:t>
+            </w:r>
+            <w:r>
+              <w:rPr>
+                <w:rFonts w:ascii="Latha" w:hAnsi="Latha" w:cs="Latha"/>
+                <w:sz w:val="28"/>
+                <w:szCs w:val="28"/>
+                <w:cs/>
+                <w:lang w:bidi="ta-IN"/>
+              </w:rPr>
+              <w:t>ஜாம்</w:t>
+            </w:r>
+            <w:r>
+              <w:rPr>
+                <w:rFonts w:ascii="Latha" w:hAnsi="Latha" w:cs="Latha"/>
+                <w:sz w:val="28"/>
+                <w:szCs w:val="28"/>
+                <w:lang w:bidi="ta-IN"/>
+              </w:rPr>
+              <w:t xml:space="preserve"> </w:t>
+            </w:r>
+            <w:r>
+              <w:rPr>
+                <w:rFonts w:ascii="BRH Devanagari Extra" w:hAnsi="BRH Devanagari Extra" w:cs="Latha"/>
+                <w:b/>
+                <w:sz w:val="36"/>
+                <w:szCs w:val="28"/>
+                <w:lang w:bidi="ta-IN"/>
+              </w:rPr>
+              <w:t>Æ</w:t>
+            </w:r>
+            <w:r>
+              <w:rPr>
+                <w:rFonts w:ascii="Latha" w:hAnsi="Latha" w:cs="Latha"/>
+                <w:sz w:val="28"/>
+                <w:szCs w:val="28"/>
+                <w:cs/>
+                <w:lang w:bidi="ta-IN"/>
+              </w:rPr>
+              <w:t>வி</w:t>
+            </w:r>
+            <w:r>
+              <w:rPr>
+                <w:rFonts w:ascii="BRH Tamil Tab Extra" w:hAnsi="BRH Tamil Tab Extra" w:cs="Latha"/>
+                <w:b/>
+                <w:sz w:val="32"/>
+                <w:szCs w:val="28"/>
+                <w:lang w:bidi="ta-IN"/>
+              </w:rPr>
+              <w:t>…</w:t>
+            </w:r>
+            <w:r>
+              <w:rPr>
+                <w:rFonts w:ascii="Latha" w:hAnsi="Latha" w:cs="Latha"/>
+                <w:sz w:val="28"/>
+                <w:szCs w:val="28"/>
+                <w:highlight w:val="yellow"/>
+                <w:cs/>
+                <w:lang w:bidi="ta-IN"/>
+              </w:rPr>
+              <w:t>த்வா</w:t>
+            </w:r>
+            <w:r>
+              <w:rPr>
+                <w:rFonts w:ascii="Latha" w:hAnsi="Latha" w:cs="Latha"/>
+                <w:sz w:val="28"/>
+                <w:szCs w:val="28"/>
+                <w:lang w:bidi="ta-IN"/>
+              </w:rPr>
+              <w:t xml:space="preserve"> | </w:t>
+            </w:r>
+            <w:r>
+              <w:rPr>
+                <w:rFonts w:ascii="Latha" w:hAnsi="Latha" w:cs="Latha" w:hint="cs"/>
+                <w:sz w:val="28"/>
+                <w:szCs w:val="28"/>
+                <w:cs/>
+                <w:lang w:bidi="ta-IN"/>
+              </w:rPr>
+              <w:br/>
+            </w:r>
+            <w:r>
+              <w:rPr>
+                <w:rFonts w:ascii="Latha" w:hAnsi="Latha" w:cs="Latha"/>
+                <w:sz w:val="28"/>
+                <w:szCs w:val="28"/>
+                <w:cs/>
+                <w:lang w:bidi="ta-IN"/>
+              </w:rPr>
+              <w:t>ப்ர</w:t>
+            </w:r>
+            <w:r>
+              <w:rPr>
+                <w:rFonts w:ascii="BRH Tamil Tab Extra" w:hAnsi="BRH Tamil Tab Extra" w:cs="Latha"/>
+                <w:b/>
+                <w:sz w:val="32"/>
+                <w:szCs w:val="28"/>
+                <w:lang w:bidi="ta-IN"/>
+              </w:rPr>
+              <w:t>…</w:t>
+            </w:r>
+            <w:r>
+              <w:rPr>
+                <w:rFonts w:ascii="Latha" w:hAnsi="Latha" w:cs="Latha"/>
+                <w:sz w:val="28"/>
+                <w:szCs w:val="28"/>
+                <w:cs/>
+                <w:lang w:bidi="ta-IN"/>
+              </w:rPr>
+              <w:t>ஜாமிதி</w:t>
+            </w:r>
+            <w:r>
+              <w:rPr>
+                <w:rFonts w:ascii="BRH Tamil Tab Extra" w:hAnsi="BRH Tamil Tab Extra" w:cs="Latha"/>
+                <w:b/>
+                <w:sz w:val="36"/>
+                <w:szCs w:val="28"/>
+                <w:lang w:bidi="ta-IN"/>
+              </w:rPr>
+              <w:t>†</w:t>
+            </w:r>
+            <w:r>
+              <w:rPr>
+                <w:rFonts w:ascii="Latha" w:hAnsi="Latha" w:cs="Latha"/>
+                <w:sz w:val="28"/>
+                <w:szCs w:val="28"/>
+                <w:lang w:bidi="ta-IN"/>
+              </w:rPr>
+              <w:t xml:space="preserve"> </w:t>
+            </w:r>
+            <w:r>
+              <w:rPr>
+                <w:rFonts w:ascii="Latha" w:hAnsi="Latha" w:cs="Latha"/>
+                <w:sz w:val="28"/>
+                <w:szCs w:val="28"/>
+                <w:cs/>
+                <w:lang w:bidi="ta-IN"/>
+              </w:rPr>
+              <w:t>ப்ர</w:t>
+            </w:r>
+            <w:r>
+              <w:rPr>
+                <w:rFonts w:ascii="Latha" w:hAnsi="Latha" w:cs="Latha"/>
+                <w:sz w:val="28"/>
+                <w:szCs w:val="28"/>
+                <w:lang w:bidi="ta-IN"/>
+              </w:rPr>
+              <w:t xml:space="preserve"> - </w:t>
+            </w:r>
+            <w:r>
+              <w:rPr>
+                <w:rFonts w:ascii="Latha" w:hAnsi="Latha" w:cs="Latha"/>
+                <w:sz w:val="28"/>
+                <w:szCs w:val="28"/>
+                <w:cs/>
+                <w:lang w:bidi="ta-IN"/>
+              </w:rPr>
+              <w:t>ஜாம்</w:t>
+            </w:r>
+            <w:r>
+              <w:rPr>
+                <w:rFonts w:ascii="Latha" w:hAnsi="Latha" w:cs="Latha"/>
+                <w:sz w:val="28"/>
+                <w:szCs w:val="28"/>
+                <w:lang w:bidi="ta-IN"/>
+              </w:rPr>
+              <w:t xml:space="preserve"> | </w:t>
+            </w:r>
+            <w:r>
+              <w:rPr>
+                <w:rFonts w:ascii="Latha" w:hAnsi="Latha" w:cs="Latha"/>
+                <w:sz w:val="28"/>
+                <w:szCs w:val="28"/>
+                <w:cs/>
+                <w:lang w:bidi="ta-IN"/>
+              </w:rPr>
+              <w:t>வி</w:t>
+            </w:r>
+            <w:r>
+              <w:rPr>
+                <w:rFonts w:ascii="BRH Tamil Tab Extra" w:hAnsi="BRH Tamil Tab Extra" w:cs="Latha"/>
+                <w:b/>
+                <w:sz w:val="32"/>
+                <w:szCs w:val="28"/>
+                <w:highlight w:val="yellow"/>
+                <w:lang w:bidi="ta-IN"/>
+              </w:rPr>
+              <w:t>…</w:t>
+            </w:r>
+            <w:r>
+              <w:rPr>
+                <w:rFonts w:ascii="Latha" w:hAnsi="Latha" w:cs="Latha"/>
+                <w:sz w:val="28"/>
+                <w:szCs w:val="28"/>
+                <w:highlight w:val="yellow"/>
+                <w:cs/>
+                <w:lang w:bidi="ta-IN"/>
+              </w:rPr>
+              <w:t>த்வா</w:t>
+            </w:r>
+            <w:r>
+              <w:rPr>
+                <w:rFonts w:ascii="BRH Devanagari Extra" w:hAnsi="BRH Devanagari Extra" w:cs="Latha"/>
+                <w:b/>
+                <w:sz w:val="36"/>
+                <w:szCs w:val="28"/>
+                <w:lang w:bidi="ta-IN"/>
+              </w:rPr>
+              <w:t>Å</w:t>
+            </w:r>
+            <w:r>
+              <w:rPr>
+                <w:rFonts w:ascii="Latha" w:hAnsi="Latha" w:cs="Latha"/>
+                <w:sz w:val="28"/>
+                <w:szCs w:val="28"/>
+                <w:cs/>
+                <w:lang w:bidi="ta-IN"/>
+              </w:rPr>
+              <w:t>கா</w:t>
+            </w:r>
+            <w:r>
+              <w:rPr>
+                <w:rFonts w:ascii="BRH Tamil Tab Extra" w:hAnsi="BRH Tamil Tab Extra" w:cs="Latha"/>
+                <w:b/>
+                <w:sz w:val="36"/>
+                <w:szCs w:val="28"/>
+                <w:lang w:bidi="ta-IN"/>
+              </w:rPr>
+              <w:t>†</w:t>
+            </w:r>
+            <w:r>
+              <w:rPr>
+                <w:rFonts w:ascii="Latha" w:hAnsi="Latha" w:cs="Latha"/>
+                <w:sz w:val="28"/>
+                <w:szCs w:val="28"/>
+                <w:cs/>
+                <w:lang w:bidi="ta-IN"/>
+              </w:rPr>
+              <w:t>மயந்த</w:t>
+            </w:r>
+            <w:r>
+              <w:rPr>
+                <w:rFonts w:ascii="Latha" w:hAnsi="Latha" w:cs="Latha"/>
+                <w:sz w:val="28"/>
+                <w:szCs w:val="28"/>
+                <w:lang w:bidi="ta-IN"/>
+              </w:rPr>
+              <w:t xml:space="preserve"> |</w:t>
+            </w:r>
+          </w:p>
+        </w:tc>
+        <w:tc>
+          <w:tcPr>
+            <w:tcW w:w="5244" w:type="dxa"/>
+            <w:tcBorders>
+              <w:top w:val="single" w:sz="4" w:space="0" w:color="000000"/>
+              <w:left w:val="single" w:sz="4" w:space="0" w:color="000000"/>
+              <w:bottom w:val="single" w:sz="4" w:space="0" w:color="000000"/>
+              <w:right w:val="single" w:sz="4" w:space="0" w:color="000000"/>
+            </w:tcBorders>
+          </w:tcPr>
+          <w:p>
+            <w:pPr>
+              <w:autoSpaceDE w:val="0"/>
+              <w:autoSpaceDN w:val="0"/>
+              <w:adjustRightInd w:val="0"/>
+              <w:spacing w:before="0" w:line="240" w:lineRule="auto"/>
+              <w:rPr>
+                <w:rFonts w:ascii="Latha" w:hAnsi="Latha" w:cs="Latha"/>
+                <w:sz w:val="28"/>
+                <w:szCs w:val="28"/>
+                <w:cs/>
+                <w:lang w:bidi="ta-IN"/>
+              </w:rPr>
+            </w:pPr>
+            <w:r>
+              <w:rPr>
+                <w:rFonts w:ascii="Latha" w:hAnsi="Latha" w:cs="Latha"/>
+                <w:sz w:val="28"/>
+                <w:szCs w:val="28"/>
+                <w:cs/>
+                <w:lang w:bidi="ta-IN"/>
+              </w:rPr>
+              <w:t>ப்ர</w:t>
+            </w:r>
+            <w:r>
+              <w:rPr>
+                <w:rFonts w:ascii="BRH Tamil Tab Extra" w:hAnsi="BRH Tamil Tab Extra" w:cs="Latha"/>
+                <w:b/>
+                <w:sz w:val="32"/>
+                <w:szCs w:val="28"/>
+                <w:lang w:bidi="ta-IN"/>
+              </w:rPr>
+              <w:t>…</w:t>
+            </w:r>
+            <w:r>
+              <w:rPr>
+                <w:rFonts w:ascii="Latha" w:hAnsi="Latha" w:cs="Latha"/>
+                <w:sz w:val="28"/>
+                <w:szCs w:val="28"/>
+                <w:cs/>
+                <w:lang w:bidi="ta-IN"/>
+              </w:rPr>
+              <w:t>ஜாம்</w:t>
+            </w:r>
+            <w:r>
+              <w:rPr>
+                <w:rFonts w:ascii="Latha" w:hAnsi="Latha" w:cs="Latha"/>
+                <w:sz w:val="28"/>
+                <w:szCs w:val="28"/>
+                <w:lang w:bidi="ta-IN"/>
+              </w:rPr>
+              <w:t xml:space="preserve"> </w:t>
+            </w:r>
+            <w:r>
+              <w:rPr>
+                <w:rFonts w:ascii="BRH Devanagari Extra" w:hAnsi="BRH Devanagari Extra" w:cs="Latha"/>
+                <w:b/>
+                <w:sz w:val="36"/>
+                <w:szCs w:val="28"/>
+                <w:lang w:bidi="ta-IN"/>
+              </w:rPr>
+              <w:t>Æ</w:t>
+            </w:r>
+            <w:r>
+              <w:rPr>
+                <w:rFonts w:ascii="Latha" w:hAnsi="Latha" w:cs="Latha"/>
+                <w:sz w:val="28"/>
+                <w:szCs w:val="28"/>
+                <w:cs/>
+                <w:lang w:bidi="ta-IN"/>
+              </w:rPr>
+              <w:t>வி</w:t>
+            </w:r>
+            <w:r>
+              <w:rPr>
+                <w:rFonts w:ascii="BRH Tamil Tab Extra" w:hAnsi="BRH Tamil Tab Extra" w:cs="Latha"/>
+                <w:b/>
+                <w:sz w:val="32"/>
+                <w:szCs w:val="28"/>
+                <w:lang w:bidi="ta-IN"/>
+              </w:rPr>
+              <w:t>…</w:t>
+            </w:r>
+            <w:r>
+              <w:rPr>
+                <w:rFonts w:ascii="Latha" w:hAnsi="Latha" w:cs="Latha"/>
+                <w:sz w:val="28"/>
+                <w:szCs w:val="28"/>
+                <w:highlight w:val="green"/>
+                <w:cs/>
+                <w:lang w:bidi="ta-IN"/>
+                <w14:ligatures w14:val="standardContextual"/>
+              </w:rPr>
+              <w:t>த்</w:t>
+            </w:r>
+            <w:r>
+              <w:rPr>
+                <w:rFonts w:ascii="Latha" w:hAnsi="Latha" w:cs="Latha"/>
+                <w:sz w:val="28"/>
+                <w:szCs w:val="28"/>
+                <w:highlight w:val="green"/>
+                <w:cs/>
+                <w:lang w:bidi="ta-IN"/>
+              </w:rPr>
+              <w:t>த்</w:t>
+            </w:r>
+            <w:r>
+              <w:rPr>
+                <w:rFonts w:ascii="Latha" w:hAnsi="Latha" w:cs="Latha"/>
+                <w:sz w:val="28"/>
+                <w:szCs w:val="28"/>
+                <w:cs/>
+                <w:lang w:bidi="ta-IN"/>
+              </w:rPr>
+              <w:t>வா</w:t>
+            </w:r>
+            <w:r>
+              <w:rPr>
+                <w:rFonts w:ascii="Latha" w:hAnsi="Latha" w:cs="Latha"/>
+                <w:sz w:val="28"/>
+                <w:szCs w:val="28"/>
+                <w:lang w:bidi="ta-IN"/>
+              </w:rPr>
+              <w:t xml:space="preserve"> | </w:t>
+            </w:r>
+            <w:r>
+              <w:rPr>
+                <w:rFonts w:ascii="Latha" w:hAnsi="Latha" w:cs="Latha" w:hint="cs"/>
+                <w:sz w:val="28"/>
+                <w:szCs w:val="28"/>
+                <w:cs/>
+                <w:lang w:bidi="ta-IN"/>
+              </w:rPr>
+              <w:br/>
+            </w:r>
+            <w:r>
+              <w:rPr>
+                <w:rFonts w:ascii="Latha" w:hAnsi="Latha" w:cs="Latha"/>
+                <w:sz w:val="28"/>
+                <w:szCs w:val="28"/>
+                <w:cs/>
+                <w:lang w:bidi="ta-IN"/>
+              </w:rPr>
+              <w:t>ப்ர</w:t>
+            </w:r>
+            <w:r>
+              <w:rPr>
+                <w:rFonts w:ascii="BRH Tamil Tab Extra" w:hAnsi="BRH Tamil Tab Extra" w:cs="Latha"/>
+                <w:b/>
+                <w:sz w:val="32"/>
+                <w:szCs w:val="28"/>
+                <w:lang w:bidi="ta-IN"/>
+              </w:rPr>
+              <w:t>…</w:t>
+            </w:r>
+            <w:r>
+              <w:rPr>
+                <w:rFonts w:ascii="Latha" w:hAnsi="Latha" w:cs="Latha"/>
+                <w:sz w:val="28"/>
+                <w:szCs w:val="28"/>
+                <w:cs/>
+                <w:lang w:bidi="ta-IN"/>
+              </w:rPr>
+              <w:t>ஜாமிதி</w:t>
+            </w:r>
+            <w:r>
+              <w:rPr>
+                <w:rFonts w:ascii="BRH Tamil Tab Extra" w:hAnsi="BRH Tamil Tab Extra" w:cs="Latha"/>
+                <w:b/>
+                <w:sz w:val="36"/>
+                <w:szCs w:val="28"/>
+                <w:lang w:bidi="ta-IN"/>
+              </w:rPr>
+              <w:t>†</w:t>
+            </w:r>
+            <w:r>
+              <w:rPr>
+                <w:rFonts w:ascii="Latha" w:hAnsi="Latha" w:cs="Latha"/>
+                <w:sz w:val="28"/>
+                <w:szCs w:val="28"/>
+                <w:lang w:bidi="ta-IN"/>
+              </w:rPr>
+              <w:t xml:space="preserve"> </w:t>
+            </w:r>
+            <w:r>
+              <w:rPr>
+                <w:rFonts w:ascii="Latha" w:hAnsi="Latha" w:cs="Latha"/>
+                <w:sz w:val="28"/>
+                <w:szCs w:val="28"/>
+                <w:cs/>
+                <w:lang w:bidi="ta-IN"/>
+              </w:rPr>
+              <w:t>ப்ர</w:t>
+            </w:r>
+            <w:r>
+              <w:rPr>
+                <w:rFonts w:ascii="Latha" w:hAnsi="Latha" w:cs="Latha"/>
+                <w:sz w:val="28"/>
+                <w:szCs w:val="28"/>
+                <w:lang w:bidi="ta-IN"/>
+              </w:rPr>
+              <w:t xml:space="preserve"> - </w:t>
+            </w:r>
+            <w:r>
+              <w:rPr>
+                <w:rFonts w:ascii="Latha" w:hAnsi="Latha" w:cs="Latha"/>
+                <w:sz w:val="28"/>
+                <w:szCs w:val="28"/>
+                <w:cs/>
+                <w:lang w:bidi="ta-IN"/>
+              </w:rPr>
+              <w:t>ஜாம்</w:t>
+            </w:r>
+            <w:r>
+              <w:rPr>
+                <w:rFonts w:ascii="Latha" w:hAnsi="Latha" w:cs="Latha"/>
+                <w:sz w:val="28"/>
+                <w:szCs w:val="28"/>
+                <w:lang w:bidi="ta-IN"/>
+              </w:rPr>
+              <w:t xml:space="preserve"> | </w:t>
+            </w:r>
+            <w:r>
+              <w:rPr>
+                <w:rFonts w:ascii="Latha" w:hAnsi="Latha" w:cs="Latha"/>
+                <w:sz w:val="28"/>
+                <w:szCs w:val="28"/>
+                <w:cs/>
+                <w:lang w:bidi="ta-IN"/>
+              </w:rPr>
+              <w:t>வி</w:t>
+            </w:r>
+            <w:r>
+              <w:rPr>
+                <w:rFonts w:ascii="BRH Tamil Tab Extra" w:hAnsi="BRH Tamil Tab Extra" w:cs="Latha"/>
+                <w:b/>
+                <w:sz w:val="32"/>
+                <w:szCs w:val="28"/>
+                <w:lang w:bidi="ta-IN"/>
+              </w:rPr>
+              <w:t>…</w:t>
+            </w:r>
+            <w:r>
+              <w:rPr>
+                <w:rFonts w:ascii="Latha" w:hAnsi="Latha" w:cs="Latha"/>
+                <w:sz w:val="28"/>
+                <w:szCs w:val="28"/>
+                <w:highlight w:val="green"/>
+                <w:cs/>
+                <w:lang w:bidi="ta-IN"/>
+                <w14:ligatures w14:val="standardContextual"/>
+              </w:rPr>
+              <w:t>த்</w:t>
+            </w:r>
+            <w:r>
+              <w:rPr>
+                <w:rFonts w:ascii="Latha" w:hAnsi="Latha" w:cs="Latha"/>
+                <w:sz w:val="28"/>
+                <w:szCs w:val="28"/>
+                <w:highlight w:val="green"/>
+                <w:cs/>
+                <w:lang w:bidi="ta-IN"/>
+              </w:rPr>
+              <w:t>த்</w:t>
+            </w:r>
+            <w:r>
+              <w:rPr>
+                <w:rFonts w:ascii="Latha" w:hAnsi="Latha" w:cs="Latha"/>
+                <w:sz w:val="28"/>
+                <w:szCs w:val="28"/>
+                <w:cs/>
+                <w:lang w:bidi="ta-IN"/>
+              </w:rPr>
+              <w:t>வா</w:t>
+            </w:r>
+            <w:r>
+              <w:rPr>
+                <w:rFonts w:ascii="BRH Devanagari Extra" w:hAnsi="BRH Devanagari Extra" w:cs="Latha"/>
+                <w:b/>
+                <w:sz w:val="36"/>
+                <w:szCs w:val="28"/>
+                <w:lang w:bidi="ta-IN"/>
+              </w:rPr>
+              <w:t>Å</w:t>
+            </w:r>
+            <w:r>
+              <w:rPr>
+                <w:rFonts w:ascii="Latha" w:hAnsi="Latha" w:cs="Latha"/>
+                <w:sz w:val="28"/>
+                <w:szCs w:val="28"/>
+                <w:cs/>
+                <w:lang w:bidi="ta-IN"/>
+              </w:rPr>
+              <w:t>கா</w:t>
+            </w:r>
+            <w:r>
+              <w:rPr>
+                <w:rFonts w:ascii="BRH Tamil Tab Extra" w:hAnsi="BRH Tamil Tab Extra" w:cs="Latha"/>
+                <w:b/>
+                <w:sz w:val="36"/>
+                <w:szCs w:val="28"/>
+                <w:lang w:bidi="ta-IN"/>
+              </w:rPr>
+              <w:t>†</w:t>
+            </w:r>
+            <w:r>
+              <w:rPr>
+                <w:rFonts w:ascii="Latha" w:hAnsi="Latha" w:cs="Latha"/>
+                <w:sz w:val="28"/>
+                <w:szCs w:val="28"/>
+                <w:cs/>
+                <w:lang w:bidi="ta-IN"/>
+              </w:rPr>
+              <w:t>மயந்த</w:t>
+            </w:r>
+            <w:r>
+              <w:rPr>
+                <w:rFonts w:ascii="Latha" w:hAnsi="Latha" w:cs="Latha"/>
+                <w:sz w:val="28"/>
+                <w:szCs w:val="28"/>
+                <w:lang w:bidi="ta-IN"/>
+              </w:rPr>
+              <w:t xml:space="preserve"> |</w:t>
+            </w:r>
+          </w:p>
+        </w:tc>
+      </w:tr>
+      <w:tr>
+        <w:trPr>
+          <w:trHeight w:val="1387"/>
+        </w:trPr>
+        <w:tc>
+          <w:tcPr>
+            <w:tcW w:w="3828" w:type="dxa"/>
+            <w:tcBorders>
+              <w:top w:val="single" w:sz="4" w:space="0" w:color="000000"/>
+              <w:left w:val="single" w:sz="4" w:space="0" w:color="000000"/>
+              <w:bottom w:val="single" w:sz="4" w:space="0" w:color="000000"/>
+              <w:right w:val="single" w:sz="4" w:space="0" w:color="000000"/>
+            </w:tcBorders>
+          </w:tcPr>
+          <w:p>
+            <w:pPr>
+              <w:widowControl w:val="0"/>
+              <w:tabs>
+                <w:tab w:val="left" w:pos="993"/>
+              </w:tabs>
+              <w:autoSpaceDE w:val="0"/>
+              <w:autoSpaceDN w:val="0"/>
+              <w:adjustRightInd w:val="0"/>
+              <w:spacing w:before="0" w:line="240" w:lineRule="auto"/>
+              <w:ind w:right="297"/>
+              <w:rPr>
+                <w:rFonts w:cs="Arial"/>
+                <w:b/>
+                <w:color w:val="000000"/>
+                <w:sz w:val="28"/>
+                <w:szCs w:val="28"/>
+              </w:rPr>
+            </w:pPr>
+            <w:r>
+              <w:rPr>
+                <w:rFonts w:cs="Arial"/>
+                <w:b/>
+                <w:color w:val="000000"/>
+                <w:sz w:val="28"/>
+                <w:szCs w:val="28"/>
+              </w:rPr>
+              <w:t>T.S.6.2.8.</w:t>
+            </w:r>
+            <w:r>
+              <w:rPr>
+                <w:rFonts w:cs="Arial"/>
+                <w:b/>
+                <w:color w:val="000000"/>
+                <w:sz w:val="28"/>
+                <w:szCs w:val="28"/>
+              </w:rPr>
+              <w:t>2</w:t>
+            </w:r>
+            <w:r>
+              <w:rPr>
+                <w:rFonts w:cs="Arial"/>
+                <w:b/>
+                <w:color w:val="000000"/>
+                <w:sz w:val="28"/>
+                <w:szCs w:val="28"/>
+              </w:rPr>
+              <w:t>– Kramam</w:t>
+            </w:r>
+          </w:p>
+          <w:p>
+            <w:pPr>
+              <w:widowControl w:val="0"/>
+              <w:tabs>
+                <w:tab w:val="left" w:pos="993"/>
+              </w:tabs>
+              <w:autoSpaceDE w:val="0"/>
+              <w:autoSpaceDN w:val="0"/>
+              <w:adjustRightInd w:val="0"/>
+              <w:spacing w:before="0" w:line="240" w:lineRule="auto"/>
+              <w:ind w:right="297"/>
+              <w:rPr>
+                <w:rFonts w:cs="Arial"/>
+                <w:b/>
+                <w:color w:val="000000"/>
+                <w:sz w:val="28"/>
+                <w:szCs w:val="28"/>
+                <w:lang w:val="en-IN"/>
+              </w:rPr>
+            </w:pPr>
+            <w:r>
+              <w:rPr>
+                <w:rFonts w:cs="Arial"/>
+                <w:b/>
+                <w:color w:val="000000"/>
+                <w:sz w:val="28"/>
+                <w:szCs w:val="28"/>
+                <w:lang w:val="en-IN"/>
+              </w:rPr>
+              <w:t xml:space="preserve">Krama Vaakyam No.– </w:t>
+            </w:r>
+            <w:r>
+              <w:rPr>
+                <w:rFonts w:cs="Arial"/>
+                <w:b/>
+                <w:color w:val="000000"/>
+                <w:sz w:val="28"/>
+                <w:szCs w:val="28"/>
+                <w:lang w:val="en-IN"/>
+              </w:rPr>
+              <w:t>17,18</w:t>
+            </w:r>
+          </w:p>
+          <w:p>
+            <w:pPr>
+              <w:widowControl w:val="0"/>
+              <w:tabs>
+                <w:tab w:val="left" w:pos="993"/>
+              </w:tabs>
+              <w:autoSpaceDE w:val="0"/>
+              <w:autoSpaceDN w:val="0"/>
+              <w:adjustRightInd w:val="0"/>
+              <w:spacing w:before="0" w:line="240" w:lineRule="auto"/>
+              <w:ind w:right="297"/>
+              <w:rPr>
+                <w:rFonts w:cs="Arial"/>
+                <w:b/>
+                <w:color w:val="000000"/>
+                <w:sz w:val="28"/>
+                <w:szCs w:val="32"/>
+              </w:rPr>
+            </w:pPr>
+            <w:r>
+              <w:rPr>
+                <w:rFonts w:cs="Arial"/>
+                <w:b/>
+                <w:color w:val="000000"/>
+                <w:sz w:val="28"/>
+                <w:szCs w:val="28"/>
+                <w:lang w:val="it-IT"/>
+              </w:rPr>
+              <w:t xml:space="preserve">Panchaati No. - </w:t>
+            </w:r>
+            <w:r>
+              <w:rPr>
+                <w:rFonts w:cs="Arial"/>
+                <w:b/>
+                <w:color w:val="000000"/>
+                <w:sz w:val="28"/>
+                <w:szCs w:val="28"/>
+                <w:lang w:val="it-IT"/>
+              </w:rPr>
+              <w:t>40</w:t>
+            </w:r>
+          </w:p>
+        </w:tc>
+        <w:tc>
+          <w:tcPr>
+            <w:tcW w:w="4678" w:type="dxa"/>
+            <w:tcBorders>
+              <w:top w:val="single" w:sz="4" w:space="0" w:color="000000"/>
+              <w:left w:val="single" w:sz="4" w:space="0" w:color="000000"/>
+              <w:bottom w:val="single" w:sz="4" w:space="0" w:color="000000"/>
+              <w:right w:val="single" w:sz="4" w:space="0" w:color="000000"/>
+            </w:tcBorders>
+          </w:tcPr>
+          <w:p>
+            <w:pPr>
+              <w:widowControl w:val="0"/>
+              <w:autoSpaceDE w:val="0"/>
+              <w:autoSpaceDN w:val="0"/>
+              <w:adjustRightInd w:val="0"/>
+              <w:spacing w:before="0" w:line="240" w:lineRule="auto"/>
+              <w:rPr>
+                <w:rFonts w:ascii="Latha" w:hAnsi="Latha" w:cs="Latha"/>
+                <w:sz w:val="28"/>
+                <w:szCs w:val="28"/>
+                <w:cs/>
+                <w:lang w:bidi="ta-IN"/>
+              </w:rPr>
+            </w:pPr>
+            <w:r>
+              <w:rPr>
+                <w:rFonts w:ascii="Latha" w:hAnsi="Latha" w:cs="Latha"/>
+                <w:sz w:val="28"/>
+                <w:szCs w:val="28"/>
+                <w:cs/>
+                <w:lang w:bidi="ta-IN"/>
+              </w:rPr>
+              <w:t>ப</w:t>
+            </w:r>
+            <w:r>
+              <w:rPr>
+                <w:rFonts w:ascii="BRH Tamil Tab Extra" w:hAnsi="BRH Tamil Tab Extra" w:cs="Latha"/>
+                <w:b/>
+                <w:sz w:val="32"/>
+                <w:szCs w:val="28"/>
+                <w:lang w:bidi="ta-IN"/>
+              </w:rPr>
+              <w:t>…</w:t>
+            </w:r>
+            <w:r>
+              <w:rPr>
+                <w:rFonts w:ascii="Latha" w:hAnsi="Latha" w:cs="Latha"/>
+                <w:sz w:val="28"/>
+                <w:szCs w:val="28"/>
+                <w:cs/>
+                <w:lang w:bidi="ta-IN"/>
+              </w:rPr>
+              <w:t>ஶூன்</w:t>
+            </w:r>
+            <w:r>
+              <w:rPr>
+                <w:rFonts w:ascii="Latha" w:hAnsi="Latha" w:cs="Latha"/>
+                <w:b/>
+                <w:bCs/>
+                <w:sz w:val="32"/>
+                <w:szCs w:val="32"/>
+                <w:lang w:bidi="ta-IN"/>
+              </w:rPr>
+              <w:t>.</w:t>
+            </w:r>
+            <w:r>
+              <w:rPr>
+                <w:rFonts w:ascii="Latha" w:hAnsi="Latha" w:cs="Latha"/>
+                <w:sz w:val="28"/>
+                <w:szCs w:val="28"/>
+                <w:lang w:bidi="ta-IN"/>
+              </w:rPr>
+              <w:t xml:space="preserve"> </w:t>
+            </w:r>
+            <w:r>
+              <w:rPr>
+                <w:rFonts w:ascii="Latha" w:hAnsi="Latha" w:cs="Latha"/>
+                <w:sz w:val="28"/>
+                <w:szCs w:val="28"/>
+                <w:cs/>
+                <w:lang w:bidi="ta-IN"/>
+              </w:rPr>
+              <w:t>வி</w:t>
+            </w:r>
+            <w:r>
+              <w:rPr>
+                <w:rFonts w:ascii="BRH Tamil Tab Extra" w:hAnsi="BRH Tamil Tab Extra" w:cs="Latha"/>
+                <w:b/>
+                <w:sz w:val="32"/>
+                <w:szCs w:val="28"/>
+                <w:lang w:bidi="ta-IN"/>
+              </w:rPr>
+              <w:t>…</w:t>
+            </w:r>
+            <w:r>
+              <w:rPr>
+                <w:rFonts w:ascii="Latha" w:hAnsi="Latha" w:cs="Latha"/>
+                <w:sz w:val="28"/>
+                <w:szCs w:val="28"/>
+                <w:highlight w:val="yellow"/>
+                <w:cs/>
+                <w:lang w:bidi="ta-IN"/>
+              </w:rPr>
+              <w:t>த்வா</w:t>
+            </w:r>
+            <w:r>
+              <w:rPr>
+                <w:rFonts w:ascii="Latha" w:hAnsi="Latha" w:cs="Latha"/>
+                <w:sz w:val="28"/>
+                <w:szCs w:val="28"/>
+                <w:lang w:bidi="ta-IN"/>
+              </w:rPr>
+              <w:t xml:space="preserve"> | </w:t>
+            </w:r>
+            <w:r>
+              <w:rPr>
+                <w:rFonts w:ascii="Latha" w:hAnsi="Latha" w:cs="Latha"/>
+                <w:sz w:val="28"/>
+                <w:szCs w:val="28"/>
+                <w:cs/>
+                <w:lang w:bidi="ta-IN"/>
+              </w:rPr>
+              <w:t>வி</w:t>
+            </w:r>
+            <w:r>
+              <w:rPr>
+                <w:rFonts w:ascii="BRH Tamil Tab Extra" w:hAnsi="BRH Tamil Tab Extra" w:cs="Latha"/>
+                <w:b/>
+                <w:sz w:val="32"/>
+                <w:szCs w:val="28"/>
+                <w:highlight w:val="yellow"/>
+                <w:lang w:bidi="ta-IN"/>
+              </w:rPr>
+              <w:t>…</w:t>
+            </w:r>
+            <w:r>
+              <w:rPr>
+                <w:rFonts w:ascii="Latha" w:hAnsi="Latha" w:cs="Latha"/>
+                <w:sz w:val="28"/>
+                <w:szCs w:val="28"/>
+                <w:highlight w:val="yellow"/>
+                <w:cs/>
+                <w:lang w:bidi="ta-IN"/>
+              </w:rPr>
+              <w:t>த்வா</w:t>
+            </w:r>
+            <w:r>
+              <w:rPr>
+                <w:rFonts w:ascii="BRH Devanagari Extra" w:hAnsi="BRH Devanagari Extra" w:cs="Latha"/>
+                <w:b/>
+                <w:sz w:val="36"/>
+                <w:szCs w:val="28"/>
+                <w:lang w:bidi="ta-IN"/>
+              </w:rPr>
+              <w:t>Å</w:t>
+            </w:r>
+            <w:r>
+              <w:rPr>
+                <w:rFonts w:ascii="Latha" w:hAnsi="Latha" w:cs="Latha"/>
+                <w:sz w:val="28"/>
+                <w:szCs w:val="28"/>
+                <w:cs/>
+                <w:lang w:bidi="ta-IN"/>
+              </w:rPr>
+              <w:t>கா</w:t>
+            </w:r>
+            <w:r>
+              <w:rPr>
+                <w:rFonts w:ascii="BRH Tamil Tab Extra" w:hAnsi="BRH Tamil Tab Extra" w:cs="Latha"/>
+                <w:b/>
+                <w:sz w:val="36"/>
+                <w:szCs w:val="28"/>
+                <w:lang w:bidi="ta-IN"/>
+              </w:rPr>
+              <w:t>†</w:t>
+            </w:r>
+            <w:r>
+              <w:rPr>
+                <w:rFonts w:ascii="Latha" w:hAnsi="Latha" w:cs="Latha"/>
+                <w:sz w:val="28"/>
+                <w:szCs w:val="28"/>
+                <w:cs/>
+                <w:lang w:bidi="ta-IN"/>
+              </w:rPr>
+              <w:t>மயந்த</w:t>
+            </w:r>
+            <w:r>
+              <w:rPr>
+                <w:rFonts w:ascii="Latha" w:hAnsi="Latha" w:cs="Latha"/>
+                <w:sz w:val="28"/>
+                <w:szCs w:val="28"/>
+                <w:lang w:bidi="ta-IN"/>
+              </w:rPr>
+              <w:t xml:space="preserve"> |</w:t>
+            </w:r>
+          </w:p>
+        </w:tc>
+        <w:tc>
+          <w:tcPr>
+            <w:tcW w:w="5244" w:type="dxa"/>
+            <w:tcBorders>
+              <w:top w:val="single" w:sz="4" w:space="0" w:color="000000"/>
+              <w:left w:val="single" w:sz="4" w:space="0" w:color="000000"/>
+              <w:bottom w:val="single" w:sz="4" w:space="0" w:color="000000"/>
+              <w:right w:val="single" w:sz="4" w:space="0" w:color="000000"/>
+            </w:tcBorders>
+          </w:tcPr>
+          <w:p>
+            <w:pPr>
+              <w:autoSpaceDE w:val="0"/>
+              <w:autoSpaceDN w:val="0"/>
+              <w:adjustRightInd w:val="0"/>
+              <w:spacing w:before="0" w:line="240" w:lineRule="auto"/>
+              <w:rPr>
+                <w:rFonts w:ascii="Latha" w:hAnsi="Latha" w:cs="Latha"/>
+                <w:sz w:val="28"/>
+                <w:szCs w:val="28"/>
+                <w:cs/>
+                <w:lang w:bidi="ta-IN"/>
+              </w:rPr>
+            </w:pPr>
+            <w:r>
+              <w:rPr>
+                <w:rFonts w:ascii="Latha" w:hAnsi="Latha" w:cs="Latha"/>
+                <w:sz w:val="28"/>
+                <w:szCs w:val="28"/>
+                <w:cs/>
+                <w:lang w:bidi="ta-IN"/>
+              </w:rPr>
+              <w:t>ப</w:t>
+            </w:r>
+            <w:r>
+              <w:rPr>
+                <w:rFonts w:ascii="BRH Tamil Tab Extra" w:hAnsi="BRH Tamil Tab Extra" w:cs="Latha"/>
+                <w:b/>
+                <w:sz w:val="32"/>
+                <w:szCs w:val="28"/>
+                <w:lang w:bidi="ta-IN"/>
+              </w:rPr>
+              <w:t>…</w:t>
+            </w:r>
+            <w:r>
+              <w:rPr>
+                <w:rFonts w:ascii="Latha" w:hAnsi="Latha" w:cs="Latha"/>
+                <w:sz w:val="28"/>
+                <w:szCs w:val="28"/>
+                <w:cs/>
+                <w:lang w:bidi="ta-IN"/>
+              </w:rPr>
+              <w:t>ஶூன்</w:t>
+            </w:r>
+            <w:r>
+              <w:rPr>
+                <w:rFonts w:ascii="Latha" w:hAnsi="Latha" w:cs="Latha"/>
+                <w:b/>
+                <w:bCs/>
+                <w:sz w:val="32"/>
+                <w:szCs w:val="32"/>
+                <w:lang w:bidi="ta-IN"/>
+              </w:rPr>
+              <w:t>.</w:t>
+            </w:r>
+            <w:r>
+              <w:rPr>
+                <w:rFonts w:ascii="Latha" w:hAnsi="Latha" w:cs="Latha"/>
+                <w:sz w:val="28"/>
+                <w:szCs w:val="28"/>
+                <w:lang w:bidi="ta-IN"/>
+              </w:rPr>
+              <w:t xml:space="preserve"> </w:t>
+            </w:r>
+            <w:r>
+              <w:rPr>
+                <w:rFonts w:ascii="Latha" w:hAnsi="Latha" w:cs="Latha"/>
+                <w:sz w:val="28"/>
+                <w:szCs w:val="28"/>
+                <w:cs/>
+                <w:lang w:bidi="ta-IN"/>
+              </w:rPr>
+              <w:t>வி</w:t>
+            </w:r>
+            <w:r>
+              <w:rPr>
+                <w:rFonts w:ascii="BRH Tamil Tab Extra" w:hAnsi="BRH Tamil Tab Extra" w:cs="Latha"/>
+                <w:b/>
+                <w:sz w:val="32"/>
+                <w:szCs w:val="28"/>
+                <w:lang w:bidi="ta-IN"/>
+              </w:rPr>
+              <w:t>…</w:t>
+            </w:r>
+            <w:r>
+              <w:rPr>
+                <w:rFonts w:ascii="Latha" w:hAnsi="Latha" w:cs="Latha"/>
+                <w:sz w:val="28"/>
+                <w:szCs w:val="28"/>
+                <w:highlight w:val="green"/>
+                <w:cs/>
+                <w:lang w:bidi="ta-IN"/>
+                <w14:ligatures w14:val="standardContextual"/>
+              </w:rPr>
+              <w:t>த்</w:t>
+            </w:r>
+            <w:r>
+              <w:rPr>
+                <w:rFonts w:ascii="Latha" w:hAnsi="Latha" w:cs="Latha"/>
+                <w:sz w:val="28"/>
+                <w:szCs w:val="28"/>
+                <w:cs/>
+                <w:lang w:bidi="ta-IN"/>
+              </w:rPr>
+              <w:t>த்வா</w:t>
+            </w:r>
+            <w:r>
+              <w:rPr>
+                <w:rFonts w:ascii="Latha" w:hAnsi="Latha" w:cs="Latha"/>
+                <w:sz w:val="28"/>
+                <w:szCs w:val="28"/>
+                <w:lang w:bidi="ta-IN"/>
+              </w:rPr>
+              <w:t xml:space="preserve"> | </w:t>
+            </w:r>
+            <w:r>
+              <w:rPr>
+                <w:rFonts w:ascii="Latha" w:hAnsi="Latha" w:cs="Latha"/>
+                <w:sz w:val="28"/>
+                <w:szCs w:val="28"/>
+                <w:cs/>
+                <w:lang w:bidi="ta-IN"/>
+              </w:rPr>
+              <w:t>வி</w:t>
+            </w:r>
+            <w:r>
+              <w:rPr>
+                <w:rFonts w:ascii="BRH Tamil Tab Extra" w:hAnsi="BRH Tamil Tab Extra" w:cs="Latha"/>
+                <w:b/>
+                <w:sz w:val="32"/>
+                <w:szCs w:val="28"/>
+                <w:lang w:bidi="ta-IN"/>
+              </w:rPr>
+              <w:t>…</w:t>
+            </w:r>
+            <w:r>
+              <w:rPr>
+                <w:rFonts w:ascii="Latha" w:hAnsi="Latha" w:cs="Latha"/>
+                <w:sz w:val="28"/>
+                <w:szCs w:val="28"/>
+                <w:highlight w:val="green"/>
+                <w:cs/>
+                <w:lang w:bidi="ta-IN"/>
+                <w14:ligatures w14:val="standardContextual"/>
+              </w:rPr>
+              <w:t>த்</w:t>
+            </w:r>
+            <w:r>
+              <w:rPr>
+                <w:rFonts w:ascii="Latha" w:hAnsi="Latha" w:cs="Latha"/>
+                <w:sz w:val="28"/>
+                <w:szCs w:val="28"/>
+                <w:cs/>
+                <w:lang w:bidi="ta-IN"/>
+              </w:rPr>
+              <w:t>த்வா</w:t>
+            </w:r>
+            <w:r>
+              <w:rPr>
+                <w:rFonts w:ascii="BRH Devanagari Extra" w:hAnsi="BRH Devanagari Extra" w:cs="Latha"/>
+                <w:b/>
+                <w:sz w:val="36"/>
+                <w:szCs w:val="28"/>
+                <w:lang w:bidi="ta-IN"/>
+              </w:rPr>
+              <w:t>Å</w:t>
+            </w:r>
+            <w:r>
+              <w:rPr>
+                <w:rFonts w:ascii="Latha" w:hAnsi="Latha" w:cs="Latha"/>
+                <w:sz w:val="28"/>
+                <w:szCs w:val="28"/>
+                <w:cs/>
+                <w:lang w:bidi="ta-IN"/>
+              </w:rPr>
+              <w:t>கா</w:t>
+            </w:r>
+            <w:r>
+              <w:rPr>
+                <w:rFonts w:ascii="BRH Tamil Tab Extra" w:hAnsi="BRH Tamil Tab Extra" w:cs="Latha"/>
+                <w:b/>
+                <w:sz w:val="36"/>
+                <w:szCs w:val="28"/>
+                <w:lang w:bidi="ta-IN"/>
+              </w:rPr>
+              <w:t>†</w:t>
+            </w:r>
+            <w:r>
+              <w:rPr>
+                <w:rFonts w:ascii="Latha" w:hAnsi="Latha" w:cs="Latha"/>
+                <w:sz w:val="28"/>
+                <w:szCs w:val="28"/>
+                <w:cs/>
+                <w:lang w:bidi="ta-IN"/>
+              </w:rPr>
+              <w:t>மயந்த</w:t>
+            </w:r>
+            <w:r>
+              <w:rPr>
+                <w:rFonts w:ascii="Latha" w:hAnsi="Latha" w:cs="Latha"/>
+                <w:sz w:val="28"/>
+                <w:szCs w:val="28"/>
+                <w:lang w:bidi="ta-IN"/>
+              </w:rPr>
+              <w:t xml:space="preserve"> |</w:t>
+            </w:r>
+          </w:p>
+        </w:tc>
+      </w:tr>
+      <w:tr>
+        <w:trPr>
+          <w:trHeight w:val="1387"/>
+        </w:trPr>
+        <w:tc>
+          <w:tcPr>
+            <w:tcW w:w="3828" w:type="dxa"/>
+            <w:tcBorders>
+              <w:top w:val="single" w:sz="4" w:space="0" w:color="000000"/>
+              <w:left w:val="single" w:sz="4" w:space="0" w:color="000000"/>
+              <w:bottom w:val="single" w:sz="4" w:space="0" w:color="000000"/>
+              <w:right w:val="single" w:sz="4" w:space="0" w:color="000000"/>
+            </w:tcBorders>
+          </w:tcPr>
+          <w:p>
+            <w:pPr>
+              <w:widowControl w:val="0"/>
+              <w:tabs>
+                <w:tab w:val="left" w:pos="993"/>
+              </w:tabs>
+              <w:autoSpaceDE w:val="0"/>
+              <w:autoSpaceDN w:val="0"/>
+              <w:adjustRightInd w:val="0"/>
+              <w:spacing w:before="0" w:line="240" w:lineRule="auto"/>
+              <w:ind w:right="297"/>
+              <w:rPr>
+                <w:rFonts w:cs="Arial"/>
+                <w:b/>
+                <w:color w:val="000000"/>
+                <w:sz w:val="28"/>
+                <w:szCs w:val="28"/>
+              </w:rPr>
+            </w:pPr>
+            <w:r>
+              <w:rPr>
+                <w:rFonts w:cs="Arial"/>
+                <w:b/>
+                <w:color w:val="000000"/>
+                <w:sz w:val="28"/>
+                <w:szCs w:val="28"/>
+              </w:rPr>
+              <w:t>T.S.6.2.8.2– Kramam</w:t>
+            </w:r>
+          </w:p>
+          <w:p>
+            <w:pPr>
+              <w:widowControl w:val="0"/>
+              <w:tabs>
+                <w:tab w:val="left" w:pos="993"/>
+              </w:tabs>
+              <w:autoSpaceDE w:val="0"/>
+              <w:autoSpaceDN w:val="0"/>
+              <w:adjustRightInd w:val="0"/>
+              <w:spacing w:before="0" w:line="240" w:lineRule="auto"/>
+              <w:ind w:right="297"/>
+              <w:rPr>
+                <w:rFonts w:cs="Arial"/>
+                <w:b/>
+                <w:color w:val="000000"/>
+                <w:sz w:val="28"/>
+                <w:szCs w:val="28"/>
+                <w:lang w:val="en-IN"/>
+              </w:rPr>
+            </w:pPr>
+            <w:r>
+              <w:rPr>
+                <w:rFonts w:cs="Arial"/>
+                <w:b/>
+                <w:color w:val="000000"/>
+                <w:sz w:val="28"/>
+                <w:szCs w:val="28"/>
+                <w:lang w:val="en-IN"/>
+              </w:rPr>
+              <w:t xml:space="preserve">Krama Vaakyam No.– </w:t>
+            </w:r>
+            <w:r>
+              <w:rPr>
+                <w:rFonts w:cs="Arial"/>
+                <w:b/>
+                <w:color w:val="000000"/>
+                <w:sz w:val="28"/>
+                <w:szCs w:val="28"/>
+                <w:lang w:val="en-IN"/>
+              </w:rPr>
+              <w:t>39 &amp; 41</w:t>
+            </w:r>
+          </w:p>
+          <w:p>
+            <w:pPr>
+              <w:widowControl w:val="0"/>
+              <w:tabs>
+                <w:tab w:val="left" w:pos="993"/>
+              </w:tabs>
+              <w:autoSpaceDE w:val="0"/>
+              <w:autoSpaceDN w:val="0"/>
+              <w:adjustRightInd w:val="0"/>
+              <w:spacing w:before="0" w:line="240" w:lineRule="auto"/>
+              <w:ind w:right="297"/>
+              <w:rPr>
+                <w:rFonts w:cs="Arial"/>
+                <w:b/>
+                <w:color w:val="000000"/>
+                <w:sz w:val="28"/>
+                <w:szCs w:val="28"/>
+              </w:rPr>
+            </w:pPr>
+            <w:r>
+              <w:rPr>
+                <w:rFonts w:cs="Arial"/>
+                <w:b/>
+                <w:color w:val="000000"/>
+                <w:sz w:val="28"/>
+                <w:szCs w:val="28"/>
+                <w:lang w:val="it-IT"/>
+              </w:rPr>
+              <w:t>Panchaati No. - 40</w:t>
+            </w:r>
+          </w:p>
+        </w:tc>
+        <w:tc>
+          <w:tcPr>
+            <w:tcW w:w="4678" w:type="dxa"/>
+            <w:tcBorders>
+              <w:top w:val="single" w:sz="4" w:space="0" w:color="000000"/>
+              <w:left w:val="single" w:sz="4" w:space="0" w:color="000000"/>
+              <w:bottom w:val="single" w:sz="4" w:space="0" w:color="000000"/>
+              <w:right w:val="single" w:sz="4" w:space="0" w:color="000000"/>
+            </w:tcBorders>
+          </w:tcPr>
+          <w:p>
+            <w:pPr>
+              <w:widowControl w:val="0"/>
+              <w:autoSpaceDE w:val="0"/>
+              <w:autoSpaceDN w:val="0"/>
+              <w:adjustRightInd w:val="0"/>
+              <w:spacing w:before="0" w:line="240" w:lineRule="auto"/>
+              <w:rPr>
+                <w:rFonts w:ascii="Latha" w:hAnsi="Latha" w:cs="Latha"/>
+                <w:sz w:val="28"/>
+                <w:szCs w:val="28"/>
+                <w:cs/>
+                <w:lang w:bidi="ta-IN"/>
+              </w:rPr>
+            </w:pPr>
+            <w:r>
+              <w:rPr>
+                <w:rFonts w:ascii="Latha" w:hAnsi="Latha" w:cs="Latha"/>
+                <w:sz w:val="28"/>
+                <w:szCs w:val="28"/>
+                <w:cs/>
+                <w:lang w:bidi="ta-IN"/>
+              </w:rPr>
+              <w:t>ப்ர</w:t>
+            </w:r>
+            <w:r>
+              <w:rPr>
+                <w:rFonts w:ascii="BRH Tamil Tab Extra" w:hAnsi="BRH Tamil Tab Extra" w:cs="Latha"/>
+                <w:b/>
+                <w:sz w:val="32"/>
+                <w:szCs w:val="28"/>
+                <w:lang w:bidi="ta-IN"/>
+              </w:rPr>
+              <w:t>…</w:t>
+            </w:r>
+            <w:r>
+              <w:rPr>
+                <w:rFonts w:ascii="Latha" w:hAnsi="Latha" w:cs="Latha"/>
+                <w:sz w:val="28"/>
+                <w:szCs w:val="28"/>
+                <w:cs/>
+                <w:lang w:bidi="ta-IN"/>
+              </w:rPr>
+              <w:t>தி</w:t>
+            </w:r>
+            <w:r>
+              <w:rPr>
+                <w:rFonts w:ascii="BRH Tamil Tab Extra" w:hAnsi="BRH Tamil Tab Extra" w:cs="Latha"/>
+                <w:b/>
+                <w:sz w:val="32"/>
+                <w:szCs w:val="28"/>
+                <w:lang w:bidi="ta-IN"/>
+              </w:rPr>
+              <w:t>…</w:t>
+            </w:r>
+            <w:r>
+              <w:rPr>
+                <w:rFonts w:ascii="Latha" w:hAnsi="Latha" w:cs="Latha"/>
+                <w:sz w:val="28"/>
+                <w:szCs w:val="28"/>
+                <w:cs/>
+                <w:lang w:bidi="ta-IN"/>
+              </w:rPr>
+              <w:t>ஷ்டா</w:t>
+            </w:r>
+            <w:r>
+              <w:rPr>
+                <w:rFonts w:ascii="Latha" w:hAnsi="Latha" w:cs="Latha"/>
+                <w:b/>
+                <w:bCs/>
+                <w:position w:val="-12"/>
+                <w:sz w:val="28"/>
+                <w:szCs w:val="28"/>
+                <w:cs/>
+                <w:lang w:bidi="ta-IN"/>
+              </w:rPr>
+              <w:t>2</w:t>
+            </w:r>
+            <w:r>
+              <w:rPr>
+                <w:rFonts w:ascii="Latha" w:hAnsi="Latha" w:cs="Latha"/>
+                <w:sz w:val="28"/>
+                <w:szCs w:val="28"/>
+                <w:cs/>
+                <w:lang w:bidi="ta-IN"/>
+              </w:rPr>
+              <w:t>ம்</w:t>
+            </w:r>
+            <w:r>
+              <w:rPr>
+                <w:rFonts w:ascii="Latha" w:hAnsi="Latha" w:cs="Latha"/>
+                <w:sz w:val="28"/>
+                <w:szCs w:val="28"/>
+                <w:lang w:bidi="ta-IN"/>
+              </w:rPr>
+              <w:t xml:space="preserve"> </w:t>
+            </w:r>
+            <w:r>
+              <w:rPr>
+                <w:rFonts w:ascii="BRH Devanagari Extra" w:hAnsi="BRH Devanagari Extra" w:cs="Latha"/>
+                <w:b/>
+                <w:sz w:val="36"/>
+                <w:szCs w:val="28"/>
+                <w:lang w:bidi="ta-IN"/>
+              </w:rPr>
+              <w:t>Æ</w:t>
+            </w:r>
+            <w:r>
+              <w:rPr>
+                <w:rFonts w:ascii="Latha" w:hAnsi="Latha" w:cs="Latha"/>
+                <w:sz w:val="28"/>
+                <w:szCs w:val="28"/>
+                <w:cs/>
+                <w:lang w:bidi="ta-IN"/>
+              </w:rPr>
+              <w:t>வி</w:t>
+            </w:r>
+            <w:r>
+              <w:rPr>
+                <w:rFonts w:ascii="BRH Tamil Tab Extra" w:hAnsi="BRH Tamil Tab Extra" w:cs="Latha"/>
+                <w:b/>
+                <w:sz w:val="32"/>
+                <w:szCs w:val="28"/>
+                <w:lang w:bidi="ta-IN"/>
+              </w:rPr>
+              <w:t>…</w:t>
+            </w:r>
+            <w:r>
+              <w:rPr>
+                <w:rFonts w:ascii="Latha" w:hAnsi="Latha" w:cs="Latha"/>
+                <w:sz w:val="28"/>
+                <w:szCs w:val="28"/>
+                <w:highlight w:val="yellow"/>
+                <w:cs/>
+                <w:lang w:bidi="ta-IN"/>
+              </w:rPr>
+              <w:t>த்வா</w:t>
+            </w:r>
+            <w:r>
+              <w:rPr>
+                <w:rFonts w:ascii="Latha" w:hAnsi="Latha" w:cs="Latha"/>
+                <w:sz w:val="28"/>
+                <w:szCs w:val="28"/>
+                <w:lang w:bidi="ta-IN"/>
+              </w:rPr>
+              <w:t xml:space="preserve"> | </w:t>
+            </w:r>
+            <w:r>
+              <w:rPr>
+                <w:rFonts w:ascii="Latha" w:hAnsi="Latha" w:cs="Latha"/>
+                <w:sz w:val="28"/>
+                <w:szCs w:val="28"/>
+                <w:cs/>
+                <w:lang w:bidi="ta-IN"/>
+              </w:rPr>
+              <w:t>ப்ர</w:t>
+            </w:r>
+            <w:r>
+              <w:rPr>
+                <w:rFonts w:ascii="BRH Tamil Tab Extra" w:hAnsi="BRH Tamil Tab Extra" w:cs="Latha"/>
+                <w:b/>
+                <w:sz w:val="32"/>
+                <w:szCs w:val="28"/>
+                <w:lang w:bidi="ta-IN"/>
+              </w:rPr>
+              <w:t>…</w:t>
+            </w:r>
+            <w:r>
+              <w:rPr>
+                <w:rFonts w:ascii="Latha" w:hAnsi="Latha" w:cs="Latha"/>
+                <w:sz w:val="28"/>
+                <w:szCs w:val="28"/>
+                <w:cs/>
+                <w:lang w:bidi="ta-IN"/>
+              </w:rPr>
+              <w:t>தி</w:t>
+            </w:r>
+            <w:r>
+              <w:rPr>
+                <w:rFonts w:ascii="BRH Tamil Tab Extra" w:hAnsi="BRH Tamil Tab Extra" w:cs="Latha"/>
+                <w:b/>
+                <w:sz w:val="32"/>
+                <w:szCs w:val="28"/>
+                <w:lang w:bidi="ta-IN"/>
+              </w:rPr>
+              <w:t>…</w:t>
+            </w:r>
+            <w:r>
+              <w:rPr>
+                <w:rFonts w:ascii="Latha" w:hAnsi="Latha" w:cs="Latha"/>
+                <w:sz w:val="28"/>
+                <w:szCs w:val="28"/>
+                <w:cs/>
+                <w:lang w:bidi="ta-IN"/>
+              </w:rPr>
+              <w:t>ஷ்டா</w:t>
+            </w:r>
+            <w:r>
+              <w:rPr>
+                <w:rFonts w:ascii="Latha" w:hAnsi="Latha" w:cs="Latha"/>
+                <w:b/>
+                <w:bCs/>
+                <w:position w:val="-12"/>
+                <w:sz w:val="28"/>
+                <w:szCs w:val="28"/>
+                <w:cs/>
+                <w:lang w:bidi="ta-IN"/>
+              </w:rPr>
+              <w:t>2</w:t>
+            </w:r>
+            <w:r>
+              <w:rPr>
+                <w:rFonts w:ascii="Latha" w:hAnsi="Latha" w:cs="Latha"/>
+                <w:sz w:val="28"/>
+                <w:szCs w:val="28"/>
+                <w:cs/>
+                <w:lang w:bidi="ta-IN"/>
+              </w:rPr>
+              <w:t>மிதி</w:t>
+            </w:r>
+            <w:r>
+              <w:rPr>
+                <w:rFonts w:ascii="BRH Tamil Tab Extra" w:hAnsi="BRH Tamil Tab Extra" w:cs="Latha"/>
+                <w:b/>
+                <w:sz w:val="36"/>
+                <w:szCs w:val="28"/>
+                <w:lang w:bidi="ta-IN"/>
+              </w:rPr>
+              <w:t>†</w:t>
+            </w:r>
+            <w:r>
+              <w:rPr>
+                <w:rFonts w:ascii="Latha" w:hAnsi="Latha" w:cs="Latha"/>
+                <w:sz w:val="28"/>
+                <w:szCs w:val="28"/>
+                <w:lang w:bidi="ta-IN"/>
+              </w:rPr>
+              <w:t xml:space="preserve"> </w:t>
+            </w:r>
+            <w:r>
+              <w:rPr>
+                <w:rFonts w:ascii="Latha" w:hAnsi="Latha" w:cs="Latha"/>
+                <w:sz w:val="28"/>
+                <w:szCs w:val="28"/>
+                <w:cs/>
+                <w:lang w:bidi="ta-IN"/>
+              </w:rPr>
+              <w:t>ப்ரதி</w:t>
+            </w:r>
+            <w:r>
+              <w:rPr>
+                <w:rFonts w:ascii="Latha" w:hAnsi="Latha" w:cs="Latha"/>
+                <w:sz w:val="28"/>
+                <w:szCs w:val="28"/>
+                <w:lang w:bidi="ta-IN"/>
+              </w:rPr>
+              <w:t xml:space="preserve"> - </w:t>
+            </w:r>
+            <w:r>
+              <w:rPr>
+                <w:rFonts w:ascii="Latha" w:hAnsi="Latha" w:cs="Latha"/>
+                <w:sz w:val="28"/>
+                <w:szCs w:val="28"/>
+                <w:cs/>
+                <w:lang w:bidi="ta-IN"/>
+              </w:rPr>
+              <w:t>ஸ்தா</w:t>
+            </w:r>
+            <w:r>
+              <w:rPr>
+                <w:rFonts w:ascii="Latha" w:hAnsi="Latha" w:cs="Latha"/>
+                <w:b/>
+                <w:bCs/>
+                <w:position w:val="-12"/>
+                <w:sz w:val="28"/>
+                <w:szCs w:val="28"/>
+                <w:cs/>
+                <w:lang w:bidi="ta-IN"/>
+              </w:rPr>
+              <w:t>2</w:t>
+            </w:r>
+            <w:r>
+              <w:rPr>
+                <w:rFonts w:ascii="Latha" w:hAnsi="Latha" w:cs="Latha"/>
+                <w:sz w:val="28"/>
+                <w:szCs w:val="28"/>
+                <w:cs/>
+                <w:lang w:bidi="ta-IN"/>
+              </w:rPr>
+              <w:t>ம்</w:t>
+            </w:r>
+            <w:r>
+              <w:rPr>
+                <w:rFonts w:ascii="Latha" w:hAnsi="Latha" w:cs="Latha"/>
+                <w:sz w:val="28"/>
+                <w:szCs w:val="28"/>
+                <w:lang w:bidi="ta-IN"/>
+              </w:rPr>
+              <w:t xml:space="preserve"> | </w:t>
+            </w:r>
+            <w:r>
+              <w:rPr>
+                <w:rFonts w:ascii="Latha" w:hAnsi="Latha" w:cs="Latha"/>
+                <w:sz w:val="28"/>
+                <w:szCs w:val="28"/>
+                <w:cs/>
+                <w:lang w:bidi="ta-IN"/>
+              </w:rPr>
+              <w:t>வி</w:t>
+            </w:r>
+            <w:r>
+              <w:rPr>
+                <w:rFonts w:ascii="BRH Tamil Tab Extra" w:hAnsi="BRH Tamil Tab Extra" w:cs="Latha"/>
+                <w:b/>
+                <w:sz w:val="32"/>
+                <w:szCs w:val="28"/>
+                <w:lang w:bidi="ta-IN"/>
+              </w:rPr>
+              <w:t>…</w:t>
+            </w:r>
+            <w:r>
+              <w:rPr>
+                <w:rFonts w:ascii="Latha" w:hAnsi="Latha" w:cs="Latha"/>
+                <w:sz w:val="28"/>
+                <w:szCs w:val="28"/>
+                <w:highlight w:val="yellow"/>
+                <w:cs/>
+                <w:lang w:bidi="ta-IN"/>
+              </w:rPr>
+              <w:t>த்வா</w:t>
+            </w:r>
+            <w:r>
+              <w:rPr>
+                <w:rFonts w:ascii="BRH Devanagari Extra" w:hAnsi="BRH Devanagari Extra" w:cs="Latha"/>
+                <w:b/>
+                <w:sz w:val="36"/>
+                <w:szCs w:val="28"/>
+                <w:lang w:bidi="ta-IN"/>
+              </w:rPr>
+              <w:t>Å</w:t>
+            </w:r>
+            <w:r>
+              <w:rPr>
+                <w:rFonts w:ascii="Latha" w:hAnsi="Latha" w:cs="Latha"/>
+                <w:sz w:val="28"/>
+                <w:szCs w:val="28"/>
+                <w:cs/>
+                <w:lang w:bidi="ta-IN"/>
+              </w:rPr>
+              <w:t>கா</w:t>
+            </w:r>
+            <w:r>
+              <w:rPr>
+                <w:rFonts w:ascii="BRH Tamil Tab Extra" w:hAnsi="BRH Tamil Tab Extra" w:cs="Latha"/>
+                <w:b/>
+                <w:sz w:val="36"/>
+                <w:szCs w:val="28"/>
+                <w:lang w:bidi="ta-IN"/>
+              </w:rPr>
+              <w:t>†</w:t>
+            </w:r>
+            <w:r>
+              <w:rPr>
+                <w:rFonts w:ascii="Latha" w:hAnsi="Latha" w:cs="Latha"/>
+                <w:sz w:val="28"/>
+                <w:szCs w:val="28"/>
+                <w:cs/>
+                <w:lang w:bidi="ta-IN"/>
+              </w:rPr>
+              <w:t>மயந்த</w:t>
+            </w:r>
+            <w:r>
+              <w:rPr>
+                <w:rFonts w:ascii="Latha" w:hAnsi="Latha" w:cs="Latha"/>
+                <w:sz w:val="28"/>
+                <w:szCs w:val="28"/>
+                <w:lang w:bidi="ta-IN"/>
+              </w:rPr>
+              <w:t xml:space="preserve"> </w:t>
+            </w:r>
+          </w:p>
+        </w:tc>
+        <w:tc>
+          <w:tcPr>
+            <w:tcW w:w="5244" w:type="dxa"/>
+            <w:tcBorders>
+              <w:top w:val="single" w:sz="4" w:space="0" w:color="000000"/>
+              <w:left w:val="single" w:sz="4" w:space="0" w:color="000000"/>
+              <w:bottom w:val="single" w:sz="4" w:space="0" w:color="000000"/>
+              <w:right w:val="single" w:sz="4" w:space="0" w:color="000000"/>
+            </w:tcBorders>
+          </w:tcPr>
+          <w:p>
+            <w:pPr>
+              <w:autoSpaceDE w:val="0"/>
+              <w:autoSpaceDN w:val="0"/>
+              <w:adjustRightInd w:val="0"/>
+              <w:spacing w:before="0" w:line="240" w:lineRule="auto"/>
+              <w:rPr>
+                <w:rFonts w:ascii="Latha" w:hAnsi="Latha" w:cs="Latha"/>
+                <w:sz w:val="28"/>
+                <w:szCs w:val="28"/>
+                <w:cs/>
+                <w:lang w:bidi="ta-IN"/>
+              </w:rPr>
+            </w:pPr>
+            <w:r>
+              <w:rPr>
+                <w:rFonts w:ascii="Latha" w:hAnsi="Latha" w:cs="Latha"/>
+                <w:sz w:val="28"/>
+                <w:szCs w:val="28"/>
+                <w:cs/>
+                <w:lang w:bidi="ta-IN"/>
+              </w:rPr>
+              <w:t>ப்ர</w:t>
+            </w:r>
+            <w:r>
+              <w:rPr>
+                <w:rFonts w:ascii="BRH Tamil Tab Extra" w:hAnsi="BRH Tamil Tab Extra" w:cs="Latha"/>
+                <w:b/>
+                <w:sz w:val="32"/>
+                <w:szCs w:val="28"/>
+                <w:lang w:bidi="ta-IN"/>
+              </w:rPr>
+              <w:t>…</w:t>
+            </w:r>
+            <w:r>
+              <w:rPr>
+                <w:rFonts w:ascii="Latha" w:hAnsi="Latha" w:cs="Latha"/>
+                <w:sz w:val="28"/>
+                <w:szCs w:val="28"/>
+                <w:cs/>
+                <w:lang w:bidi="ta-IN"/>
+              </w:rPr>
+              <w:t>தி</w:t>
+            </w:r>
+            <w:r>
+              <w:rPr>
+                <w:rFonts w:ascii="BRH Tamil Tab Extra" w:hAnsi="BRH Tamil Tab Extra" w:cs="Latha"/>
+                <w:b/>
+                <w:sz w:val="32"/>
+                <w:szCs w:val="28"/>
+                <w:lang w:bidi="ta-IN"/>
+              </w:rPr>
+              <w:t>…</w:t>
+            </w:r>
+            <w:r>
+              <w:rPr>
+                <w:rFonts w:ascii="Latha" w:hAnsi="Latha" w:cs="Latha"/>
+                <w:sz w:val="28"/>
+                <w:szCs w:val="28"/>
+                <w:cs/>
+                <w:lang w:bidi="ta-IN"/>
+              </w:rPr>
+              <w:t>ஷ்டா</w:t>
+            </w:r>
+            <w:r>
+              <w:rPr>
+                <w:rFonts w:ascii="Latha" w:hAnsi="Latha" w:cs="Latha"/>
+                <w:b/>
+                <w:bCs/>
+                <w:position w:val="-12"/>
+                <w:sz w:val="28"/>
+                <w:szCs w:val="28"/>
+                <w:cs/>
+                <w:lang w:bidi="ta-IN"/>
+              </w:rPr>
+              <w:t>2</w:t>
+            </w:r>
+            <w:r>
+              <w:rPr>
+                <w:rFonts w:ascii="Latha" w:hAnsi="Latha" w:cs="Latha"/>
+                <w:sz w:val="28"/>
+                <w:szCs w:val="28"/>
+                <w:cs/>
+                <w:lang w:bidi="ta-IN"/>
+              </w:rPr>
+              <w:t>ம்</w:t>
+            </w:r>
+            <w:r>
+              <w:rPr>
+                <w:rFonts w:ascii="Latha" w:hAnsi="Latha" w:cs="Latha"/>
+                <w:sz w:val="28"/>
+                <w:szCs w:val="28"/>
+                <w:lang w:bidi="ta-IN"/>
+              </w:rPr>
+              <w:t xml:space="preserve"> </w:t>
+            </w:r>
+            <w:r>
+              <w:rPr>
+                <w:rFonts w:ascii="BRH Devanagari Extra" w:hAnsi="BRH Devanagari Extra" w:cs="Latha"/>
+                <w:b/>
+                <w:sz w:val="36"/>
+                <w:szCs w:val="28"/>
+                <w:lang w:bidi="ta-IN"/>
+              </w:rPr>
+              <w:t>Æ</w:t>
+            </w:r>
+            <w:r>
+              <w:rPr>
+                <w:rFonts w:ascii="Latha" w:hAnsi="Latha" w:cs="Latha"/>
+                <w:sz w:val="28"/>
+                <w:szCs w:val="28"/>
+                <w:cs/>
+                <w:lang w:bidi="ta-IN"/>
+              </w:rPr>
+              <w:t>வி</w:t>
+            </w:r>
+            <w:r>
+              <w:rPr>
+                <w:rFonts w:ascii="BRH Tamil Tab Extra" w:hAnsi="BRH Tamil Tab Extra" w:cs="Latha"/>
+                <w:b/>
+                <w:sz w:val="32"/>
+                <w:szCs w:val="28"/>
+                <w:lang w:bidi="ta-IN"/>
+              </w:rPr>
+              <w:t>…</w:t>
+            </w:r>
+            <w:r>
+              <w:rPr>
+                <w:rFonts w:ascii="Latha" w:hAnsi="Latha" w:cs="Latha"/>
+                <w:sz w:val="28"/>
+                <w:szCs w:val="28"/>
+                <w:highlight w:val="green"/>
+                <w:cs/>
+                <w:lang w:bidi="ta-IN"/>
+                <w14:ligatures w14:val="standardContextual"/>
+              </w:rPr>
+              <w:t>த்</w:t>
+            </w:r>
+            <w:r>
+              <w:rPr>
+                <w:rFonts w:ascii="Latha" w:hAnsi="Latha" w:cs="Latha"/>
+                <w:sz w:val="28"/>
+                <w:szCs w:val="28"/>
+                <w:cs/>
+                <w:lang w:bidi="ta-IN"/>
+              </w:rPr>
+              <w:t>த்வா</w:t>
+            </w:r>
+            <w:r>
+              <w:rPr>
+                <w:rFonts w:ascii="Latha" w:hAnsi="Latha" w:cs="Latha"/>
+                <w:sz w:val="28"/>
+                <w:szCs w:val="28"/>
+                <w:lang w:bidi="ta-IN"/>
+              </w:rPr>
+              <w:t xml:space="preserve"> | </w:t>
+            </w:r>
+            <w:r>
+              <w:rPr>
+                <w:rFonts w:ascii="Latha" w:hAnsi="Latha" w:cs="Latha"/>
+                <w:sz w:val="28"/>
+                <w:szCs w:val="28"/>
+                <w:cs/>
+                <w:lang w:bidi="ta-IN"/>
+              </w:rPr>
+              <w:t>ப்ர</w:t>
+            </w:r>
+            <w:r>
+              <w:rPr>
+                <w:rFonts w:ascii="BRH Tamil Tab Extra" w:hAnsi="BRH Tamil Tab Extra" w:cs="Latha"/>
+                <w:b/>
+                <w:sz w:val="32"/>
+                <w:szCs w:val="28"/>
+                <w:lang w:bidi="ta-IN"/>
+              </w:rPr>
+              <w:t>…</w:t>
+            </w:r>
+            <w:r>
+              <w:rPr>
+                <w:rFonts w:ascii="Latha" w:hAnsi="Latha" w:cs="Latha"/>
+                <w:sz w:val="28"/>
+                <w:szCs w:val="28"/>
+                <w:cs/>
+                <w:lang w:bidi="ta-IN"/>
+              </w:rPr>
+              <w:t>தி</w:t>
+            </w:r>
+            <w:r>
+              <w:rPr>
+                <w:rFonts w:ascii="BRH Tamil Tab Extra" w:hAnsi="BRH Tamil Tab Extra" w:cs="Latha"/>
+                <w:b/>
+                <w:sz w:val="32"/>
+                <w:szCs w:val="28"/>
+                <w:lang w:bidi="ta-IN"/>
+              </w:rPr>
+              <w:t>…</w:t>
+            </w:r>
+            <w:r>
+              <w:rPr>
+                <w:rFonts w:ascii="Latha" w:hAnsi="Latha" w:cs="Latha"/>
+                <w:sz w:val="28"/>
+                <w:szCs w:val="28"/>
+                <w:cs/>
+                <w:lang w:bidi="ta-IN"/>
+              </w:rPr>
+              <w:t>ஷ்டா</w:t>
+            </w:r>
+            <w:r>
+              <w:rPr>
+                <w:rFonts w:ascii="Latha" w:hAnsi="Latha" w:cs="Latha"/>
+                <w:b/>
+                <w:bCs/>
+                <w:position w:val="-12"/>
+                <w:sz w:val="28"/>
+                <w:szCs w:val="28"/>
+                <w:cs/>
+                <w:lang w:bidi="ta-IN"/>
+              </w:rPr>
+              <w:t>2</w:t>
+            </w:r>
+            <w:r>
+              <w:rPr>
+                <w:rFonts w:ascii="Latha" w:hAnsi="Latha" w:cs="Latha"/>
+                <w:sz w:val="28"/>
+                <w:szCs w:val="28"/>
+                <w:cs/>
+                <w:lang w:bidi="ta-IN"/>
+              </w:rPr>
+              <w:t>மிதி</w:t>
+            </w:r>
+            <w:r>
+              <w:rPr>
+                <w:rFonts w:ascii="BRH Tamil Tab Extra" w:hAnsi="BRH Tamil Tab Extra" w:cs="Latha"/>
+                <w:b/>
+                <w:sz w:val="36"/>
+                <w:szCs w:val="28"/>
+                <w:lang w:bidi="ta-IN"/>
+              </w:rPr>
+              <w:t>†</w:t>
+            </w:r>
+            <w:r>
+              <w:rPr>
+                <w:rFonts w:ascii="Latha" w:hAnsi="Latha" w:cs="Latha"/>
+                <w:sz w:val="28"/>
+                <w:szCs w:val="28"/>
+                <w:lang w:bidi="ta-IN"/>
+              </w:rPr>
+              <w:t xml:space="preserve"> </w:t>
+            </w:r>
+            <w:r>
+              <w:rPr>
+                <w:rFonts w:ascii="Latha" w:hAnsi="Latha" w:cs="Latha"/>
+                <w:sz w:val="28"/>
+                <w:szCs w:val="28"/>
+                <w:cs/>
+                <w:lang w:bidi="ta-IN"/>
+              </w:rPr>
+              <w:t>ப்ரதி</w:t>
+            </w:r>
+            <w:r>
+              <w:rPr>
+                <w:rFonts w:ascii="Latha" w:hAnsi="Latha" w:cs="Latha"/>
+                <w:sz w:val="28"/>
+                <w:szCs w:val="28"/>
+                <w:lang w:bidi="ta-IN"/>
+              </w:rPr>
+              <w:t xml:space="preserve"> - </w:t>
+            </w:r>
+            <w:r>
+              <w:rPr>
+                <w:rFonts w:ascii="Latha" w:hAnsi="Latha" w:cs="Latha"/>
+                <w:sz w:val="28"/>
+                <w:szCs w:val="28"/>
+                <w:cs/>
+                <w:lang w:bidi="ta-IN"/>
+              </w:rPr>
+              <w:t>ஸ்தா</w:t>
+            </w:r>
+            <w:r>
+              <w:rPr>
+                <w:rFonts w:ascii="Latha" w:hAnsi="Latha" w:cs="Latha"/>
+                <w:b/>
+                <w:bCs/>
+                <w:position w:val="-12"/>
+                <w:sz w:val="28"/>
+                <w:szCs w:val="28"/>
+                <w:cs/>
+                <w:lang w:bidi="ta-IN"/>
+              </w:rPr>
+              <w:t>2</w:t>
+            </w:r>
+            <w:r>
+              <w:rPr>
+                <w:rFonts w:ascii="Latha" w:hAnsi="Latha" w:cs="Latha"/>
+                <w:sz w:val="28"/>
+                <w:szCs w:val="28"/>
+                <w:cs/>
+                <w:lang w:bidi="ta-IN"/>
+              </w:rPr>
+              <w:t>ம்</w:t>
+            </w:r>
+            <w:r>
+              <w:rPr>
+                <w:rFonts w:ascii="Latha" w:hAnsi="Latha" w:cs="Latha"/>
+                <w:sz w:val="28"/>
+                <w:szCs w:val="28"/>
+                <w:lang w:bidi="ta-IN"/>
+              </w:rPr>
+              <w:t xml:space="preserve"> | </w:t>
+            </w:r>
+            <w:r>
+              <w:rPr>
+                <w:rFonts w:ascii="Latha" w:hAnsi="Latha" w:cs="Latha"/>
+                <w:sz w:val="28"/>
+                <w:szCs w:val="28"/>
+                <w:cs/>
+                <w:lang w:bidi="ta-IN"/>
+              </w:rPr>
+              <w:t>வி</w:t>
+            </w:r>
+            <w:r>
+              <w:rPr>
+                <w:rFonts w:ascii="BRH Tamil Tab Extra" w:hAnsi="BRH Tamil Tab Extra" w:cs="Latha"/>
+                <w:b/>
+                <w:sz w:val="32"/>
+                <w:szCs w:val="28"/>
+                <w:lang w:bidi="ta-IN"/>
+              </w:rPr>
+              <w:t>…</w:t>
+            </w:r>
+            <w:r>
+              <w:rPr>
+                <w:rFonts w:ascii="Latha" w:hAnsi="Latha" w:cs="Latha"/>
+                <w:sz w:val="28"/>
+                <w:szCs w:val="28"/>
+                <w:cs/>
+                <w:lang w:bidi="ta-IN"/>
+              </w:rPr>
+              <w:t>த்</w:t>
+            </w:r>
+            <w:r>
+              <w:rPr>
+                <w:rFonts w:ascii="Latha" w:hAnsi="Latha" w:cs="Latha"/>
+                <w:sz w:val="28"/>
+                <w:szCs w:val="28"/>
+                <w:highlight w:val="green"/>
+                <w:cs/>
+                <w:lang w:bidi="ta-IN"/>
+                <w14:ligatures w14:val="standardContextual"/>
+              </w:rPr>
+              <w:t>த்</w:t>
+            </w:r>
+            <w:r>
+              <w:rPr>
+                <w:rFonts w:ascii="Latha" w:hAnsi="Latha" w:cs="Latha"/>
+                <w:sz w:val="28"/>
+                <w:szCs w:val="28"/>
+                <w:cs/>
+                <w:lang w:bidi="ta-IN"/>
+              </w:rPr>
+              <w:t>வா</w:t>
+            </w:r>
+            <w:r>
+              <w:rPr>
+                <w:rFonts w:ascii="BRH Devanagari Extra" w:hAnsi="BRH Devanagari Extra" w:cs="Latha"/>
+                <w:b/>
+                <w:sz w:val="36"/>
+                <w:szCs w:val="28"/>
+                <w:lang w:bidi="ta-IN"/>
+              </w:rPr>
+              <w:t>Å</w:t>
+            </w:r>
+            <w:r>
+              <w:rPr>
+                <w:rFonts w:ascii="Latha" w:hAnsi="Latha" w:cs="Latha"/>
+                <w:sz w:val="28"/>
+                <w:szCs w:val="28"/>
+                <w:cs/>
+                <w:lang w:bidi="ta-IN"/>
+              </w:rPr>
+              <w:t>கா</w:t>
+            </w:r>
+            <w:r>
+              <w:rPr>
+                <w:rFonts w:ascii="BRH Tamil Tab Extra" w:hAnsi="BRH Tamil Tab Extra" w:cs="Latha"/>
+                <w:b/>
+                <w:sz w:val="36"/>
+                <w:szCs w:val="28"/>
+                <w:lang w:bidi="ta-IN"/>
+              </w:rPr>
+              <w:t>†</w:t>
+            </w:r>
+            <w:r>
+              <w:rPr>
+                <w:rFonts w:ascii="Latha" w:hAnsi="Latha" w:cs="Latha"/>
+                <w:sz w:val="28"/>
+                <w:szCs w:val="28"/>
+                <w:cs/>
+                <w:lang w:bidi="ta-IN"/>
+              </w:rPr>
+              <w:t>மயந்த</w:t>
+            </w:r>
+            <w:r>
+              <w:rPr>
+                <w:rFonts w:ascii="Latha" w:hAnsi="Latha" w:cs="Latha"/>
+                <w:sz w:val="28"/>
+                <w:szCs w:val="28"/>
+                <w:lang w:bidi="ta-IN"/>
+              </w:rPr>
+              <w:t xml:space="preserve"> |</w:t>
+            </w:r>
+          </w:p>
+        </w:tc>
+      </w:tr>
+      <w:tr>
+        <w:trPr>
           <w:trHeight w:val="1111"/>
         </w:trPr>
         <w:tc>
@@ -1042,6 +3355,7 @@
                 <w:sz w:val="28"/>
                 <w:szCs w:val="32"/>
               </w:rPr>
+              <w:lastRenderedPageBreak/>
               <w:t>T.S.</w:t>
             </w:r>
             <w:r>
@@ -2262,110 +4576,7 @@
           </w:p>
         </w:tc>
       </w:tr>
-      <w:tr>
-        <w:trPr>
-          <w:trHeight w:val="1387"/>
-        </w:trPr>
-        <w:tc>
-          <w:tcPr>
-            <w:tcW w:w="3828" w:type="dxa"/>
-            <w:tcBorders>
-              <w:top w:val="single" w:sz="4" w:space="0" w:color="000000"/>
-              <w:left w:val="single" w:sz="4" w:space="0" w:color="000000"/>
-              <w:bottom w:val="single" w:sz="4" w:space="0" w:color="auto"/>
-              <w:right w:val="single" w:sz="4" w:space="0" w:color="000000"/>
-            </w:tcBorders>
-          </w:tcPr>
-          <w:p>
-            <w:pPr>
-              <w:widowControl w:val="0"/>
-              <w:tabs>
-                <w:tab w:val="left" w:pos="993"/>
-              </w:tabs>
-              <w:autoSpaceDE w:val="0"/>
-              <w:autoSpaceDN w:val="0"/>
-              <w:adjustRightInd w:val="0"/>
-              <w:spacing w:before="0" w:line="240" w:lineRule="auto"/>
-              <w:ind w:right="297"/>
-              <w:rPr>
-                <w:rFonts w:cs="Arial"/>
-                <w:b/>
-                <w:color w:val="000000"/>
-                <w:sz w:val="28"/>
-                <w:szCs w:val="32"/>
-                <w:lang w:val="it-IT"/>
-              </w:rPr>
-            </w:pPr>
-          </w:p>
-        </w:tc>
-        <w:tc>
-          <w:tcPr>
-            <w:tcW w:w="4678" w:type="dxa"/>
-            <w:tcBorders>
-              <w:top w:val="single" w:sz="4" w:space="0" w:color="000000"/>
-              <w:left w:val="single" w:sz="4" w:space="0" w:color="000000"/>
-              <w:bottom w:val="single" w:sz="4" w:space="0" w:color="auto"/>
-              <w:right w:val="single" w:sz="4" w:space="0" w:color="000000"/>
-            </w:tcBorders>
-          </w:tcPr>
-          <w:p>
-            <w:pPr>
-              <w:widowControl w:val="0"/>
-              <w:autoSpaceDE w:val="0"/>
-              <w:autoSpaceDN w:val="0"/>
-              <w:adjustRightInd w:val="0"/>
-              <w:spacing w:before="0" w:line="240" w:lineRule="auto"/>
-              <w:rPr>
-                <w:rFonts w:ascii="Latha" w:hAnsi="Latha" w:cs="Latha"/>
-                <w:sz w:val="28"/>
-                <w:szCs w:val="28"/>
-                <w:cs/>
-                <w:lang w:bidi="ta-IN"/>
-              </w:rPr>
-            </w:pPr>
-          </w:p>
-        </w:tc>
-        <w:tc>
-          <w:tcPr>
-            <w:tcW w:w="5244" w:type="dxa"/>
-            <w:tcBorders>
-              <w:top w:val="single" w:sz="4" w:space="0" w:color="000000"/>
-              <w:left w:val="single" w:sz="4" w:space="0" w:color="000000"/>
-              <w:bottom w:val="single" w:sz="4" w:space="0" w:color="auto"/>
-              <w:right w:val="single" w:sz="4" w:space="0" w:color="000000"/>
-            </w:tcBorders>
-          </w:tcPr>
-          <w:p>
-            <w:pPr>
-              <w:autoSpaceDE w:val="0"/>
-              <w:autoSpaceDN w:val="0"/>
-              <w:adjustRightInd w:val="0"/>
-              <w:spacing w:before="0" w:line="240" w:lineRule="auto"/>
-              <w:rPr>
-                <w:rFonts w:ascii="Latha" w:hAnsi="Latha" w:cs="Latha"/>
-                <w:sz w:val="28"/>
-                <w:szCs w:val="28"/>
-                <w:cs/>
-                <w:lang w:bidi="ta-IN"/>
-              </w:rPr>
-            </w:pPr>
-          </w:p>
-        </w:tc>
-      </w:tr>
     </w:tbl>
-    <w:p>
-      <w:pPr>
-        <w:jc w:val="center"/>
-        <w:rPr>
-          <w:b/>
-          <w:bCs/>
-          <w:sz w:val="32"/>
-          <w:szCs w:val="32"/>
-          <w:u w:val="single"/>
-          <w:lang w:val="it-IT"/>
-        </w:rPr>
-      </w:pPr>
-    </w:p>
     <w:p>
       <w:pPr>
         <w:jc w:val="center"/>
@@ -2571,7 +4782,6 @@
                 <w:sz w:val="32"/>
                 <w:szCs w:val="32"/>
               </w:rPr>
-              <w:lastRenderedPageBreak/>
               <w:t>Section, Paragraph</w:t>
             </w:r>
           </w:p>
@@ -3576,6 +5786,9 @@
     </w:tbl>
     <w:p>
       <w:pPr>
+        <w:pBdr>
+          <w:bottom w:val="double" w:sz="6" w:space="1" w:color="auto"/>
+        </w:pBdr>
         <w:jc w:val="center"/>
         <w:rPr>
           <w:b/>
@@ -3585,7 +5798,10 @@
           <w:u w:val="single"/>
         </w:rPr>
       </w:pPr>
-      <w:r>
+    </w:p>
+    <w:p>
+      <w:pPr>
+        <w:jc w:val="center"/>
         <w:rPr>
           <w:b/>
           <w:bCs/>
@@ -3593,8 +5809,43 @@
           <w:szCs w:val="32"/>
           <w:u w:val="single"/>
         </w:rPr>
-        <w:t>==========</w:t>
-      </w:r>
+      </w:pPr>
+    </w:p>
+    <w:p>
+      <w:pPr>
+        <w:jc w:val="center"/>
+        <w:rPr>
+          <w:b/>
+          <w:bCs/>
+          <w:sz w:val="32"/>
+          <w:szCs w:val="32"/>
+          <w:u w:val="single"/>
+        </w:rPr>
+      </w:pPr>
+    </w:p>
+    <w:p>
+      <w:pPr>
+        <w:jc w:val="center"/>
+        <w:rPr>
+          <w:b/>
+          <w:bCs/>
+          <w:sz w:val="32"/>
+          <w:szCs w:val="32"/>
+          <w:u w:val="single"/>
+        </w:rPr>
+      </w:pPr>
+    </w:p>
+    <w:p>
+      <w:pPr>
+        <w:jc w:val="center"/>
+        <w:rPr>
+          <w:b/>
+          <w:bCs/>
+          <w:sz w:val="32"/>
+          <w:szCs w:val="32"/>
+          <w:u w:val="single"/>
+        </w:rPr>
+      </w:pPr>
     </w:p>
     <w:p>
       <w:pPr>
@@ -3615,6 +5866,7 @@
           <w:szCs w:val="32"/>
           <w:u w:val="single"/>
         </w:rPr>
+        <w:lastRenderedPageBreak/>
         <w:t xml:space="preserve">TS </w:t>
       </w:r>
       <w:r>
@@ -5417,6 +7669,7 @@
               </w:rPr>
               <w:t>“</w:t>
             </w:r>
+            <w:proofErr w:type="spellStart"/>
             <w:r>
               <w:rPr>
                 <w:b/>
@@ -5424,6 +7677,7 @@
               </w:rPr>
               <w:t>dru</w:t>
             </w:r>
+            <w:proofErr w:type="spellEnd"/>
             <w:r>
               <w:rPr>
                 <w:b/>
@@ -5478,7 +7732,6 @@
                 <w:sz w:val="28"/>
                 <w:szCs w:val="32"/>
               </w:rPr>
-              <w:lastRenderedPageBreak/>
               <w:t>T.S.</w:t>
             </w:r>
             <w:r>
@@ -6388,6 +8641,7 @@
                 <w:sz w:val="28"/>
                 <w:szCs w:val="32"/>
               </w:rPr>
+              <w:lastRenderedPageBreak/>
               <w:t>T.S.6.2.3.2 – Kramam</w:t>
             </w:r>
           </w:p>
@@ -8852,7 +11106,6 @@
                 <w:sz w:val="28"/>
                 <w:szCs w:val="32"/>
               </w:rPr>
-              <w:lastRenderedPageBreak/>
               <w:t>T.S.6.2.4.2 – Kramam</w:t>
             </w:r>
           </w:p>
@@ -9257,6 +11510,7 @@
                 <w:sz w:val="28"/>
                 <w:szCs w:val="32"/>
               </w:rPr>
+              <w:lastRenderedPageBreak/>
               <w:t>T.S.6.2.4.5 – Kramam</w:t>
             </w:r>
           </w:p>
@@ -12548,7 +14802,6 @@
                 <w:sz w:val="28"/>
                 <w:szCs w:val="32"/>
               </w:rPr>
-              <w:lastRenderedPageBreak/>
               <w:t>T.S.6.2.7.5 – Kramam</w:t>
             </w:r>
           </w:p>
@@ -12919,6 +15172,7 @@
                 <w:sz w:val="28"/>
                 <w:szCs w:val="32"/>
               </w:rPr>
+              <w:lastRenderedPageBreak/>
               <w:t>T.S.6.2.8.5 – Kramam</w:t>
             </w:r>
           </w:p>
@@ -15622,8 +17876,6 @@
       <w:headerReference w:type="default" r:id="rId8"/>
       <w:footerReference w:type="even" r:id="rId9"/>
       <w:footerReference w:type="default" r:id="rId10"/>
-      <w:headerReference w:type="first" r:id="rId11"/>
-      <w:footerReference w:type="first" r:id="rId12"/>
       <w:pgSz w:w="15840" w:h="12240" w:orient="landscape"/>
       <w:pgMar w:top="1440" w:right="1440" w:bottom="1440" w:left="1440" w:header="720" w:footer="720" w:gutter="0"/>
       <w:cols w:space="720"/>
@@ -15634,7 +17886,7 @@
 </file>
 
 <file path=word/endnotes.xml><?xml version="1.0" encoding="utf-8"?>
-<w:endnotes xmlns:wpc="http://schemas.microsoft.com/office/word/2010/wordprocessingCanvas" xmlns:cx="http://schemas.microsoft.com/office/drawing/2014/chartex" xmlns:cx1="http://schemas.microsoft.com/office/drawing/2015/9/8/chartex" xmlns:cx2="http://schemas.microsoft.com/office/drawing/2015/10/21/chartex" xmlns:cx3="http://schemas.microsoft.com/office/drawing/2016/5/9/chartex" xmlns:cx4="http://schemas.microsoft.com/office/drawing/2016/5/10/chartex" xmlns:cx5="http://schemas.microsoft.com/office/drawing/2016/5/11/chartex" xmlns:cx6="http://schemas.microsoft.com/office/drawing/2016/5/12/chartex" xmlns:cx7="http://schemas.microsoft.com/office/drawing/2016/5/13/chartex" xmlns:cx8="http://schemas.microsoft.com/office/drawing/2016/5/14/chartex" xmlns:mc="http://schemas.openxmlformats.org/markup-compatibility/2006" xmlns:aink="http://schemas.microsoft.com/office/drawing/2016/ink" xmlns:am3d="http://schemas.microsoft.com/office/drawing/2017/model3d" xmlns:o="urn:schemas-microsoft-com:office:office" xmlns:oel="http://schemas.microsoft.com/office/2019/extlst" xmlns:r="http://schemas.openxmlformats.org/officeDocument/2006/relationships" xmlns:m="http://schemas.openxmlformats.org/officeDocument/2006/math" xmlns:v="urn:schemas-microsoft-com:vml" xmlns:wp14="http://schemas.microsoft.com/office/word/2010/wordprocessingDrawing" xmlns:wp="http://schemas.openxmlformats.org/drawingml/2006/wordprocessingDrawing" xmlns:w10="urn:schemas-microsoft-com:office:word" xmlns:w="http://schemas.openxmlformats.org/wordprocessingml/2006/main" xmlns:w14="http://schemas.microsoft.com/office/word/2010/wordml" xmlns:w15="http://schemas.microsoft.com/office/word/2012/wordml" xmlns:w16cei="http://schemas.microsoft.com/office/word/2026/wordml/cei" xmlns:w16cex="http://schemas.microsoft.com/office/word/2018/wordml/cex" xmlns:w16cid="http://schemas.microsoft.com/office/word/2016/wordml/cid" xmlns:w16="http://schemas.microsoft.com/office/word/2018/wordml" xmlns:w16du="http://schemas.microsoft.com/office/word/2023/wordml/word16du" xmlns:w16sdtdh="http://schemas.microsoft.com/office/word/2020/wordml/sdtdatahash" xmlns:w16sdtfl="http://schemas.microsoft.com/office/word/2024/wordml/sdtformatlock" xmlns:w16se="http://schemas.microsoft.com/office/word/2015/wordml/symex" xmlns:wpg="http://schemas.microsoft.com/office/word/2010/wordprocessingGroup" xmlns:wpi="http://schemas.microsoft.com/office/word/2010/wordprocessingInk" xmlns:wne="http://schemas.microsoft.com/office/word/2006/wordml" xmlns:wps="http://schemas.microsoft.com/office/word/2010/wordprocessingShape" mc:Ignorable="w14 w15 w16se w16cid w16 w16cex w16sdtdh w16sdtfl w16du wp14">
+<w:endnotes xmlns:wpc="http://schemas.microsoft.com/office/word/2010/wordprocessingCanvas" xmlns:cx="http://schemas.microsoft.com/office/drawing/2014/chartex" xmlns:cx1="http://schemas.microsoft.com/office/drawing/2015/9/8/chartex" xmlns:cx2="http://schemas.microsoft.com/office/drawing/2015/10/21/chartex" xmlns:cx3="http://schemas.microsoft.com/office/drawing/2016/5/9/chartex" xmlns:cx4="http://schemas.microsoft.com/office/drawing/2016/5/10/chartex" xmlns:cx5="http://schemas.microsoft.com/office/drawing/2016/5/11/chartex" xmlns:cx6="http://schemas.microsoft.com/office/drawing/2016/5/12/chartex" xmlns:cx7="http://schemas.microsoft.com/office/drawing/2016/5/13/chartex" xmlns:cx8="http://schemas.microsoft.com/office/drawing/2016/5/14/chartex" xmlns:mc="http://schemas.openxmlformats.org/markup-compatibility/2006" xmlns:aink="http://schemas.microsoft.com/office/drawing/2016/ink" xmlns:am3d="http://schemas.microsoft.com/office/drawing/2017/model3d" xmlns:o="urn:schemas-microsoft-com:office:office" xmlns:oel="http://schemas.microsoft.com/office/2019/extlst" xmlns:r="http://schemas.openxmlformats.org/officeDocument/2006/relationships" xmlns:m="http://schemas.openxmlformats.org/officeDocument/2006/math" xmlns:v="urn:schemas-microsoft-com:vml" xmlns:wp14="http://schemas.microsoft.com/office/word/2010/wordprocessingDrawing" xmlns:wp="http://schemas.openxmlformats.org/drawingml/2006/wordprocessingDrawing" xmlns:w10="urn:schemas-microsoft-com:office:word" xmlns:w="http://schemas.openxmlformats.org/wordprocessingml/2006/main" xmlns:w14="http://schemas.microsoft.com/office/word/2010/wordml" xmlns:w15="http://schemas.microsoft.com/office/word/2012/wordml" xmlns:w16cex="http://schemas.microsoft.com/office/word/2018/wordml/cex" xmlns:w16cid="http://schemas.microsoft.com/office/word/2016/wordml/cid" xmlns:w16="http://schemas.microsoft.com/office/word/2018/wordml" xmlns:w16du="http://schemas.microsoft.com/office/word/2023/wordml/word16du" xmlns:w16sdtdh="http://schemas.microsoft.com/office/word/2020/wordml/sdtdatahash" xmlns:w16sdtfl="http://schemas.microsoft.com/office/word/2024/wordml/sdtformatlock" xmlns:w16se="http://schemas.microsoft.com/office/word/2015/wordml/symex" xmlns:wpg="http://schemas.microsoft.com/office/word/2010/wordprocessingGroup" xmlns:wpi="http://schemas.microsoft.com/office/word/2010/wordprocessingInk" xmlns:wne="http://schemas.microsoft.com/office/word/2006/wordml" xmlns:wps="http://schemas.microsoft.com/office/word/2010/wordprocessingShape" mc:Ignorable="w14 w15 w16se w16cid w16 w16cex w16sdtdh w16sdtfl w16du wp14">
   <w:endnote w:type="separator" w:id="-1">
     <w:p>
       <w:pPr>
@@ -15659,7 +17911,7 @@
 </file>
 
 <file path=word/footer1.xml><?xml version="1.0" encoding="utf-8"?>
-<w:ftr xmlns:wpc="http://schemas.microsoft.com/office/word/2010/wordprocessingCanvas" xmlns:cx="http://schemas.microsoft.com/office/drawing/2014/chartex" xmlns:cx1="http://schemas.microsoft.com/office/drawing/2015/9/8/chartex" xmlns:cx2="http://schemas.microsoft.com/office/drawing/2015/10/21/chartex" xmlns:cx3="http://schemas.microsoft.com/office/drawing/2016/5/9/chartex" xmlns:cx4="http://schemas.microsoft.com/office/drawing/2016/5/10/chartex" xmlns:cx5="http://schemas.microsoft.com/office/drawing/2016/5/11/chartex" xmlns:cx6="http://schemas.microsoft.com/office/drawing/2016/5/12/chartex" xmlns:cx7="http://schemas.microsoft.com/office/drawing/2016/5/13/chartex" xmlns:cx8="http://schemas.microsoft.com/office/drawing/2016/5/14/chartex" xmlns:mc="http://schemas.openxmlformats.org/markup-compatibility/2006" xmlns:aink="http://schemas.microsoft.com/office/drawing/2016/ink" xmlns:am3d="http://schemas.microsoft.com/office/drawing/2017/model3d" xmlns:o="urn:schemas-microsoft-com:office:office" xmlns:oel="http://schemas.microsoft.com/office/2019/extlst" xmlns:r="http://schemas.openxmlformats.org/officeDocument/2006/relationships" xmlns:m="http://schemas.openxmlformats.org/officeDocument/2006/math" xmlns:v="urn:schemas-microsoft-com:vml" xmlns:wp14="http://schemas.microsoft.com/office/word/2010/wordprocessingDrawing" xmlns:wp="http://schemas.openxmlformats.org/drawingml/2006/wordprocessingDrawing" xmlns:w10="urn:schemas-microsoft-com:office:word" xmlns:w="http://schemas.openxmlformats.org/wordprocessingml/2006/main" xmlns:w14="http://schemas.microsoft.com/office/word/2010/wordml" xmlns:w15="http://schemas.microsoft.com/office/word/2012/wordml" xmlns:w16cei="http://schemas.microsoft.com/office/word/2026/wordml/cei" xmlns:w16cex="http://schemas.microsoft.com/office/word/2018/wordml/cex" xmlns:w16cid="http://schemas.microsoft.com/office/word/2016/wordml/cid" xmlns:w16="http://schemas.microsoft.com/office/word/2018/wordml" xmlns:w16du="http://schemas.microsoft.com/office/word/2023/wordml/word16du" xmlns:w16sdtdh="http://schemas.microsoft.com/office/word/2020/wordml/sdtdatahash" xmlns:w16sdtfl="http://schemas.microsoft.com/office/word/2024/wordml/sdtformatlock" xmlns:w16se="http://schemas.microsoft.com/office/word/2015/wordml/symex" xmlns:wpg="http://schemas.microsoft.com/office/word/2010/wordprocessingGroup" xmlns:wpi="http://schemas.microsoft.com/office/word/2010/wordprocessingInk" xmlns:wne="http://schemas.microsoft.com/office/word/2006/wordml" xmlns:wps="http://schemas.microsoft.com/office/word/2010/wordprocessingShape" mc:Ignorable="w14 w15 w16se w16cid w16 w16cex w16sdtdh w16sdtfl w16du wp14">
+<w:ftr xmlns:wpc="http://schemas.microsoft.com/office/word/2010/wordprocessingCanvas" xmlns:cx="http://schemas.microsoft.com/office/drawing/2014/chartex" xmlns:cx1="http://schemas.microsoft.com/office/drawing/2015/9/8/chartex" xmlns:cx2="http://schemas.microsoft.com/office/drawing/2015/10/21/chartex" xmlns:cx3="http://schemas.microsoft.com/office/drawing/2016/5/9/chartex" xmlns:cx4="http://schemas.microsoft.com/office/drawing/2016/5/10/chartex" xmlns:cx5="http://schemas.microsoft.com/office/drawing/2016/5/11/chartex" xmlns:cx6="http://schemas.microsoft.com/office/drawing/2016/5/12/chartex" xmlns:cx7="http://schemas.microsoft.com/office/drawing/2016/5/13/chartex" xmlns:cx8="http://schemas.microsoft.com/office/drawing/2016/5/14/chartex" xmlns:mc="http://schemas.openxmlformats.org/markup-compatibility/2006" xmlns:aink="http://schemas.microsoft.com/office/drawing/2016/ink" xmlns:am3d="http://schemas.microsoft.com/office/drawing/2017/model3d" xmlns:o="urn:schemas-microsoft-com:office:office" xmlns:oel="http://schemas.microsoft.com/office/2019/extlst" xmlns:r="http://schemas.openxmlformats.org/officeDocument/2006/relationships" xmlns:m="http://schemas.openxmlformats.org/officeDocument/2006/math" xmlns:v="urn:schemas-microsoft-com:vml" xmlns:wp14="http://schemas.microsoft.com/office/word/2010/wordprocessingDrawing" xmlns:wp="http://schemas.openxmlformats.org/drawingml/2006/wordprocessingDrawing" xmlns:w10="urn:schemas-microsoft-com:office:word" xmlns:w="http://schemas.openxmlformats.org/wordprocessingml/2006/main" xmlns:w14="http://schemas.microsoft.com/office/word/2010/wordml" xmlns:w15="http://schemas.microsoft.com/office/word/2012/wordml" xmlns:w16cex="http://schemas.microsoft.com/office/word/2018/wordml/cex" xmlns:w16cid="http://schemas.microsoft.com/office/word/2016/wordml/cid" xmlns:w16="http://schemas.microsoft.com/office/word/2018/wordml" xmlns:w16du="http://schemas.microsoft.com/office/word/2023/wordml/word16du" xmlns:w16sdtdh="http://schemas.microsoft.com/office/word/2020/wordml/sdtdatahash" xmlns:w16sdtfl="http://schemas.microsoft.com/office/word/2024/wordml/sdtformatlock" xmlns:w16se="http://schemas.microsoft.com/office/word/2015/wordml/symex" xmlns:wpg="http://schemas.microsoft.com/office/word/2010/wordprocessingGroup" xmlns:wpi="http://schemas.microsoft.com/office/word/2010/wordprocessingInk" xmlns:wne="http://schemas.microsoft.com/office/word/2006/wordml" xmlns:wps="http://schemas.microsoft.com/office/word/2010/wordprocessingShape" mc:Ignorable="w14 w15 w16se w16cid w16 w16cex w16sdtdh w16sdtfl w16du wp14">
   <w:p>
     <w:pPr>
       <w:pBdr>
@@ -15676,6 +17928,13 @@
         <w:b/>
         <w:bCs/>
       </w:rPr>
+      <w:t>www.</w:t>
+    </w:r>
+    <w:r>
+      <w:rPr>
+        <w:b/>
+        <w:bCs/>
+      </w:rPr>
       <w:t>v</w:t>
     </w:r>
     <w:r>
@@ -15683,7 +17942,14 @@
         <w:b/>
         <w:bCs/>
       </w:rPr>
-      <w:t>edavms@gmail.com</w:t>
+      <w:t>edavms</w:t>
+    </w:r>
+    <w:r>
+      <w:rPr>
+        <w:b/>
+        <w:bCs/>
+      </w:rPr>
+      <w:t>.in</w:t>
     </w:r>
     <w:r>
       <w:rPr>
@@ -15808,7 +18074,7 @@
 </file>
 
 <file path=word/footer2.xml><?xml version="1.0" encoding="utf-8"?>
-<w:ftr xmlns:wpc="http://schemas.microsoft.com/office/word/2010/wordprocessingCanvas" xmlns:cx="http://schemas.microsoft.com/office/drawing/2014/chartex" xmlns:cx1="http://schemas.microsoft.com/office/drawing/2015/9/8/chartex" xmlns:cx2="http://schemas.microsoft.com/office/drawing/2015/10/21/chartex" xmlns:cx3="http://schemas.microsoft.com/office/drawing/2016/5/9/chartex" xmlns:cx4="http://schemas.microsoft.com/office/drawing/2016/5/10/chartex" xmlns:cx5="http://schemas.microsoft.com/office/drawing/2016/5/11/chartex" xmlns:cx6="http://schemas.microsoft.com/office/drawing/2016/5/12/chartex" xmlns:cx7="http://schemas.microsoft.com/office/drawing/2016/5/13/chartex" xmlns:cx8="http://schemas.microsoft.com/office/drawing/2016/5/14/chartex" xmlns:mc="http://schemas.openxmlformats.org/markup-compatibility/2006" xmlns:aink="http://schemas.microsoft.com/office/drawing/2016/ink" xmlns:am3d="http://schemas.microsoft.com/office/drawing/2017/model3d" xmlns:o="urn:schemas-microsoft-com:office:office" xmlns:oel="http://schemas.microsoft.com/office/2019/extlst" xmlns:r="http://schemas.openxmlformats.org/officeDocument/2006/relationships" xmlns:m="http://schemas.openxmlformats.org/officeDocument/2006/math" xmlns:v="urn:schemas-microsoft-com:vml" xmlns:wp14="http://schemas.microsoft.com/office/word/2010/wordprocessingDrawing" xmlns:wp="http://schemas.openxmlformats.org/drawingml/2006/wordprocessingDrawing" xmlns:w10="urn:schemas-microsoft-com:office:word" xmlns:w="http://schemas.openxmlformats.org/wordprocessingml/2006/main" xmlns:w14="http://schemas.microsoft.com/office/word/2010/wordml" xmlns:w15="http://schemas.microsoft.com/office/word/2012/wordml" xmlns:w16cei="http://schemas.microsoft.com/office/word/2026/wordml/cei" xmlns:w16cex="http://schemas.microsoft.com/office/word/2018/wordml/cex" xmlns:w16cid="http://schemas.microsoft.com/office/word/2016/wordml/cid" xmlns:w16="http://schemas.microsoft.com/office/word/2018/wordml" xmlns:w16du="http://schemas.microsoft.com/office/word/2023/wordml/word16du" xmlns:w16sdtdh="http://schemas.microsoft.com/office/word/2020/wordml/sdtdatahash" xmlns:w16sdtfl="http://schemas.microsoft.com/office/word/2024/wordml/sdtformatlock" xmlns:w16se="http://schemas.microsoft.com/office/word/2015/wordml/symex" xmlns:wpg="http://schemas.microsoft.com/office/word/2010/wordprocessingGroup" xmlns:wpi="http://schemas.microsoft.com/office/word/2010/wordprocessingInk" xmlns:wne="http://schemas.microsoft.com/office/word/2006/wordml" xmlns:wps="http://schemas.microsoft.com/office/word/2010/wordprocessingShape" mc:Ignorable="w14 w15 w16se w16cid w16 w16cex w16sdtdh w16sdtfl w16du wp14">
+<w:ftr xmlns:wpc="http://schemas.microsoft.com/office/word/2010/wordprocessingCanvas" xmlns:cx="http://schemas.microsoft.com/office/drawing/2014/chartex" xmlns:cx1="http://schemas.microsoft.com/office/drawing/2015/9/8/chartex" xmlns:cx2="http://schemas.microsoft.com/office/drawing/2015/10/21/chartex" xmlns:cx3="http://schemas.microsoft.com/office/drawing/2016/5/9/chartex" xmlns:cx4="http://schemas.microsoft.com/office/drawing/2016/5/10/chartex" xmlns:cx5="http://schemas.microsoft.com/office/drawing/2016/5/11/chartex" xmlns:cx6="http://schemas.microsoft.com/office/drawing/2016/5/12/chartex" xmlns:cx7="http://schemas.microsoft.com/office/drawing/2016/5/13/chartex" xmlns:cx8="http://schemas.microsoft.com/office/drawing/2016/5/14/chartex" xmlns:mc="http://schemas.openxmlformats.org/markup-compatibility/2006" xmlns:aink="http://schemas.microsoft.com/office/drawing/2016/ink" xmlns:am3d="http://schemas.microsoft.com/office/drawing/2017/model3d" xmlns:o="urn:schemas-microsoft-com:office:office" xmlns:oel="http://schemas.microsoft.com/office/2019/extlst" xmlns:r="http://schemas.openxmlformats.org/officeDocument/2006/relationships" xmlns:m="http://schemas.openxmlformats.org/officeDocument/2006/math" xmlns:v="urn:schemas-microsoft-com:vml" xmlns:wp14="http://schemas.microsoft.com/office/word/2010/wordprocessingDrawing" xmlns:wp="http://schemas.openxmlformats.org/drawingml/2006/wordprocessingDrawing" xmlns:w10="urn:schemas-microsoft-com:office:word" xmlns:w="http://schemas.openxmlformats.org/wordprocessingml/2006/main" xmlns:w14="http://schemas.microsoft.com/office/word/2010/wordml" xmlns:w15="http://schemas.microsoft.com/office/word/2012/wordml" xmlns:w16cex="http://schemas.microsoft.com/office/word/2018/wordml/cex" xmlns:w16cid="http://schemas.microsoft.com/office/word/2016/wordml/cid" xmlns:w16="http://schemas.microsoft.com/office/word/2018/wordml" xmlns:w16du="http://schemas.microsoft.com/office/word/2023/wordml/word16du" xmlns:w16sdtdh="http://schemas.microsoft.com/office/word/2020/wordml/sdtdatahash" xmlns:w16sdtfl="http://schemas.microsoft.com/office/word/2024/wordml/sdtformatlock" xmlns:w16se="http://schemas.microsoft.com/office/word/2015/wordml/symex" xmlns:wpg="http://schemas.microsoft.com/office/word/2010/wordprocessingGroup" xmlns:wpi="http://schemas.microsoft.com/office/word/2010/wordprocessingInk" xmlns:wne="http://schemas.microsoft.com/office/word/2006/wordml" xmlns:wps="http://schemas.microsoft.com/office/word/2010/wordprocessingShape" mc:Ignorable="w14 w15 w16se w16cid w16 w16cex w16sdtdh w16sdtfl w16du wp14">
   <w:p>
     <w:pPr>
       <w:pBdr>
@@ -16017,18 +18283,8 @@
 </w:ftr>
 </file>
 
-<file path=word/footer3.xml><?xml version="1.0" encoding="utf-8"?>
-<w:ftr xmlns:wpc="http://schemas.microsoft.com/office/word/2010/wordprocessingCanvas" xmlns:cx="http://schemas.microsoft.com/office/drawing/2014/chartex" xmlns:cx1="http://schemas.microsoft.com/office/drawing/2015/9/8/chartex" xmlns:cx2="http://schemas.microsoft.com/office/drawing/2015/10/21/chartex" xmlns:cx3="http://schemas.microsoft.com/office/drawing/2016/5/9/chartex" xmlns:cx4="http://schemas.microsoft.com/office/drawing/2016/5/10/chartex" xmlns:cx5="http://schemas.microsoft.com/office/drawing/2016/5/11/chartex" xmlns:cx6="http://schemas.microsoft.com/office/drawing/2016/5/12/chartex" xmlns:cx7="http://schemas.microsoft.com/office/drawing/2016/5/13/chartex" xmlns:cx8="http://schemas.microsoft.com/office/drawing/2016/5/14/chartex" xmlns:mc="http://schemas.openxmlformats.org/markup-compatibility/2006" xmlns:aink="http://schemas.microsoft.com/office/drawing/2016/ink" xmlns:am3d="http://schemas.microsoft.com/office/drawing/2017/model3d" xmlns:o="urn:schemas-microsoft-com:office:office" xmlns:oel="http://schemas.microsoft.com/office/2019/extlst" xmlns:r="http://schemas.openxmlformats.org/officeDocument/2006/relationships" xmlns:m="http://schemas.openxmlformats.org/officeDocument/2006/math" xmlns:v="urn:schemas-microsoft-com:vml" xmlns:wp14="http://schemas.microsoft.com/office/word/2010/wordprocessingDrawing" xmlns:wp="http://schemas.openxmlformats.org/drawingml/2006/wordprocessingDrawing" xmlns:w10="urn:schemas-microsoft-com:office:word" xmlns:w="http://schemas.openxmlformats.org/wordprocessingml/2006/main" xmlns:w14="http://schemas.microsoft.com/office/word/2010/wordml" xmlns:w15="http://schemas.microsoft.com/office/word/2012/wordml" xmlns:w16cei="http://schemas.microsoft.com/office/word/2026/wordml/cei" xmlns:w16cex="http://schemas.microsoft.com/office/word/2018/wordml/cex" xmlns:w16cid="http://schemas.microsoft.com/office/word/2016/wordml/cid" xmlns:w16="http://schemas.microsoft.com/office/word/2018/wordml" xmlns:w16du="http://schemas.microsoft.com/office/word/2023/wordml/word16du" xmlns:w16sdtdh="http://schemas.microsoft.com/office/word/2020/wordml/sdtdatahash" xmlns:w16sdtfl="http://schemas.microsoft.com/office/word/2024/wordml/sdtformatlock" xmlns:w16se="http://schemas.microsoft.com/office/word/2015/wordml/symex" xmlns:wpg="http://schemas.microsoft.com/office/word/2010/wordprocessingGroup" xmlns:wpi="http://schemas.microsoft.com/office/word/2010/wordprocessingInk" xmlns:wne="http://schemas.microsoft.com/office/word/2006/wordml" xmlns:wps="http://schemas.microsoft.com/office/word/2010/wordprocessingShape" mc:Ignorable="w14 w15 w16se w16cid w16 w16cex w16sdtdh w16sdtfl w16du wp14">
-  <w:p>
-    <w:pPr>
-      <w:pStyle w:val="Footer"/>
-    </w:pPr>
-  </w:p>
-</w:ftr>
-</file>
-
 <file path=word/footnotes.xml><?xml version="1.0" encoding="utf-8"?>
-<w:footnotes xmlns:wpc="http://schemas.microsoft.com/office/word/2010/wordprocessingCanvas" xmlns:cx="http://schemas.microsoft.com/office/drawing/2014/chartex" xmlns:cx1="http://schemas.microsoft.com/office/drawing/2015/9/8/chartex" xmlns:cx2="http://schemas.microsoft.com/office/drawing/2015/10/21/chartex" xmlns:cx3="http://schemas.microsoft.com/office/drawing/2016/5/9/chartex" xmlns:cx4="http://schemas.microsoft.com/office/drawing/2016/5/10/chartex" xmlns:cx5="http://schemas.microsoft.com/office/drawing/2016/5/11/chartex" xmlns:cx6="http://schemas.microsoft.com/office/drawing/2016/5/12/chartex" xmlns:cx7="http://schemas.microsoft.com/office/drawing/2016/5/13/chartex" xmlns:cx8="http://schemas.microsoft.com/office/drawing/2016/5/14/chartex" xmlns:mc="http://schemas.openxmlformats.org/markup-compatibility/2006" xmlns:aink="http://schemas.microsoft.com/office/drawing/2016/ink" xmlns:am3d="http://schemas.microsoft.com/office/drawing/2017/model3d" xmlns:o="urn:schemas-microsoft-com:office:office" xmlns:oel="http://schemas.microsoft.com/office/2019/extlst" xmlns:r="http://schemas.openxmlformats.org/officeDocument/2006/relationships" xmlns:m="http://schemas.openxmlformats.org/officeDocument/2006/math" xmlns:v="urn:schemas-microsoft-com:vml" xmlns:wp14="http://schemas.microsoft.com/office/word/2010/wordprocessingDrawing" xmlns:wp="http://schemas.openxmlformats.org/drawingml/2006/wordprocessingDrawing" xmlns:w10="urn:schemas-microsoft-com:office:word" xmlns:w="http://schemas.openxmlformats.org/wordprocessingml/2006/main" xmlns:w14="http://schemas.microsoft.com/office/word/2010/wordml" xmlns:w15="http://schemas.microsoft.com/office/word/2012/wordml" xmlns:w16cei="http://schemas.microsoft.com/office/word/2026/wordml/cei" xmlns:w16cex="http://schemas.microsoft.com/office/word/2018/wordml/cex" xmlns:w16cid="http://schemas.microsoft.com/office/word/2016/wordml/cid" xmlns:w16="http://schemas.microsoft.com/office/word/2018/wordml" xmlns:w16du="http://schemas.microsoft.com/office/word/2023/wordml/word16du" xmlns:w16sdtdh="http://schemas.microsoft.com/office/word/2020/wordml/sdtdatahash" xmlns:w16sdtfl="http://schemas.microsoft.com/office/word/2024/wordml/sdtformatlock" xmlns:w16se="http://schemas.microsoft.com/office/word/2015/wordml/symex" xmlns:wpg="http://schemas.microsoft.com/office/word/2010/wordprocessingGroup" xmlns:wpi="http://schemas.microsoft.com/office/word/2010/wordprocessingInk" xmlns:wne="http://schemas.microsoft.com/office/word/2006/wordml" xmlns:wps="http://schemas.microsoft.com/office/word/2010/wordprocessingShape" mc:Ignorable="w14 w15 w16se w16cid w16 w16cex w16sdtdh w16sdtfl w16du wp14">
+<w:footnotes xmlns:wpc="http://schemas.microsoft.com/office/word/2010/wordprocessingCanvas" xmlns:cx="http://schemas.microsoft.com/office/drawing/2014/chartex" xmlns:cx1="http://schemas.microsoft.com/office/drawing/2015/9/8/chartex" xmlns:cx2="http://schemas.microsoft.com/office/drawing/2015/10/21/chartex" xmlns:cx3="http://schemas.microsoft.com/office/drawing/2016/5/9/chartex" xmlns:cx4="http://schemas.microsoft.com/office/drawing/2016/5/10/chartex" xmlns:cx5="http://schemas.microsoft.com/office/drawing/2016/5/11/chartex" xmlns:cx6="http://schemas.microsoft.com/office/drawing/2016/5/12/chartex" xmlns:cx7="http://schemas.microsoft.com/office/drawing/2016/5/13/chartex" xmlns:cx8="http://schemas.microsoft.com/office/drawing/2016/5/14/chartex" xmlns:mc="http://schemas.openxmlformats.org/markup-compatibility/2006" xmlns:aink="http://schemas.microsoft.com/office/drawing/2016/ink" xmlns:am3d="http://schemas.microsoft.com/office/drawing/2017/model3d" xmlns:o="urn:schemas-microsoft-com:office:office" xmlns:oel="http://schemas.microsoft.com/office/2019/extlst" xmlns:r="http://schemas.openxmlformats.org/officeDocument/2006/relationships" xmlns:m="http://schemas.openxmlformats.org/officeDocument/2006/math" xmlns:v="urn:schemas-microsoft-com:vml" xmlns:wp14="http://schemas.microsoft.com/office/word/2010/wordprocessingDrawing" xmlns:wp="http://schemas.openxmlformats.org/drawingml/2006/wordprocessingDrawing" xmlns:w10="urn:schemas-microsoft-com:office:word" xmlns:w="http://schemas.openxmlformats.org/wordprocessingml/2006/main" xmlns:w14="http://schemas.microsoft.com/office/word/2010/wordml" xmlns:w15="http://schemas.microsoft.com/office/word/2012/wordml" xmlns:w16cex="http://schemas.microsoft.com/office/word/2018/wordml/cex" xmlns:w16cid="http://schemas.microsoft.com/office/word/2016/wordml/cid" xmlns:w16="http://schemas.microsoft.com/office/word/2018/wordml" xmlns:w16du="http://schemas.microsoft.com/office/word/2023/wordml/word16du" xmlns:w16sdtdh="http://schemas.microsoft.com/office/word/2020/wordml/sdtdatahash" xmlns:w16sdtfl="http://schemas.microsoft.com/office/word/2024/wordml/sdtformatlock" xmlns:w16se="http://schemas.microsoft.com/office/word/2015/wordml/symex" xmlns:wpg="http://schemas.microsoft.com/office/word/2010/wordprocessingGroup" xmlns:wpi="http://schemas.microsoft.com/office/word/2010/wordprocessingInk" xmlns:wne="http://schemas.microsoft.com/office/word/2006/wordml" xmlns:wps="http://schemas.microsoft.com/office/word/2010/wordprocessingShape" mc:Ignorable="w14 w15 w16se w16cid w16 w16cex w16sdtdh w16sdtfl w16du wp14">
   <w:footnote w:type="separator" w:id="-1">
     <w:p>
       <w:pPr>
@@ -16053,7 +18309,7 @@
 </file>
 
 <file path=word/header1.xml><?xml version="1.0" encoding="utf-8"?>
-<w:hdr xmlns:wpc="http://schemas.microsoft.com/office/word/2010/wordprocessingCanvas" xmlns:cx="http://schemas.microsoft.com/office/drawing/2014/chartex" xmlns:cx1="http://schemas.microsoft.com/office/drawing/2015/9/8/chartex" xmlns:cx2="http://schemas.microsoft.com/office/drawing/2015/10/21/chartex" xmlns:cx3="http://schemas.microsoft.com/office/drawing/2016/5/9/chartex" xmlns:cx4="http://schemas.microsoft.com/office/drawing/2016/5/10/chartex" xmlns:cx5="http://schemas.microsoft.com/office/drawing/2016/5/11/chartex" xmlns:cx6="http://schemas.microsoft.com/office/drawing/2016/5/12/chartex" xmlns:cx7="http://schemas.microsoft.com/office/drawing/2016/5/13/chartex" xmlns:cx8="http://schemas.microsoft.com/office/drawing/2016/5/14/chartex" xmlns:mc="http://schemas.openxmlformats.org/markup-compatibility/2006" xmlns:aink="http://schemas.microsoft.com/office/drawing/2016/ink" xmlns:am3d="http://schemas.microsoft.com/office/drawing/2017/model3d" xmlns:o="urn:schemas-microsoft-com:office:office" xmlns:oel="http://schemas.microsoft.com/office/2019/extlst" xmlns:r="http://schemas.openxmlformats.org/officeDocument/2006/relationships" xmlns:m="http://schemas.openxmlformats.org/officeDocument/2006/math" xmlns:v="urn:schemas-microsoft-com:vml" xmlns:wp14="http://schemas.microsoft.com/office/word/2010/wordprocessingDrawing" xmlns:wp="http://schemas.openxmlformats.org/drawingml/2006/wordprocessingDrawing" xmlns:w10="urn:schemas-microsoft-com:office:word" xmlns:w="http://schemas.openxmlformats.org/wordprocessingml/2006/main" xmlns:w14="http://schemas.microsoft.com/office/word/2010/wordml" xmlns:w15="http://schemas.microsoft.com/office/word/2012/wordml" xmlns:w16cei="http://schemas.microsoft.com/office/word/2026/wordml/cei" xmlns:w16cex="http://schemas.microsoft.com/office/word/2018/wordml/cex" xmlns:w16cid="http://schemas.microsoft.com/office/word/2016/wordml/cid" xmlns:w16="http://schemas.microsoft.com/office/word/2018/wordml" xmlns:w16du="http://schemas.microsoft.com/office/word/2023/wordml/word16du" xmlns:w16sdtdh="http://schemas.microsoft.com/office/word/2020/wordml/sdtdatahash" xmlns:w16sdtfl="http://schemas.microsoft.com/office/word/2024/wordml/sdtformatlock" xmlns:w16se="http://schemas.microsoft.com/office/word/2015/wordml/symex" xmlns:wpg="http://schemas.microsoft.com/office/word/2010/wordprocessingGroup" xmlns:wpi="http://schemas.microsoft.com/office/word/2010/wordprocessingInk" xmlns:wne="http://schemas.microsoft.com/office/word/2006/wordml" xmlns:wps="http://schemas.microsoft.com/office/word/2010/wordprocessingShape" mc:Ignorable="w14 w15 w16se w16cid w16 w16cex w16sdtdh w16sdtfl w16du wp14">
+<w:hdr xmlns:wpc="http://schemas.microsoft.com/office/word/2010/wordprocessingCanvas" xmlns:cx="http://schemas.microsoft.com/office/drawing/2014/chartex" xmlns:cx1="http://schemas.microsoft.com/office/drawing/2015/9/8/chartex" xmlns:cx2="http://schemas.microsoft.com/office/drawing/2015/10/21/chartex" xmlns:cx3="http://schemas.microsoft.com/office/drawing/2016/5/9/chartex" xmlns:cx4="http://schemas.microsoft.com/office/drawing/2016/5/10/chartex" xmlns:cx5="http://schemas.microsoft.com/office/drawing/2016/5/11/chartex" xmlns:cx6="http://schemas.microsoft.com/office/drawing/2016/5/12/chartex" xmlns:cx7="http://schemas.microsoft.com/office/drawing/2016/5/13/chartex" xmlns:cx8="http://schemas.microsoft.com/office/drawing/2016/5/14/chartex" xmlns:mc="http://schemas.openxmlformats.org/markup-compatibility/2006" xmlns:aink="http://schemas.microsoft.com/office/drawing/2016/ink" xmlns:am3d="http://schemas.microsoft.com/office/drawing/2017/model3d" xmlns:o="urn:schemas-microsoft-com:office:office" xmlns:oel="http://schemas.microsoft.com/office/2019/extlst" xmlns:r="http://schemas.openxmlformats.org/officeDocument/2006/relationships" xmlns:m="http://schemas.openxmlformats.org/officeDocument/2006/math" xmlns:v="urn:schemas-microsoft-com:vml" xmlns:wp14="http://schemas.microsoft.com/office/word/2010/wordprocessingDrawing" xmlns:wp="http://schemas.openxmlformats.org/drawingml/2006/wordprocessingDrawing" xmlns:w10="urn:schemas-microsoft-com:office:word" xmlns:w="http://schemas.openxmlformats.org/wordprocessingml/2006/main" xmlns:w14="http://schemas.microsoft.com/office/word/2010/wordml" xmlns:w15="http://schemas.microsoft.com/office/word/2012/wordml" xmlns:w16cex="http://schemas.microsoft.com/office/word/2018/wordml/cex" xmlns:w16cid="http://schemas.microsoft.com/office/word/2016/wordml/cid" xmlns:w16="http://schemas.microsoft.com/office/word/2018/wordml" xmlns:w16du="http://schemas.microsoft.com/office/word/2023/wordml/word16du" xmlns:w16sdtdh="http://schemas.microsoft.com/office/word/2020/wordml/sdtdatahash" xmlns:w16sdtfl="http://schemas.microsoft.com/office/word/2024/wordml/sdtformatlock" xmlns:w16se="http://schemas.microsoft.com/office/word/2015/wordml/symex" xmlns:wpg="http://schemas.microsoft.com/office/word/2010/wordprocessingGroup" xmlns:wpi="http://schemas.microsoft.com/office/word/2010/wordprocessingInk" xmlns:wne="http://schemas.microsoft.com/office/word/2006/wordml" xmlns:wps="http://schemas.microsoft.com/office/word/2010/wordprocessingShape" mc:Ignorable="w14 w15 w16se w16cid w16 w16cex w16sdtdh w16sdtfl w16du wp14">
   <w:p>
     <w:pPr>
       <w:pStyle w:val="Header"/>
@@ -16066,23 +18322,13 @@
 </file>
 
 <file path=word/header2.xml><?xml version="1.0" encoding="utf-8"?>
-<w:hdr xmlns:wpc="http://schemas.microsoft.com/office/word/2010/wordprocessingCanvas" xmlns:cx="http://schemas.microsoft.com/office/drawing/2014/chartex" xmlns:cx1="http://schemas.microsoft.com/office/drawing/2015/9/8/chartex" xmlns:cx2="http://schemas.microsoft.com/office/drawing/2015/10/21/chartex" xmlns:cx3="http://schemas.microsoft.com/office/drawing/2016/5/9/chartex" xmlns:cx4="http://schemas.microsoft.com/office/drawing/2016/5/10/chartex" xmlns:cx5="http://schemas.microsoft.com/office/drawing/2016/5/11/chartex" xmlns:cx6="http://schemas.microsoft.com/office/drawing/2016/5/12/chartex" xmlns:cx7="http://schemas.microsoft.com/office/drawing/2016/5/13/chartex" xmlns:cx8="http://schemas.microsoft.com/office/drawing/2016/5/14/chartex" xmlns:mc="http://schemas.openxmlformats.org/markup-compatibility/2006" xmlns:aink="http://schemas.microsoft.com/office/drawing/2016/ink" xmlns:am3d="http://schemas.microsoft.com/office/drawing/2017/model3d" xmlns:o="urn:schemas-microsoft-com:office:office" xmlns:oel="http://schemas.microsoft.com/office/2019/extlst" xmlns:r="http://schemas.openxmlformats.org/officeDocument/2006/relationships" xmlns:m="http://schemas.openxmlformats.org/officeDocument/2006/math" xmlns:v="urn:schemas-microsoft-com:vml" xmlns:wp14="http://schemas.microsoft.com/office/word/2010/wordprocessingDrawing" xmlns:wp="http://schemas.openxmlformats.org/drawingml/2006/wordprocessingDrawing" xmlns:w10="urn:schemas-microsoft-com:office:word" xmlns:w="http://schemas.openxmlformats.org/wordprocessingml/2006/main" xmlns:w14="http://schemas.microsoft.com/office/word/2010/wordml" xmlns:w15="http://schemas.microsoft.com/office/word/2012/wordml" xmlns:w16cei="http://schemas.microsoft.com/office/word/2026/wordml/cei" xmlns:w16cex="http://schemas.microsoft.com/office/word/2018/wordml/cex" xmlns:w16cid="http://schemas.microsoft.com/office/word/2016/wordml/cid" xmlns:w16="http://schemas.microsoft.com/office/word/2018/wordml" xmlns:w16du="http://schemas.microsoft.com/office/word/2023/wordml/word16du" xmlns:w16sdtdh="http://schemas.microsoft.com/office/word/2020/wordml/sdtdatahash" xmlns:w16sdtfl="http://schemas.microsoft.com/office/word/2024/wordml/sdtformatlock" xmlns:w16se="http://schemas.microsoft.com/office/word/2015/wordml/symex" xmlns:wpg="http://schemas.microsoft.com/office/word/2010/wordprocessingGroup" xmlns:wpi="http://schemas.microsoft.com/office/word/2010/wordprocessingInk" xmlns:wne="http://schemas.microsoft.com/office/word/2006/wordml" xmlns:wps="http://schemas.microsoft.com/office/word/2010/wordprocessingShape" mc:Ignorable="w14 w15 w16se w16cid w16 w16cex w16sdtdh w16sdtfl w16du wp14">
+<w:hdr xmlns:wpc="http://schemas.microsoft.com/office/word/2010/wordprocessingCanvas" xmlns:cx="http://schemas.microsoft.com/office/drawing/2014/chartex" xmlns:cx1="http://schemas.microsoft.com/office/drawing/2015/9/8/chartex" xmlns:cx2="http://schemas.microsoft.com/office/drawing/2015/10/21/chartex" xmlns:cx3="http://schemas.microsoft.com/office/drawing/2016/5/9/chartex" xmlns:cx4="http://schemas.microsoft.com/office/drawing/2016/5/10/chartex" xmlns:cx5="http://schemas.microsoft.com/office/drawing/2016/5/11/chartex" xmlns:cx6="http://schemas.microsoft.com/office/drawing/2016/5/12/chartex" xmlns:cx7="http://schemas.microsoft.com/office/drawing/2016/5/13/chartex" xmlns:cx8="http://schemas.microsoft.com/office/drawing/2016/5/14/chartex" xmlns:mc="http://schemas.openxmlformats.org/markup-compatibility/2006" xmlns:aink="http://schemas.microsoft.com/office/drawing/2016/ink" xmlns:am3d="http://schemas.microsoft.com/office/drawing/2017/model3d" xmlns:o="urn:schemas-microsoft-com:office:office" xmlns:oel="http://schemas.microsoft.com/office/2019/extlst" xmlns:r="http://schemas.openxmlformats.org/officeDocument/2006/relationships" xmlns:m="http://schemas.openxmlformats.org/officeDocument/2006/math" xmlns:v="urn:schemas-microsoft-com:vml" xmlns:wp14="http://schemas.microsoft.com/office/word/2010/wordprocessingDrawing" xmlns:wp="http://schemas.openxmlformats.org/drawingml/2006/wordprocessingDrawing" xmlns:w10="urn:schemas-microsoft-com:office:word" xmlns:w="http://schemas.openxmlformats.org/wordprocessingml/2006/main" xmlns:w14="http://schemas.microsoft.com/office/word/2010/wordml" xmlns:w15="http://schemas.microsoft.com/office/word/2012/wordml" xmlns:w16cex="http://schemas.microsoft.com/office/word/2018/wordml/cex" xmlns:w16cid="http://schemas.microsoft.com/office/word/2016/wordml/cid" xmlns:w16="http://schemas.microsoft.com/office/word/2018/wordml" xmlns:w16du="http://schemas.microsoft.com/office/word/2023/wordml/word16du" xmlns:w16sdtdh="http://schemas.microsoft.com/office/word/2020/wordml/sdtdatahash" xmlns:w16sdtfl="http://schemas.microsoft.com/office/word/2024/wordml/sdtformatlock" xmlns:w16se="http://schemas.microsoft.com/office/word/2015/wordml/symex" xmlns:wpg="http://schemas.microsoft.com/office/word/2010/wordprocessingGroup" xmlns:wpi="http://schemas.microsoft.com/office/word/2010/wordprocessingInk" xmlns:wne="http://schemas.microsoft.com/office/word/2006/wordml" xmlns:wps="http://schemas.microsoft.com/office/word/2010/wordprocessingShape" mc:Ignorable="w14 w15 w16se w16cid w16 w16cex w16sdtdh w16sdtfl w16du wp14">
   <w:p>
     <w:pPr>
       <w:pStyle w:val="Header"/>
       <w:pBdr>
         <w:bottom w:val="single" w:sz="4" w:space="1" w:color="auto"/>
       </w:pBdr>
-    </w:pPr>
-  </w:p>
-</w:hdr>
-</file>
-
-<file path=word/header3.xml><?xml version="1.0" encoding="utf-8"?>
-<w:hdr xmlns:wpc="http://schemas.microsoft.com/office/word/2010/wordprocessingCanvas" xmlns:cx="http://schemas.microsoft.com/office/drawing/2014/chartex" xmlns:cx1="http://schemas.microsoft.com/office/drawing/2015/9/8/chartex" xmlns:cx2="http://schemas.microsoft.com/office/drawing/2015/10/21/chartex" xmlns:cx3="http://schemas.microsoft.com/office/drawing/2016/5/9/chartex" xmlns:cx4="http://schemas.microsoft.com/office/drawing/2016/5/10/chartex" xmlns:cx5="http://schemas.microsoft.com/office/drawing/2016/5/11/chartex" xmlns:cx6="http://schemas.microsoft.com/office/drawing/2016/5/12/chartex" xmlns:cx7="http://schemas.microsoft.com/office/drawing/2016/5/13/chartex" xmlns:cx8="http://schemas.microsoft.com/office/drawing/2016/5/14/chartex" xmlns:mc="http://schemas.openxmlformats.org/markup-compatibility/2006" xmlns:aink="http://schemas.microsoft.com/office/drawing/2016/ink" xmlns:am3d="http://schemas.microsoft.com/office/drawing/2017/model3d" xmlns:o="urn:schemas-microsoft-com:office:office" xmlns:oel="http://schemas.microsoft.com/office/2019/extlst" xmlns:r="http://schemas.openxmlformats.org/officeDocument/2006/relationships" xmlns:m="http://schemas.openxmlformats.org/officeDocument/2006/math" xmlns:v="urn:schemas-microsoft-com:vml" xmlns:wp14="http://schemas.microsoft.com/office/word/2010/wordprocessingDrawing" xmlns:wp="http://schemas.openxmlformats.org/drawingml/2006/wordprocessingDrawing" xmlns:w10="urn:schemas-microsoft-com:office:word" xmlns:w="http://schemas.openxmlformats.org/wordprocessingml/2006/main" xmlns:w14="http://schemas.microsoft.com/office/word/2010/wordml" xmlns:w15="http://schemas.microsoft.com/office/word/2012/wordml" xmlns:w16cei="http://schemas.microsoft.com/office/word/2026/wordml/cei" xmlns:w16cex="http://schemas.microsoft.com/office/word/2018/wordml/cex" xmlns:w16cid="http://schemas.microsoft.com/office/word/2016/wordml/cid" xmlns:w16="http://schemas.microsoft.com/office/word/2018/wordml" xmlns:w16du="http://schemas.microsoft.com/office/word/2023/wordml/word16du" xmlns:w16sdtdh="http://schemas.microsoft.com/office/word/2020/wordml/sdtdatahash" xmlns:w16sdtfl="http://schemas.microsoft.com/office/word/2024/wordml/sdtformatlock" xmlns:w16se="http://schemas.microsoft.com/office/word/2015/wordml/symex" xmlns:wpg="http://schemas.microsoft.com/office/word/2010/wordprocessingGroup" xmlns:wpi="http://schemas.microsoft.com/office/word/2010/wordprocessingInk" xmlns:wne="http://schemas.microsoft.com/office/word/2006/wordml" xmlns:wps="http://schemas.microsoft.com/office/word/2010/wordprocessingShape" mc:Ignorable="w14 w15 w16se w16cid w16 w16cex w16sdtdh w16sdtfl w16du wp14">
-  <w:p>
-    <w:pPr>
-      <w:pStyle w:val="Header"/>
     </w:pPr>
   </w:p>
 </w:hdr>
@@ -16480,7 +18726,7 @@
   <w:style w:type="paragraph" w:default="1" w:styleId="Normal">
     <w:name w:val="Normal"/>
     <w:qFormat/>
-    <w:rsid w:val="00076C05"/>
+    <w:rsid w:val="00C16E1A"/>
     <w:pPr>
       <w:spacing w:before="120" w:line="276" w:lineRule="auto"/>
     </w:pPr>
